--- a/docx/ru/BUFRCREX_TableB_ru_07.docx
+++ b/docx/ru/BUFRCREX_TableB_ru_07.docx
@@ -393,7 +393,7 @@
                 <w:b w:val="0"/>
                 <w:sz w:val="16"/>
               </w:rPr>
-              <w:t>(см. примечание 1)</w:t>
+              <w:t>Note 116: Что касается данных с наземных станций, то этот дескриптор следует использовать только для архивированных данных. Следует отдавать предпочтение и использовать дескрипторы 0 07 030 и 0 07 031 для представления превышения площадки и превышения барометра соответственно, как это определено в Метеорологических сообщениях (ВМО-№ 9), том А — Станции наблюдений. Что касается морских станций, то этот дескриптор определяет высоту палубы морской платформы, на которой установлен прибор, над средним уровнем моря.</w:t>
             </w:r>
           </w:p>
         </w:tc>
@@ -2165,7 +2165,7 @@
                 <w:b w:val="0"/>
                 <w:sz w:val="16"/>
               </w:rPr>
-              <w:t>(см. примечание 2)</w:t>
+              <w:t>Note 68: Превышение следует использовать только для установленного местоположения и пеленга, азимута или расстояния; оно не должно переопределять это местоположение.</w:t>
             </w:r>
           </w:p>
         </w:tc>
@@ -2971,7 +2971,7 @@
                 <w:b w:val="0"/>
                 <w:sz w:val="16"/>
               </w:rPr>
-              <w:t>(см. примечание 3)</w:t>
+              <w:t>Note 87: Высота площадки станции над средним уровнем моря определяется как высота над средним уровнем моря участка земли, на котором стоит осадкомер, или, в случае отсутствия осадкомера, площадки под метеорологической будкой. Если нет ни осадкомера, ни будки, то это средний уровень поверхности вблизи от станции (ссылка: Руководство по метеорологическим приборам и методам наблюдений (ВМО-№ 8), 1996 г.).</w:t>
             </w:r>
           </w:p>
         </w:tc>
@@ -3133,7 +3133,7 @@
                 <w:b w:val="0"/>
                 <w:sz w:val="16"/>
               </w:rPr>
-              <w:t>(см. примечание 4)</w:t>
+              <w:t>Note 84: Эти величины относятся к хорошо сформированному ветровому волнению в открытом море. В то время как предпочтение следует отдавать описательным терминам, значения этих высот могут использоваться наблюдателем как руководство при передаче состояния поверхности моря, которое возникает в результате различных факторов, таких, как ветер, зыбь, течения, угол между направлением ветра и зыби и т. д.</w:t>
             </w:r>
           </w:p>
         </w:tc>
@@ -3295,7 +3295,7 @@
                 <w:b w:val="0"/>
                 <w:sz w:val="16"/>
               </w:rPr>
-              <w:t>(см. примечание 5)</w:t>
+              <w:t>Note 85: Данный дескриптор будет связан с данными по видимости или высоте облаков для указания того, что значение является граничным. Если передаваемое значение является истинным, то кодовая цифра равна нулю. Однако измерение может попасть в предел измерительной способности прибора. Если передаваемое значение больше, чем истинное значение, то кодовая цифра будет равна 1, если передаваемое значение меньше истинного значения, то кодовая цифра будет равна 2.</w:t>
             </w:r>
           </w:p>
         </w:tc>
@@ -3457,7 +3457,7 @@
                 <w:b w:val="0"/>
                 <w:sz w:val="16"/>
               </w:rPr>
-              <w:t>(см. примечание 6)</w:t>
+              <w:t>Note 86: Высота датчика над поверхностью воды — это высота датчика над водной поверхностью моря или озера. Этот дескриптор не определяет по-новому дескриптор 0 07 030 или 0 07 032. Ранее определенное значение 0 07 033 может быть отменено за счет установки 0 07 033 на «отсутствующее значение».</w:t>
             </w:r>
           </w:p>
         </w:tc>
@@ -3941,7 +3941,7 @@
                 <w:b w:val="0"/>
                 <w:sz w:val="16"/>
               </w:rPr>
-              <w:t>(см. примечание 7)</w:t>
+              <w:t>Note 74: Кодовая цифра 21 может быть использована внутри скорректированных сообщений с указанными скорректированными/замененными величинами.</w:t>
             </w:r>
           </w:p>
         </w:tc>
@@ -4586,7 +4586,7 @@
                 <w:b w:val="0"/>
                 <w:sz w:val="16"/>
               </w:rPr>
-              <w:t>(см. примечание 8)</w:t>
+              <w:t>Note 117: Типичная высота датчика относительно станции — это стандартная высота датчика, определенная в документации ВМО. Значение следующего метеорологического элемента должно быть изменено с использованием формулы. Например, стандартная высота, рекомендованная ВМО для датчиков приземного ветра, равна 10 метрам. Если датчик находится на другой высоте, скорость ветра может быть скорректирована по формуле.</w:t>
             </w:r>
           </w:p>
         </w:tc>

--- a/docx/ru/BUFRCREX_TableB_ru_07.docx
+++ b/docx/ru/BUFRCREX_TableB_ru_07.docx
@@ -8,19 +8,33 @@
       </w:pPr>
       <w:r>
         <w:rPr>
-          <w:rFonts w:ascii="Arial" w:hAnsi="Arial"/>
+          <w:rFonts w:ascii="Verdana" w:hAnsi="Verdana"/>
           <w:b/>
           <w:sz w:val="22"/>
         </w:rPr>
-        <w:t>BUFR/CREX Table B — Class 07: Местоположение (вертикальное) в BUFR/CREX</w:t>
+        <w:t>Класс 07: Местоположение (вертикальное) в BUFR/CREX</w:t>
       </w:r>
     </w:p>
     <w:tbl>
       <w:tblPr>
         <w:tblStyle w:val="TableGrid"/>
         <w:tblW w:type="auto" w:w="0"/>
-        <w:jc w:val="center"/>
+        <w:jc w:val="left"/>
         <w:tblLook w:firstColumn="1" w:firstRow="1" w:lastColumn="0" w:lastRow="0" w:noHBand="0" w:noVBand="1" w:val="04A0"/>
+        <w:tblBorders>
+          <w:top w:val="single" w:sz="4" w:space="0" w:color="595959"/>
+          <w:left w:val="single" w:sz="4" w:space="0" w:color="595959"/>
+          <w:bottom w:val="single" w:sz="4" w:space="0" w:color="595959"/>
+          <w:right w:val="single" w:sz="4" w:space="0" w:color="595959"/>
+          <w:insideH w:val="single" w:sz="4" w:space="0" w:color="595959"/>
+          <w:insideV w:val="single" w:sz="4" w:space="0" w:color="595959"/>
+        </w:tblBorders>
+        <w:tblCellMar>
+          <w:top w:w="85" w:type="dxa"/>
+          <w:left w:w="85" w:type="dxa"/>
+          <w:bottom w:w="85" w:type="dxa"/>
+          <w:right w:w="85" w:type="dxa"/>
+        </w:tblCellMar>
       </w:tblPr>
       <w:tblGrid>
         <w:gridCol w:w="1514"/>
@@ -35,20 +49,20 @@
         <w:gridCol w:w="1514"/>
       </w:tblGrid>
       <w:tr>
-        <w:tc>
-          <w:tcPr>
-            <w:tcW w:type="dxa" w:w="1514"/>
-            <w:shd w:val="clear" w:color="auto" w:fill="D9E2F3"/>
-          </w:tcPr>
-          <w:p>
-            <w:pPr>
-              <w:jc w:val="center"/>
-            </w:pPr>
-            <w:r/>
-            <w:r>
-              <w:rPr>
-                <w:rFonts w:ascii="Arial" w:hAnsi="Arial"/>
-                <w:b/>
+        <w:trPr>
+          <w:tblHeader/>
+        </w:trPr>
+        <w:tc>
+          <w:tcPr>
+            <w:tcW w:type="dxa" w:w="1514"/>
+            <w:shd w:val="clear" w:color="auto" w:fill="D9D9D9"/>
+          </w:tcPr>
+          <w:p>
+            <w:r/>
+            <w:r>
+              <w:rPr>
+                <w:rFonts w:ascii="Verdana" w:hAnsi="Verdana"/>
+                <w:b w:val="0"/>
                 <w:sz w:val="16"/>
               </w:rPr>
               <w:t>FXY</w:t>
@@ -58,194 +72,170 @@
         <w:tc>
           <w:tcPr>
             <w:tcW w:type="dxa" w:w="1514"/>
-            <w:shd w:val="clear" w:color="auto" w:fill="D9E2F3"/>
-          </w:tcPr>
-          <w:p>
-            <w:pPr>
-              <w:jc w:val="center"/>
-            </w:pPr>
-            <w:r/>
-            <w:r>
-              <w:rPr>
-                <w:rFonts w:ascii="Arial" w:hAnsi="Arial"/>
-                <w:b/>
-                <w:sz w:val="16"/>
-              </w:rPr>
-              <w:t>ElementName</w:t>
-            </w:r>
-          </w:p>
-        </w:tc>
-        <w:tc>
-          <w:tcPr>
-            <w:tcW w:type="dxa" w:w="1514"/>
-            <w:shd w:val="clear" w:color="auto" w:fill="D9E2F3"/>
-          </w:tcPr>
-          <w:p>
-            <w:pPr>
-              <w:jc w:val="center"/>
-            </w:pPr>
-            <w:r/>
-            <w:r>
-              <w:rPr>
-                <w:rFonts w:ascii="Arial" w:hAnsi="Arial"/>
-                <w:b/>
-                <w:sz w:val="16"/>
-              </w:rPr>
-              <w:t>BUFR Unit</w:t>
-            </w:r>
-          </w:p>
-        </w:tc>
-        <w:tc>
-          <w:tcPr>
-            <w:tcW w:type="dxa" w:w="1514"/>
-            <w:shd w:val="clear" w:color="auto" w:fill="D9E2F3"/>
-          </w:tcPr>
-          <w:p>
-            <w:pPr>
-              <w:jc w:val="center"/>
-            </w:pPr>
-            <w:r/>
-            <w:r>
-              <w:rPr>
-                <w:rFonts w:ascii="Arial" w:hAnsi="Arial"/>
-                <w:b/>
-                <w:sz w:val="16"/>
-              </w:rPr>
-              <w:t>Scale</w:t>
-            </w:r>
-          </w:p>
-        </w:tc>
-        <w:tc>
-          <w:tcPr>
-            <w:tcW w:type="dxa" w:w="1514"/>
-            <w:shd w:val="clear" w:color="auto" w:fill="D9E2F3"/>
-          </w:tcPr>
-          <w:p>
-            <w:pPr>
-              <w:jc w:val="center"/>
-            </w:pPr>
-            <w:r/>
-            <w:r>
-              <w:rPr>
-                <w:rFonts w:ascii="Arial" w:hAnsi="Arial"/>
-                <w:b/>
-                <w:sz w:val="16"/>
-              </w:rPr>
-              <w:t>Ref Value</w:t>
-            </w:r>
-          </w:p>
-        </w:tc>
-        <w:tc>
-          <w:tcPr>
-            <w:tcW w:type="dxa" w:w="1514"/>
-            <w:shd w:val="clear" w:color="auto" w:fill="D9E2F3"/>
-          </w:tcPr>
-          <w:p>
-            <w:pPr>
-              <w:jc w:val="center"/>
-            </w:pPr>
-            <w:r/>
-            <w:r>
-              <w:rPr>
-                <w:rFonts w:ascii="Arial" w:hAnsi="Arial"/>
-                <w:b/>
-                <w:sz w:val="16"/>
-              </w:rPr>
-              <w:t>Bits</w:t>
-            </w:r>
-          </w:p>
-        </w:tc>
-        <w:tc>
-          <w:tcPr>
-            <w:tcW w:type="dxa" w:w="1514"/>
-            <w:shd w:val="clear" w:color="auto" w:fill="D9E2F3"/>
-          </w:tcPr>
-          <w:p>
-            <w:pPr>
-              <w:jc w:val="center"/>
-            </w:pPr>
-            <w:r/>
-            <w:r>
-              <w:rPr>
-                <w:rFonts w:ascii="Arial" w:hAnsi="Arial"/>
-                <w:b/>
-                <w:sz w:val="16"/>
-              </w:rPr>
-              <w:t>CREX Unit</w:t>
-            </w:r>
-          </w:p>
-        </w:tc>
-        <w:tc>
-          <w:tcPr>
-            <w:tcW w:type="dxa" w:w="1514"/>
-            <w:shd w:val="clear" w:color="auto" w:fill="D9E2F3"/>
-          </w:tcPr>
-          <w:p>
-            <w:pPr>
-              <w:jc w:val="center"/>
-            </w:pPr>
-            <w:r/>
-            <w:r>
-              <w:rPr>
-                <w:rFonts w:ascii="Arial" w:hAnsi="Arial"/>
-                <w:b/>
-                <w:sz w:val="16"/>
-              </w:rPr>
-              <w:t>Scale</w:t>
-            </w:r>
-          </w:p>
-        </w:tc>
-        <w:tc>
-          <w:tcPr>
-            <w:tcW w:type="dxa" w:w="1514"/>
-            <w:shd w:val="clear" w:color="auto" w:fill="D9E2F3"/>
-          </w:tcPr>
-          <w:p>
-            <w:pPr>
-              <w:jc w:val="center"/>
-            </w:pPr>
-            <w:r/>
-            <w:r>
-              <w:rPr>
-                <w:rFonts w:ascii="Arial" w:hAnsi="Arial"/>
-                <w:b/>
-                <w:sz w:val="16"/>
-              </w:rPr>
-              <w:t>Chars</w:t>
-            </w:r>
-          </w:p>
-        </w:tc>
-        <w:tc>
-          <w:tcPr>
-            <w:tcW w:type="dxa" w:w="1514"/>
-            <w:shd w:val="clear" w:color="auto" w:fill="D9E2F3"/>
-          </w:tcPr>
-          <w:p>
-            <w:pPr>
-              <w:jc w:val="center"/>
-            </w:pPr>
-            <w:r/>
-            <w:r>
-              <w:rPr>
-                <w:rFonts w:ascii="Arial" w:hAnsi="Arial"/>
-                <w:b/>
-                <w:sz w:val="16"/>
-              </w:rPr>
-              <w:t>Note</w:t>
+            <w:shd w:val="clear" w:color="auto" w:fill="D9D9D9"/>
+          </w:tcPr>
+          <w:p>
+            <w:r/>
+            <w:r>
+              <w:rPr>
+                <w:rFonts w:ascii="Verdana" w:hAnsi="Verdana"/>
+                <w:b w:val="0"/>
+                <w:sz w:val="16"/>
+              </w:rPr>
+              <w:t>НАЗВАНИЕ ЭЛЕМЕНТА</w:t>
+            </w:r>
+          </w:p>
+        </w:tc>
+        <w:tc>
+          <w:tcPr>
+            <w:tcW w:type="dxa" w:w="1514"/>
+            <w:shd w:val="clear" w:color="auto" w:fill="D9D9D9"/>
+          </w:tcPr>
+          <w:p>
+            <w:r/>
+            <w:r>
+              <w:rPr>
+                <w:rFonts w:ascii="Verdana" w:hAnsi="Verdana"/>
+                <w:b w:val="0"/>
+                <w:sz w:val="16"/>
+              </w:rPr>
+              <w:t>ЕД. ИЗМ. BUFR</w:t>
+            </w:r>
+          </w:p>
+        </w:tc>
+        <w:tc>
+          <w:tcPr>
+            <w:tcW w:type="dxa" w:w="1514"/>
+            <w:shd w:val="clear" w:color="auto" w:fill="D9D9D9"/>
+          </w:tcPr>
+          <w:p>
+            <w:r/>
+            <w:r>
+              <w:rPr>
+                <w:rFonts w:ascii="Verdana" w:hAnsi="Verdana"/>
+                <w:b w:val="0"/>
+                <w:sz w:val="16"/>
+              </w:rPr>
+              <w:t>МАСШТАБ</w:t>
+            </w:r>
+          </w:p>
+        </w:tc>
+        <w:tc>
+          <w:tcPr>
+            <w:tcW w:type="dxa" w:w="1514"/>
+            <w:shd w:val="clear" w:color="auto" w:fill="D9D9D9"/>
+          </w:tcPr>
+          <w:p>
+            <w:r/>
+            <w:r>
+              <w:rPr>
+                <w:rFonts w:ascii="Verdana" w:hAnsi="Verdana"/>
+                <w:b w:val="0"/>
+                <w:sz w:val="16"/>
+              </w:rPr>
+              <w:t>НАЧ. ОТСЧ.</w:t>
+            </w:r>
+          </w:p>
+        </w:tc>
+        <w:tc>
+          <w:tcPr>
+            <w:tcW w:type="dxa" w:w="1514"/>
+            <w:shd w:val="clear" w:color="auto" w:fill="D9D9D9"/>
+          </w:tcPr>
+          <w:p>
+            <w:r/>
+            <w:r>
+              <w:rPr>
+                <w:rFonts w:ascii="Verdana" w:hAnsi="Verdana"/>
+                <w:b w:val="0"/>
+                <w:sz w:val="16"/>
+              </w:rPr>
+              <w:t>БИТЫ</w:t>
+            </w:r>
+          </w:p>
+        </w:tc>
+        <w:tc>
+          <w:tcPr>
+            <w:tcW w:type="dxa" w:w="1514"/>
+            <w:shd w:val="clear" w:color="auto" w:fill="D9D9D9"/>
+          </w:tcPr>
+          <w:p>
+            <w:r/>
+            <w:r>
+              <w:rPr>
+                <w:rFonts w:ascii="Verdana" w:hAnsi="Verdana"/>
+                <w:b w:val="0"/>
+                <w:sz w:val="16"/>
+              </w:rPr>
+              <w:t>ЕД. ИЗМ. CREX</w:t>
+            </w:r>
+          </w:p>
+        </w:tc>
+        <w:tc>
+          <w:tcPr>
+            <w:tcW w:type="dxa" w:w="1514"/>
+            <w:shd w:val="clear" w:color="auto" w:fill="D9D9D9"/>
+          </w:tcPr>
+          <w:p>
+            <w:r/>
+            <w:r>
+              <w:rPr>
+                <w:rFonts w:ascii="Verdana" w:hAnsi="Verdana"/>
+                <w:b w:val="0"/>
+                <w:sz w:val="16"/>
+              </w:rPr>
+              <w:t>МАСШТАБ</w:t>
+            </w:r>
+          </w:p>
+        </w:tc>
+        <w:tc>
+          <w:tcPr>
+            <w:tcW w:type="dxa" w:w="1514"/>
+            <w:shd w:val="clear" w:color="auto" w:fill="D9D9D9"/>
+          </w:tcPr>
+          <w:p>
+            <w:r/>
+            <w:r>
+              <w:rPr>
+                <w:rFonts w:ascii="Verdana" w:hAnsi="Verdana"/>
+                <w:b w:val="0"/>
+                <w:sz w:val="16"/>
+              </w:rPr>
+              <w:t>СИМВ.</w:t>
+            </w:r>
+          </w:p>
+        </w:tc>
+        <w:tc>
+          <w:tcPr>
+            <w:tcW w:type="dxa" w:w="1514"/>
+            <w:shd w:val="clear" w:color="auto" w:fill="D9D9D9"/>
+          </w:tcPr>
+          <w:p>
+            <w:r/>
+            <w:r>
+              <w:rPr>
+                <w:rFonts w:ascii="Verdana" w:hAnsi="Verdana"/>
+                <w:b w:val="0"/>
+                <w:sz w:val="16"/>
+              </w:rPr>
+              <w:t>ПРИМЕЧАНИЕ</w:t>
             </w:r>
           </w:p>
         </w:tc>
       </w:tr>
       <w:tr>
-        <w:tc>
-          <w:tcPr>
-            <w:tcW w:type="dxa" w:w="1514"/>
-          </w:tcPr>
-          <w:p>
-            <w:r/>
-            <w:r>
-              <w:rPr>
-                <w:rFonts w:ascii="Arial" w:hAnsi="Arial"/>
+        <w:trPr>
+          <w:cantSplit/>
+        </w:trPr>
+        <w:tc>
+          <w:tcPr>
+            <w:tcW w:type="dxa" w:w="1514"/>
+          </w:tcPr>
+          <w:p>
+            <w:r/>
+            <w:r>
+              <w:rPr>
+                <w:rFonts w:ascii="Verdana" w:hAnsi="Verdana"/>
                 <w:b w:val="0"/>
                 <w:sz w:val="16"/>
               </w:rPr>
@@ -261,7 +251,7 @@
             <w:r/>
             <w:r>
               <w:rPr>
-                <w:rFonts w:ascii="Arial" w:hAnsi="Arial"/>
+                <w:rFonts w:ascii="Verdana" w:hAnsi="Verdana"/>
                 <w:b w:val="0"/>
                 <w:sz w:val="16"/>
               </w:rPr>
@@ -277,7 +267,7 @@
             <w:r/>
             <w:r>
               <w:rPr>
-                <w:rFonts w:ascii="Arial" w:hAnsi="Arial"/>
+                <w:rFonts w:ascii="Verdana" w:hAnsi="Verdana"/>
                 <w:b w:val="0"/>
                 <w:sz w:val="16"/>
               </w:rPr>
@@ -293,7 +283,7 @@
             <w:r/>
             <w:r>
               <w:rPr>
-                <w:rFonts w:ascii="Arial" w:hAnsi="Arial"/>
+                <w:rFonts w:ascii="Verdana" w:hAnsi="Verdana"/>
                 <w:b w:val="0"/>
                 <w:sz w:val="16"/>
               </w:rPr>
@@ -309,7 +299,7 @@
             <w:r/>
             <w:r>
               <w:rPr>
-                <w:rFonts w:ascii="Arial" w:hAnsi="Arial"/>
+                <w:rFonts w:ascii="Verdana" w:hAnsi="Verdana"/>
                 <w:b w:val="0"/>
                 <w:sz w:val="16"/>
               </w:rPr>
@@ -325,7 +315,7 @@
             <w:r/>
             <w:r>
               <w:rPr>
-                <w:rFonts w:ascii="Arial" w:hAnsi="Arial"/>
+                <w:rFonts w:ascii="Verdana" w:hAnsi="Verdana"/>
                 <w:b w:val="0"/>
                 <w:sz w:val="16"/>
               </w:rPr>
@@ -341,7 +331,7 @@
             <w:r/>
             <w:r>
               <w:rPr>
-                <w:rFonts w:ascii="Arial" w:hAnsi="Arial"/>
+                <w:rFonts w:ascii="Verdana" w:hAnsi="Verdana"/>
                 <w:b w:val="0"/>
                 <w:sz w:val="16"/>
               </w:rPr>
@@ -357,7 +347,7 @@
             <w:r/>
             <w:r>
               <w:rPr>
-                <w:rFonts w:ascii="Arial" w:hAnsi="Arial"/>
+                <w:rFonts w:ascii="Verdana" w:hAnsi="Verdana"/>
                 <w:b w:val="0"/>
                 <w:sz w:val="16"/>
               </w:rPr>
@@ -373,7 +363,7 @@
             <w:r/>
             <w:r>
               <w:rPr>
-                <w:rFonts w:ascii="Arial" w:hAnsi="Arial"/>
+                <w:rFonts w:ascii="Verdana" w:hAnsi="Verdana"/>
                 <w:b w:val="0"/>
                 <w:sz w:val="16"/>
               </w:rPr>
@@ -389,7 +379,7 @@
             <w:r/>
             <w:r>
               <w:rPr>
-                <w:rFonts w:ascii="Arial" w:hAnsi="Arial"/>
+                <w:rFonts w:ascii="Verdana" w:hAnsi="Verdana"/>
                 <w:b w:val="0"/>
                 <w:sz w:val="16"/>
               </w:rPr>
@@ -399,15 +389,18 @@
         </w:tc>
       </w:tr>
       <w:tr>
-        <w:tc>
-          <w:tcPr>
-            <w:tcW w:type="dxa" w:w="1514"/>
-          </w:tcPr>
-          <w:p>
-            <w:r/>
-            <w:r>
-              <w:rPr>
-                <w:rFonts w:ascii="Arial" w:hAnsi="Arial"/>
+        <w:trPr>
+          <w:cantSplit/>
+        </w:trPr>
+        <w:tc>
+          <w:tcPr>
+            <w:tcW w:type="dxa" w:w="1514"/>
+          </w:tcPr>
+          <w:p>
+            <w:r/>
+            <w:r>
+              <w:rPr>
+                <w:rFonts w:ascii="Verdana" w:hAnsi="Verdana"/>
                 <w:b w:val="0"/>
                 <w:sz w:val="16"/>
               </w:rPr>
@@ -423,7 +416,7 @@
             <w:r/>
             <w:r>
               <w:rPr>
-                <w:rFonts w:ascii="Arial" w:hAnsi="Arial"/>
+                <w:rFonts w:ascii="Verdana" w:hAnsi="Verdana"/>
                 <w:b w:val="0"/>
                 <w:sz w:val="16"/>
               </w:rPr>
@@ -439,7 +432,7 @@
             <w:r/>
             <w:r>
               <w:rPr>
-                <w:rFonts w:ascii="Arial" w:hAnsi="Arial"/>
+                <w:rFonts w:ascii="Verdana" w:hAnsi="Verdana"/>
                 <w:b w:val="0"/>
                 <w:sz w:val="16"/>
               </w:rPr>
@@ -455,7 +448,7 @@
             <w:r/>
             <w:r>
               <w:rPr>
-                <w:rFonts w:ascii="Arial" w:hAnsi="Arial"/>
+                <w:rFonts w:ascii="Verdana" w:hAnsi="Verdana"/>
                 <w:b w:val="0"/>
                 <w:sz w:val="16"/>
               </w:rPr>
@@ -471,7 +464,7 @@
             <w:r/>
             <w:r>
               <w:rPr>
-                <w:rFonts w:ascii="Arial" w:hAnsi="Arial"/>
+                <w:rFonts w:ascii="Verdana" w:hAnsi="Verdana"/>
                 <w:b w:val="0"/>
                 <w:sz w:val="16"/>
               </w:rPr>
@@ -487,7 +480,7 @@
             <w:r/>
             <w:r>
               <w:rPr>
-                <w:rFonts w:ascii="Arial" w:hAnsi="Arial"/>
+                <w:rFonts w:ascii="Verdana" w:hAnsi="Verdana"/>
                 <w:b w:val="0"/>
                 <w:sz w:val="16"/>
               </w:rPr>
@@ -503,7 +496,7 @@
             <w:r/>
             <w:r>
               <w:rPr>
-                <w:rFonts w:ascii="Arial" w:hAnsi="Arial"/>
+                <w:rFonts w:ascii="Verdana" w:hAnsi="Verdana"/>
                 <w:b w:val="0"/>
                 <w:sz w:val="16"/>
               </w:rPr>
@@ -519,7 +512,7 @@
             <w:r/>
             <w:r>
               <w:rPr>
-                <w:rFonts w:ascii="Arial" w:hAnsi="Arial"/>
+                <w:rFonts w:ascii="Verdana" w:hAnsi="Verdana"/>
                 <w:b w:val="0"/>
                 <w:sz w:val="16"/>
               </w:rPr>
@@ -535,7 +528,7 @@
             <w:r/>
             <w:r>
               <w:rPr>
-                <w:rFonts w:ascii="Arial" w:hAnsi="Arial"/>
+                <w:rFonts w:ascii="Verdana" w:hAnsi="Verdana"/>
                 <w:b w:val="0"/>
                 <w:sz w:val="16"/>
               </w:rPr>
@@ -551,7 +544,7 @@
             <w:r/>
             <w:r>
               <w:rPr>
-                <w:rFonts w:ascii="Arial" w:hAnsi="Arial"/>
+                <w:rFonts w:ascii="Verdana" w:hAnsi="Verdana"/>
                 <w:b w:val="0"/>
                 <w:sz w:val="16"/>
               </w:rPr>
@@ -560,15 +553,18 @@
         </w:tc>
       </w:tr>
       <w:tr>
-        <w:tc>
-          <w:tcPr>
-            <w:tcW w:type="dxa" w:w="1514"/>
-          </w:tcPr>
-          <w:p>
-            <w:r/>
-            <w:r>
-              <w:rPr>
-                <w:rFonts w:ascii="Arial" w:hAnsi="Arial"/>
+        <w:trPr>
+          <w:cantSplit/>
+        </w:trPr>
+        <w:tc>
+          <w:tcPr>
+            <w:tcW w:type="dxa" w:w="1514"/>
+          </w:tcPr>
+          <w:p>
+            <w:r/>
+            <w:r>
+              <w:rPr>
+                <w:rFonts w:ascii="Verdana" w:hAnsi="Verdana"/>
                 <w:b w:val="0"/>
                 <w:sz w:val="16"/>
               </w:rPr>
@@ -584,7 +580,7 @@
             <w:r/>
             <w:r>
               <w:rPr>
-                <w:rFonts w:ascii="Arial" w:hAnsi="Arial"/>
+                <w:rFonts w:ascii="Verdana" w:hAnsi="Verdana"/>
                 <w:b w:val="0"/>
                 <w:sz w:val="16"/>
               </w:rPr>
@@ -600,7 +596,7 @@
             <w:r/>
             <w:r>
               <w:rPr>
-                <w:rFonts w:ascii="Arial" w:hAnsi="Arial"/>
+                <w:rFonts w:ascii="Verdana" w:hAnsi="Verdana"/>
                 <w:b w:val="0"/>
                 <w:sz w:val="16"/>
               </w:rPr>
@@ -616,7 +612,7 @@
             <w:r/>
             <w:r>
               <w:rPr>
-                <w:rFonts w:ascii="Arial" w:hAnsi="Arial"/>
+                <w:rFonts w:ascii="Verdana" w:hAnsi="Verdana"/>
                 <w:b w:val="0"/>
                 <w:sz w:val="16"/>
               </w:rPr>
@@ -632,7 +628,7 @@
             <w:r/>
             <w:r>
               <w:rPr>
-                <w:rFonts w:ascii="Arial" w:hAnsi="Arial"/>
+                <w:rFonts w:ascii="Verdana" w:hAnsi="Verdana"/>
                 <w:b w:val="0"/>
                 <w:sz w:val="16"/>
               </w:rPr>
@@ -648,7 +644,7 @@
             <w:r/>
             <w:r>
               <w:rPr>
-                <w:rFonts w:ascii="Arial" w:hAnsi="Arial"/>
+                <w:rFonts w:ascii="Verdana" w:hAnsi="Verdana"/>
                 <w:b w:val="0"/>
                 <w:sz w:val="16"/>
               </w:rPr>
@@ -664,7 +660,7 @@
             <w:r/>
             <w:r>
               <w:rPr>
-                <w:rFonts w:ascii="Arial" w:hAnsi="Arial"/>
+                <w:rFonts w:ascii="Verdana" w:hAnsi="Verdana"/>
                 <w:b w:val="0"/>
                 <w:sz w:val="16"/>
               </w:rPr>
@@ -680,7 +676,7 @@
             <w:r/>
             <w:r>
               <w:rPr>
-                <w:rFonts w:ascii="Arial" w:hAnsi="Arial"/>
+                <w:rFonts w:ascii="Verdana" w:hAnsi="Verdana"/>
                 <w:b w:val="0"/>
                 <w:sz w:val="16"/>
               </w:rPr>
@@ -696,7 +692,7 @@
             <w:r/>
             <w:r>
               <w:rPr>
-                <w:rFonts w:ascii="Arial" w:hAnsi="Arial"/>
+                <w:rFonts w:ascii="Verdana" w:hAnsi="Verdana"/>
                 <w:b w:val="0"/>
                 <w:sz w:val="16"/>
               </w:rPr>
@@ -712,7 +708,7 @@
             <w:r/>
             <w:r>
               <w:rPr>
-                <w:rFonts w:ascii="Arial" w:hAnsi="Arial"/>
+                <w:rFonts w:ascii="Verdana" w:hAnsi="Verdana"/>
                 <w:b w:val="0"/>
                 <w:sz w:val="16"/>
               </w:rPr>
@@ -721,15 +717,18 @@
         </w:tc>
       </w:tr>
       <w:tr>
-        <w:tc>
-          <w:tcPr>
-            <w:tcW w:type="dxa" w:w="1514"/>
-          </w:tcPr>
-          <w:p>
-            <w:r/>
-            <w:r>
-              <w:rPr>
-                <w:rFonts w:ascii="Arial" w:hAnsi="Arial"/>
+        <w:trPr>
+          <w:cantSplit/>
+        </w:trPr>
+        <w:tc>
+          <w:tcPr>
+            <w:tcW w:type="dxa" w:w="1514"/>
+          </w:tcPr>
+          <w:p>
+            <w:r/>
+            <w:r>
+              <w:rPr>
+                <w:rFonts w:ascii="Verdana" w:hAnsi="Verdana"/>
                 <w:b w:val="0"/>
                 <w:sz w:val="16"/>
               </w:rPr>
@@ -745,7 +744,7 @@
             <w:r/>
             <w:r>
               <w:rPr>
-                <w:rFonts w:ascii="Arial" w:hAnsi="Arial"/>
+                <w:rFonts w:ascii="Verdana" w:hAnsi="Verdana"/>
                 <w:b w:val="0"/>
                 <w:sz w:val="16"/>
               </w:rPr>
@@ -761,7 +760,7 @@
             <w:r/>
             <w:r>
               <w:rPr>
-                <w:rFonts w:ascii="Arial" w:hAnsi="Arial"/>
+                <w:rFonts w:ascii="Verdana" w:hAnsi="Verdana"/>
                 <w:b w:val="0"/>
                 <w:sz w:val="16"/>
               </w:rPr>
@@ -777,7 +776,7 @@
             <w:r/>
             <w:r>
               <w:rPr>
-                <w:rFonts w:ascii="Arial" w:hAnsi="Arial"/>
+                <w:rFonts w:ascii="Verdana" w:hAnsi="Verdana"/>
                 <w:b w:val="0"/>
                 <w:sz w:val="16"/>
               </w:rPr>
@@ -793,7 +792,7 @@
             <w:r/>
             <w:r>
               <w:rPr>
-                <w:rFonts w:ascii="Arial" w:hAnsi="Arial"/>
+                <w:rFonts w:ascii="Verdana" w:hAnsi="Verdana"/>
                 <w:b w:val="0"/>
                 <w:sz w:val="16"/>
               </w:rPr>
@@ -809,7 +808,7 @@
             <w:r/>
             <w:r>
               <w:rPr>
-                <w:rFonts w:ascii="Arial" w:hAnsi="Arial"/>
+                <w:rFonts w:ascii="Verdana" w:hAnsi="Verdana"/>
                 <w:b w:val="0"/>
                 <w:sz w:val="16"/>
               </w:rPr>
@@ -825,7 +824,7 @@
             <w:r/>
             <w:r>
               <w:rPr>
-                <w:rFonts w:ascii="Arial" w:hAnsi="Arial"/>
+                <w:rFonts w:ascii="Verdana" w:hAnsi="Verdana"/>
                 <w:b w:val="0"/>
                 <w:sz w:val="16"/>
               </w:rPr>
@@ -841,7 +840,7 @@
             <w:r/>
             <w:r>
               <w:rPr>
-                <w:rFonts w:ascii="Arial" w:hAnsi="Arial"/>
+                <w:rFonts w:ascii="Verdana" w:hAnsi="Verdana"/>
                 <w:b w:val="0"/>
                 <w:sz w:val="16"/>
               </w:rPr>
@@ -857,7 +856,7 @@
             <w:r/>
             <w:r>
               <w:rPr>
-                <w:rFonts w:ascii="Arial" w:hAnsi="Arial"/>
+                <w:rFonts w:ascii="Verdana" w:hAnsi="Verdana"/>
                 <w:b w:val="0"/>
                 <w:sz w:val="16"/>
               </w:rPr>
@@ -873,7 +872,7 @@
             <w:r/>
             <w:r>
               <w:rPr>
-                <w:rFonts w:ascii="Arial" w:hAnsi="Arial"/>
+                <w:rFonts w:ascii="Verdana" w:hAnsi="Verdana"/>
                 <w:b w:val="0"/>
                 <w:sz w:val="16"/>
               </w:rPr>
@@ -882,15 +881,18 @@
         </w:tc>
       </w:tr>
       <w:tr>
-        <w:tc>
-          <w:tcPr>
-            <w:tcW w:type="dxa" w:w="1514"/>
-          </w:tcPr>
-          <w:p>
-            <w:r/>
-            <w:r>
-              <w:rPr>
-                <w:rFonts w:ascii="Arial" w:hAnsi="Arial"/>
+        <w:trPr>
+          <w:cantSplit/>
+        </w:trPr>
+        <w:tc>
+          <w:tcPr>
+            <w:tcW w:type="dxa" w:w="1514"/>
+          </w:tcPr>
+          <w:p>
+            <w:r/>
+            <w:r>
+              <w:rPr>
+                <w:rFonts w:ascii="Verdana" w:hAnsi="Verdana"/>
                 <w:b w:val="0"/>
                 <w:sz w:val="16"/>
               </w:rPr>
@@ -906,7 +908,7 @@
             <w:r/>
             <w:r>
               <w:rPr>
-                <w:rFonts w:ascii="Arial" w:hAnsi="Arial"/>
+                <w:rFonts w:ascii="Verdana" w:hAnsi="Verdana"/>
                 <w:b w:val="0"/>
                 <w:sz w:val="16"/>
               </w:rPr>
@@ -922,7 +924,7 @@
             <w:r/>
             <w:r>
               <w:rPr>
-                <w:rFonts w:ascii="Arial" w:hAnsi="Arial"/>
+                <w:rFonts w:ascii="Verdana" w:hAnsi="Verdana"/>
                 <w:b w:val="0"/>
                 <w:sz w:val="16"/>
               </w:rPr>
@@ -938,7 +940,7 @@
             <w:r/>
             <w:r>
               <w:rPr>
-                <w:rFonts w:ascii="Arial" w:hAnsi="Arial"/>
+                <w:rFonts w:ascii="Verdana" w:hAnsi="Verdana"/>
                 <w:b w:val="0"/>
                 <w:sz w:val="16"/>
               </w:rPr>
@@ -954,7 +956,7 @@
             <w:r/>
             <w:r>
               <w:rPr>
-                <w:rFonts w:ascii="Arial" w:hAnsi="Arial"/>
+                <w:rFonts w:ascii="Verdana" w:hAnsi="Verdana"/>
                 <w:b w:val="0"/>
                 <w:sz w:val="16"/>
               </w:rPr>
@@ -970,7 +972,7 @@
             <w:r/>
             <w:r>
               <w:rPr>
-                <w:rFonts w:ascii="Arial" w:hAnsi="Arial"/>
+                <w:rFonts w:ascii="Verdana" w:hAnsi="Verdana"/>
                 <w:b w:val="0"/>
                 <w:sz w:val="16"/>
               </w:rPr>
@@ -986,7 +988,7 @@
             <w:r/>
             <w:r>
               <w:rPr>
-                <w:rFonts w:ascii="Arial" w:hAnsi="Arial"/>
+                <w:rFonts w:ascii="Verdana" w:hAnsi="Verdana"/>
                 <w:b w:val="0"/>
                 <w:sz w:val="16"/>
               </w:rPr>
@@ -1002,7 +1004,7 @@
             <w:r/>
             <w:r>
               <w:rPr>
-                <w:rFonts w:ascii="Arial" w:hAnsi="Arial"/>
+                <w:rFonts w:ascii="Verdana" w:hAnsi="Verdana"/>
                 <w:b w:val="0"/>
                 <w:sz w:val="16"/>
               </w:rPr>
@@ -1018,7 +1020,7 @@
             <w:r/>
             <w:r>
               <w:rPr>
-                <w:rFonts w:ascii="Arial" w:hAnsi="Arial"/>
+                <w:rFonts w:ascii="Verdana" w:hAnsi="Verdana"/>
                 <w:b w:val="0"/>
                 <w:sz w:val="16"/>
               </w:rPr>
@@ -1034,7 +1036,7 @@
             <w:r/>
             <w:r>
               <w:rPr>
-                <w:rFonts w:ascii="Arial" w:hAnsi="Arial"/>
+                <w:rFonts w:ascii="Verdana" w:hAnsi="Verdana"/>
                 <w:b w:val="0"/>
                 <w:sz w:val="16"/>
               </w:rPr>
@@ -1043,15 +1045,18 @@
         </w:tc>
       </w:tr>
       <w:tr>
-        <w:tc>
-          <w:tcPr>
-            <w:tcW w:type="dxa" w:w="1514"/>
-          </w:tcPr>
-          <w:p>
-            <w:r/>
-            <w:r>
-              <w:rPr>
-                <w:rFonts w:ascii="Arial" w:hAnsi="Arial"/>
+        <w:trPr>
+          <w:cantSplit/>
+        </w:trPr>
+        <w:tc>
+          <w:tcPr>
+            <w:tcW w:type="dxa" w:w="1514"/>
+          </w:tcPr>
+          <w:p>
+            <w:r/>
+            <w:r>
+              <w:rPr>
+                <w:rFonts w:ascii="Verdana" w:hAnsi="Verdana"/>
                 <w:b w:val="0"/>
                 <w:sz w:val="16"/>
               </w:rPr>
@@ -1067,7 +1072,7 @@
             <w:r/>
             <w:r>
               <w:rPr>
-                <w:rFonts w:ascii="Arial" w:hAnsi="Arial"/>
+                <w:rFonts w:ascii="Verdana" w:hAnsi="Verdana"/>
                 <w:b w:val="0"/>
                 <w:sz w:val="16"/>
               </w:rPr>
@@ -1083,7 +1088,7 @@
             <w:r/>
             <w:r>
               <w:rPr>
-                <w:rFonts w:ascii="Arial" w:hAnsi="Arial"/>
+                <w:rFonts w:ascii="Verdana" w:hAnsi="Verdana"/>
                 <w:b w:val="0"/>
                 <w:sz w:val="16"/>
               </w:rPr>
@@ -1099,7 +1104,7 @@
             <w:r/>
             <w:r>
               <w:rPr>
-                <w:rFonts w:ascii="Arial" w:hAnsi="Arial"/>
+                <w:rFonts w:ascii="Verdana" w:hAnsi="Verdana"/>
                 <w:b w:val="0"/>
                 <w:sz w:val="16"/>
               </w:rPr>
@@ -1115,7 +1120,7 @@
             <w:r/>
             <w:r>
               <w:rPr>
-                <w:rFonts w:ascii="Arial" w:hAnsi="Arial"/>
+                <w:rFonts w:ascii="Verdana" w:hAnsi="Verdana"/>
                 <w:b w:val="0"/>
                 <w:sz w:val="16"/>
               </w:rPr>
@@ -1131,7 +1136,7 @@
             <w:r/>
             <w:r>
               <w:rPr>
-                <w:rFonts w:ascii="Arial" w:hAnsi="Arial"/>
+                <w:rFonts w:ascii="Verdana" w:hAnsi="Verdana"/>
                 <w:b w:val="0"/>
                 <w:sz w:val="16"/>
               </w:rPr>
@@ -1147,7 +1152,7 @@
             <w:r/>
             <w:r>
               <w:rPr>
-                <w:rFonts w:ascii="Arial" w:hAnsi="Arial"/>
+                <w:rFonts w:ascii="Verdana" w:hAnsi="Verdana"/>
                 <w:b w:val="0"/>
                 <w:sz w:val="16"/>
               </w:rPr>
@@ -1163,7 +1168,7 @@
             <w:r/>
             <w:r>
               <w:rPr>
-                <w:rFonts w:ascii="Arial" w:hAnsi="Arial"/>
+                <w:rFonts w:ascii="Verdana" w:hAnsi="Verdana"/>
                 <w:b w:val="0"/>
                 <w:sz w:val="16"/>
               </w:rPr>
@@ -1179,7 +1184,7 @@
             <w:r/>
             <w:r>
               <w:rPr>
-                <w:rFonts w:ascii="Arial" w:hAnsi="Arial"/>
+                <w:rFonts w:ascii="Verdana" w:hAnsi="Verdana"/>
                 <w:b w:val="0"/>
                 <w:sz w:val="16"/>
               </w:rPr>
@@ -1195,7 +1200,7 @@
             <w:r/>
             <w:r>
               <w:rPr>
-                <w:rFonts w:ascii="Arial" w:hAnsi="Arial"/>
+                <w:rFonts w:ascii="Verdana" w:hAnsi="Verdana"/>
                 <w:b w:val="0"/>
                 <w:sz w:val="16"/>
               </w:rPr>
@@ -1204,15 +1209,18 @@
         </w:tc>
       </w:tr>
       <w:tr>
-        <w:tc>
-          <w:tcPr>
-            <w:tcW w:type="dxa" w:w="1514"/>
-          </w:tcPr>
-          <w:p>
-            <w:r/>
-            <w:r>
-              <w:rPr>
-                <w:rFonts w:ascii="Arial" w:hAnsi="Arial"/>
+        <w:trPr>
+          <w:cantSplit/>
+        </w:trPr>
+        <w:tc>
+          <w:tcPr>
+            <w:tcW w:type="dxa" w:w="1514"/>
+          </w:tcPr>
+          <w:p>
+            <w:r/>
+            <w:r>
+              <w:rPr>
+                <w:rFonts w:ascii="Verdana" w:hAnsi="Verdana"/>
                 <w:b w:val="0"/>
                 <w:sz w:val="16"/>
               </w:rPr>
@@ -1228,7 +1236,7 @@
             <w:r/>
             <w:r>
               <w:rPr>
-                <w:rFonts w:ascii="Arial" w:hAnsi="Arial"/>
+                <w:rFonts w:ascii="Verdana" w:hAnsi="Verdana"/>
                 <w:b w:val="0"/>
                 <w:sz w:val="16"/>
               </w:rPr>
@@ -1244,7 +1252,7 @@
             <w:r/>
             <w:r>
               <w:rPr>
-                <w:rFonts w:ascii="Arial" w:hAnsi="Arial"/>
+                <w:rFonts w:ascii="Verdana" w:hAnsi="Verdana"/>
                 <w:b w:val="0"/>
                 <w:sz w:val="16"/>
               </w:rPr>
@@ -1260,7 +1268,7 @@
             <w:r/>
             <w:r>
               <w:rPr>
-                <w:rFonts w:ascii="Arial" w:hAnsi="Arial"/>
+                <w:rFonts w:ascii="Verdana" w:hAnsi="Verdana"/>
                 <w:b w:val="0"/>
                 <w:sz w:val="16"/>
               </w:rPr>
@@ -1276,7 +1284,7 @@
             <w:r/>
             <w:r>
               <w:rPr>
-                <w:rFonts w:ascii="Arial" w:hAnsi="Arial"/>
+                <w:rFonts w:ascii="Verdana" w:hAnsi="Verdana"/>
                 <w:b w:val="0"/>
                 <w:sz w:val="16"/>
               </w:rPr>
@@ -1292,7 +1300,7 @@
             <w:r/>
             <w:r>
               <w:rPr>
-                <w:rFonts w:ascii="Arial" w:hAnsi="Arial"/>
+                <w:rFonts w:ascii="Verdana" w:hAnsi="Verdana"/>
                 <w:b w:val="0"/>
                 <w:sz w:val="16"/>
               </w:rPr>
@@ -1308,7 +1316,7 @@
             <w:r/>
             <w:r>
               <w:rPr>
-                <w:rFonts w:ascii="Arial" w:hAnsi="Arial"/>
+                <w:rFonts w:ascii="Verdana" w:hAnsi="Verdana"/>
                 <w:b w:val="0"/>
                 <w:sz w:val="16"/>
               </w:rPr>
@@ -1324,7 +1332,7 @@
             <w:r/>
             <w:r>
               <w:rPr>
-                <w:rFonts w:ascii="Arial" w:hAnsi="Arial"/>
+                <w:rFonts w:ascii="Verdana" w:hAnsi="Verdana"/>
                 <w:b w:val="0"/>
                 <w:sz w:val="16"/>
               </w:rPr>
@@ -1340,7 +1348,7 @@
             <w:r/>
             <w:r>
               <w:rPr>
-                <w:rFonts w:ascii="Arial" w:hAnsi="Arial"/>
+                <w:rFonts w:ascii="Verdana" w:hAnsi="Verdana"/>
                 <w:b w:val="0"/>
                 <w:sz w:val="16"/>
               </w:rPr>
@@ -1356,7 +1364,7 @@
             <w:r/>
             <w:r>
               <w:rPr>
-                <w:rFonts w:ascii="Arial" w:hAnsi="Arial"/>
+                <w:rFonts w:ascii="Verdana" w:hAnsi="Verdana"/>
                 <w:b w:val="0"/>
                 <w:sz w:val="16"/>
               </w:rPr>
@@ -1365,15 +1373,18 @@
         </w:tc>
       </w:tr>
       <w:tr>
-        <w:tc>
-          <w:tcPr>
-            <w:tcW w:type="dxa" w:w="1514"/>
-          </w:tcPr>
-          <w:p>
-            <w:r/>
-            <w:r>
-              <w:rPr>
-                <w:rFonts w:ascii="Arial" w:hAnsi="Arial"/>
+        <w:trPr>
+          <w:cantSplit/>
+        </w:trPr>
+        <w:tc>
+          <w:tcPr>
+            <w:tcW w:type="dxa" w:w="1514"/>
+          </w:tcPr>
+          <w:p>
+            <w:r/>
+            <w:r>
+              <w:rPr>
+                <w:rFonts w:ascii="Verdana" w:hAnsi="Verdana"/>
                 <w:b w:val="0"/>
                 <w:sz w:val="16"/>
               </w:rPr>
@@ -1389,7 +1400,7 @@
             <w:r/>
             <w:r>
               <w:rPr>
-                <w:rFonts w:ascii="Arial" w:hAnsi="Arial"/>
+                <w:rFonts w:ascii="Verdana" w:hAnsi="Verdana"/>
                 <w:b w:val="0"/>
                 <w:sz w:val="16"/>
               </w:rPr>
@@ -1405,7 +1416,7 @@
             <w:r/>
             <w:r>
               <w:rPr>
-                <w:rFonts w:ascii="Arial" w:hAnsi="Arial"/>
+                <w:rFonts w:ascii="Verdana" w:hAnsi="Verdana"/>
                 <w:b w:val="0"/>
                 <w:sz w:val="16"/>
               </w:rPr>
@@ -1421,7 +1432,7 @@
             <w:r/>
             <w:r>
               <w:rPr>
-                <w:rFonts w:ascii="Arial" w:hAnsi="Arial"/>
+                <w:rFonts w:ascii="Verdana" w:hAnsi="Verdana"/>
                 <w:b w:val="0"/>
                 <w:sz w:val="16"/>
               </w:rPr>
@@ -1437,7 +1448,7 @@
             <w:r/>
             <w:r>
               <w:rPr>
-                <w:rFonts w:ascii="Arial" w:hAnsi="Arial"/>
+                <w:rFonts w:ascii="Verdana" w:hAnsi="Verdana"/>
                 <w:b w:val="0"/>
                 <w:sz w:val="16"/>
               </w:rPr>
@@ -1453,7 +1464,7 @@
             <w:r/>
             <w:r>
               <w:rPr>
-                <w:rFonts w:ascii="Arial" w:hAnsi="Arial"/>
+                <w:rFonts w:ascii="Verdana" w:hAnsi="Verdana"/>
                 <w:b w:val="0"/>
                 <w:sz w:val="16"/>
               </w:rPr>
@@ -1469,7 +1480,7 @@
             <w:r/>
             <w:r>
               <w:rPr>
-                <w:rFonts w:ascii="Arial" w:hAnsi="Arial"/>
+                <w:rFonts w:ascii="Verdana" w:hAnsi="Verdana"/>
                 <w:b w:val="0"/>
                 <w:sz w:val="16"/>
               </w:rPr>
@@ -1485,7 +1496,7 @@
             <w:r/>
             <w:r>
               <w:rPr>
-                <w:rFonts w:ascii="Arial" w:hAnsi="Arial"/>
+                <w:rFonts w:ascii="Verdana" w:hAnsi="Verdana"/>
                 <w:b w:val="0"/>
                 <w:sz w:val="16"/>
               </w:rPr>
@@ -1501,7 +1512,7 @@
             <w:r/>
             <w:r>
               <w:rPr>
-                <w:rFonts w:ascii="Arial" w:hAnsi="Arial"/>
+                <w:rFonts w:ascii="Verdana" w:hAnsi="Verdana"/>
                 <w:b w:val="0"/>
                 <w:sz w:val="16"/>
               </w:rPr>
@@ -1517,7 +1528,7 @@
             <w:r/>
             <w:r>
               <w:rPr>
-                <w:rFonts w:ascii="Arial" w:hAnsi="Arial"/>
+                <w:rFonts w:ascii="Verdana" w:hAnsi="Verdana"/>
                 <w:b w:val="0"/>
                 <w:sz w:val="16"/>
               </w:rPr>
@@ -1526,15 +1537,18 @@
         </w:tc>
       </w:tr>
       <w:tr>
-        <w:tc>
-          <w:tcPr>
-            <w:tcW w:type="dxa" w:w="1514"/>
-          </w:tcPr>
-          <w:p>
-            <w:r/>
-            <w:r>
-              <w:rPr>
-                <w:rFonts w:ascii="Arial" w:hAnsi="Arial"/>
+        <w:trPr>
+          <w:cantSplit/>
+        </w:trPr>
+        <w:tc>
+          <w:tcPr>
+            <w:tcW w:type="dxa" w:w="1514"/>
+          </w:tcPr>
+          <w:p>
+            <w:r/>
+            <w:r>
+              <w:rPr>
+                <w:rFonts w:ascii="Verdana" w:hAnsi="Verdana"/>
                 <w:b w:val="0"/>
                 <w:sz w:val="16"/>
               </w:rPr>
@@ -1550,7 +1564,7 @@
             <w:r/>
             <w:r>
               <w:rPr>
-                <w:rFonts w:ascii="Arial" w:hAnsi="Arial"/>
+                <w:rFonts w:ascii="Verdana" w:hAnsi="Verdana"/>
                 <w:b w:val="0"/>
                 <w:sz w:val="16"/>
               </w:rPr>
@@ -1566,7 +1580,7 @@
             <w:r/>
             <w:r>
               <w:rPr>
-                <w:rFonts w:ascii="Arial" w:hAnsi="Arial"/>
+                <w:rFonts w:ascii="Verdana" w:hAnsi="Verdana"/>
                 <w:b w:val="0"/>
                 <w:sz w:val="16"/>
               </w:rPr>
@@ -1582,7 +1596,7 @@
             <w:r/>
             <w:r>
               <w:rPr>
-                <w:rFonts w:ascii="Arial" w:hAnsi="Arial"/>
+                <w:rFonts w:ascii="Verdana" w:hAnsi="Verdana"/>
                 <w:b w:val="0"/>
                 <w:sz w:val="16"/>
               </w:rPr>
@@ -1598,7 +1612,7 @@
             <w:r/>
             <w:r>
               <w:rPr>
-                <w:rFonts w:ascii="Arial" w:hAnsi="Arial"/>
+                <w:rFonts w:ascii="Verdana" w:hAnsi="Verdana"/>
                 <w:b w:val="0"/>
                 <w:sz w:val="16"/>
               </w:rPr>
@@ -1614,7 +1628,7 @@
             <w:r/>
             <w:r>
               <w:rPr>
-                <w:rFonts w:ascii="Arial" w:hAnsi="Arial"/>
+                <w:rFonts w:ascii="Verdana" w:hAnsi="Verdana"/>
                 <w:b w:val="0"/>
                 <w:sz w:val="16"/>
               </w:rPr>
@@ -1630,7 +1644,7 @@
             <w:r/>
             <w:r>
               <w:rPr>
-                <w:rFonts w:ascii="Arial" w:hAnsi="Arial"/>
+                <w:rFonts w:ascii="Verdana" w:hAnsi="Verdana"/>
                 <w:b w:val="0"/>
                 <w:sz w:val="16"/>
               </w:rPr>
@@ -1646,7 +1660,7 @@
             <w:r/>
             <w:r>
               <w:rPr>
-                <w:rFonts w:ascii="Arial" w:hAnsi="Arial"/>
+                <w:rFonts w:ascii="Verdana" w:hAnsi="Verdana"/>
                 <w:b w:val="0"/>
                 <w:sz w:val="16"/>
               </w:rPr>
@@ -1662,7 +1676,7 @@
             <w:r/>
             <w:r>
               <w:rPr>
-                <w:rFonts w:ascii="Arial" w:hAnsi="Arial"/>
+                <w:rFonts w:ascii="Verdana" w:hAnsi="Verdana"/>
                 <w:b w:val="0"/>
                 <w:sz w:val="16"/>
               </w:rPr>
@@ -1678,7 +1692,7 @@
             <w:r/>
             <w:r>
               <w:rPr>
-                <w:rFonts w:ascii="Arial" w:hAnsi="Arial"/>
+                <w:rFonts w:ascii="Verdana" w:hAnsi="Verdana"/>
                 <w:b w:val="0"/>
                 <w:sz w:val="16"/>
               </w:rPr>
@@ -1687,15 +1701,18 @@
         </w:tc>
       </w:tr>
       <w:tr>
-        <w:tc>
-          <w:tcPr>
-            <w:tcW w:type="dxa" w:w="1514"/>
-          </w:tcPr>
-          <w:p>
-            <w:r/>
-            <w:r>
-              <w:rPr>
-                <w:rFonts w:ascii="Arial" w:hAnsi="Arial"/>
+        <w:trPr>
+          <w:cantSplit/>
+        </w:trPr>
+        <w:tc>
+          <w:tcPr>
+            <w:tcW w:type="dxa" w:w="1514"/>
+          </w:tcPr>
+          <w:p>
+            <w:r/>
+            <w:r>
+              <w:rPr>
+                <w:rFonts w:ascii="Verdana" w:hAnsi="Verdana"/>
                 <w:b w:val="0"/>
                 <w:sz w:val="16"/>
               </w:rPr>
@@ -1711,7 +1728,7 @@
             <w:r/>
             <w:r>
               <w:rPr>
-                <w:rFonts w:ascii="Arial" w:hAnsi="Arial"/>
+                <w:rFonts w:ascii="Verdana" w:hAnsi="Verdana"/>
                 <w:b w:val="0"/>
                 <w:sz w:val="16"/>
               </w:rPr>
@@ -1727,7 +1744,7 @@
             <w:r/>
             <w:r>
               <w:rPr>
-                <w:rFonts w:ascii="Arial" w:hAnsi="Arial"/>
+                <w:rFonts w:ascii="Verdana" w:hAnsi="Verdana"/>
                 <w:b w:val="0"/>
                 <w:sz w:val="16"/>
               </w:rPr>
@@ -1743,7 +1760,7 @@
             <w:r/>
             <w:r>
               <w:rPr>
-                <w:rFonts w:ascii="Arial" w:hAnsi="Arial"/>
+                <w:rFonts w:ascii="Verdana" w:hAnsi="Verdana"/>
                 <w:b w:val="0"/>
                 <w:sz w:val="16"/>
               </w:rPr>
@@ -1759,7 +1776,7 @@
             <w:r/>
             <w:r>
               <w:rPr>
-                <w:rFonts w:ascii="Arial" w:hAnsi="Arial"/>
+                <w:rFonts w:ascii="Verdana" w:hAnsi="Verdana"/>
                 <w:b w:val="0"/>
                 <w:sz w:val="16"/>
               </w:rPr>
@@ -1775,7 +1792,7 @@
             <w:r/>
             <w:r>
               <w:rPr>
-                <w:rFonts w:ascii="Arial" w:hAnsi="Arial"/>
+                <w:rFonts w:ascii="Verdana" w:hAnsi="Verdana"/>
                 <w:b w:val="0"/>
                 <w:sz w:val="16"/>
               </w:rPr>
@@ -1791,7 +1808,7 @@
             <w:r/>
             <w:r>
               <w:rPr>
-                <w:rFonts w:ascii="Arial" w:hAnsi="Arial"/>
+                <w:rFonts w:ascii="Verdana" w:hAnsi="Verdana"/>
                 <w:b w:val="0"/>
                 <w:sz w:val="16"/>
               </w:rPr>
@@ -1807,7 +1824,7 @@
             <w:r/>
             <w:r>
               <w:rPr>
-                <w:rFonts w:ascii="Arial" w:hAnsi="Arial"/>
+                <w:rFonts w:ascii="Verdana" w:hAnsi="Verdana"/>
                 <w:b w:val="0"/>
                 <w:sz w:val="16"/>
               </w:rPr>
@@ -1823,7 +1840,7 @@
             <w:r/>
             <w:r>
               <w:rPr>
-                <w:rFonts w:ascii="Arial" w:hAnsi="Arial"/>
+                <w:rFonts w:ascii="Verdana" w:hAnsi="Verdana"/>
                 <w:b w:val="0"/>
                 <w:sz w:val="16"/>
               </w:rPr>
@@ -1839,7 +1856,7 @@
             <w:r/>
             <w:r>
               <w:rPr>
-                <w:rFonts w:ascii="Arial" w:hAnsi="Arial"/>
+                <w:rFonts w:ascii="Verdana" w:hAnsi="Verdana"/>
                 <w:b w:val="0"/>
                 <w:sz w:val="16"/>
               </w:rPr>
@@ -1848,15 +1865,18 @@
         </w:tc>
       </w:tr>
       <w:tr>
-        <w:tc>
-          <w:tcPr>
-            <w:tcW w:type="dxa" w:w="1514"/>
-          </w:tcPr>
-          <w:p>
-            <w:r/>
-            <w:r>
-              <w:rPr>
-                <w:rFonts w:ascii="Arial" w:hAnsi="Arial"/>
+        <w:trPr>
+          <w:cantSplit/>
+        </w:trPr>
+        <w:tc>
+          <w:tcPr>
+            <w:tcW w:type="dxa" w:w="1514"/>
+          </w:tcPr>
+          <w:p>
+            <w:r/>
+            <w:r>
+              <w:rPr>
+                <w:rFonts w:ascii="Verdana" w:hAnsi="Verdana"/>
                 <w:b w:val="0"/>
                 <w:sz w:val="16"/>
               </w:rPr>
@@ -1872,7 +1892,7 @@
             <w:r/>
             <w:r>
               <w:rPr>
-                <w:rFonts w:ascii="Arial" w:hAnsi="Arial"/>
+                <w:rFonts w:ascii="Verdana" w:hAnsi="Verdana"/>
                 <w:b w:val="0"/>
                 <w:sz w:val="16"/>
               </w:rPr>
@@ -1888,7 +1908,7 @@
             <w:r/>
             <w:r>
               <w:rPr>
-                <w:rFonts w:ascii="Arial" w:hAnsi="Arial"/>
+                <w:rFonts w:ascii="Verdana" w:hAnsi="Verdana"/>
                 <w:b w:val="0"/>
                 <w:sz w:val="16"/>
               </w:rPr>
@@ -1904,7 +1924,7 @@
             <w:r/>
             <w:r>
               <w:rPr>
-                <w:rFonts w:ascii="Arial" w:hAnsi="Arial"/>
+                <w:rFonts w:ascii="Verdana" w:hAnsi="Verdana"/>
                 <w:b w:val="0"/>
                 <w:sz w:val="16"/>
               </w:rPr>
@@ -1920,7 +1940,7 @@
             <w:r/>
             <w:r>
               <w:rPr>
-                <w:rFonts w:ascii="Arial" w:hAnsi="Arial"/>
+                <w:rFonts w:ascii="Verdana" w:hAnsi="Verdana"/>
                 <w:b w:val="0"/>
                 <w:sz w:val="16"/>
               </w:rPr>
@@ -1936,7 +1956,7 @@
             <w:r/>
             <w:r>
               <w:rPr>
-                <w:rFonts w:ascii="Arial" w:hAnsi="Arial"/>
+                <w:rFonts w:ascii="Verdana" w:hAnsi="Verdana"/>
                 <w:b w:val="0"/>
                 <w:sz w:val="16"/>
               </w:rPr>
@@ -1952,7 +1972,7 @@
             <w:r/>
             <w:r>
               <w:rPr>
-                <w:rFonts w:ascii="Arial" w:hAnsi="Arial"/>
+                <w:rFonts w:ascii="Verdana" w:hAnsi="Verdana"/>
                 <w:b w:val="0"/>
                 <w:sz w:val="16"/>
               </w:rPr>
@@ -1968,7 +1988,7 @@
             <w:r/>
             <w:r>
               <w:rPr>
-                <w:rFonts w:ascii="Arial" w:hAnsi="Arial"/>
+                <w:rFonts w:ascii="Verdana" w:hAnsi="Verdana"/>
                 <w:b w:val="0"/>
                 <w:sz w:val="16"/>
               </w:rPr>
@@ -1984,7 +2004,7 @@
             <w:r/>
             <w:r>
               <w:rPr>
-                <w:rFonts w:ascii="Arial" w:hAnsi="Arial"/>
+                <w:rFonts w:ascii="Verdana" w:hAnsi="Verdana"/>
                 <w:b w:val="0"/>
                 <w:sz w:val="16"/>
               </w:rPr>
@@ -2000,7 +2020,7 @@
             <w:r/>
             <w:r>
               <w:rPr>
-                <w:rFonts w:ascii="Arial" w:hAnsi="Arial"/>
+                <w:rFonts w:ascii="Verdana" w:hAnsi="Verdana"/>
                 <w:b w:val="0"/>
                 <w:sz w:val="16"/>
               </w:rPr>
@@ -2009,15 +2029,18 @@
         </w:tc>
       </w:tr>
       <w:tr>
-        <w:tc>
-          <w:tcPr>
-            <w:tcW w:type="dxa" w:w="1514"/>
-          </w:tcPr>
-          <w:p>
-            <w:r/>
-            <w:r>
-              <w:rPr>
-                <w:rFonts w:ascii="Arial" w:hAnsi="Arial"/>
+        <w:trPr>
+          <w:cantSplit/>
+        </w:trPr>
+        <w:tc>
+          <w:tcPr>
+            <w:tcW w:type="dxa" w:w="1514"/>
+          </w:tcPr>
+          <w:p>
+            <w:r/>
+            <w:r>
+              <w:rPr>
+                <w:rFonts w:ascii="Verdana" w:hAnsi="Verdana"/>
                 <w:b w:val="0"/>
                 <w:sz w:val="16"/>
               </w:rPr>
@@ -2033,7 +2056,7 @@
             <w:r/>
             <w:r>
               <w:rPr>
-                <w:rFonts w:ascii="Arial" w:hAnsi="Arial"/>
+                <w:rFonts w:ascii="Verdana" w:hAnsi="Verdana"/>
                 <w:b w:val="0"/>
                 <w:sz w:val="16"/>
               </w:rPr>
@@ -2049,7 +2072,7 @@
             <w:r/>
             <w:r>
               <w:rPr>
-                <w:rFonts w:ascii="Arial" w:hAnsi="Arial"/>
+                <w:rFonts w:ascii="Verdana" w:hAnsi="Verdana"/>
                 <w:b w:val="0"/>
                 <w:sz w:val="16"/>
               </w:rPr>
@@ -2065,7 +2088,7 @@
             <w:r/>
             <w:r>
               <w:rPr>
-                <w:rFonts w:ascii="Arial" w:hAnsi="Arial"/>
+                <w:rFonts w:ascii="Verdana" w:hAnsi="Verdana"/>
                 <w:b w:val="0"/>
                 <w:sz w:val="16"/>
               </w:rPr>
@@ -2081,7 +2104,7 @@
             <w:r/>
             <w:r>
               <w:rPr>
-                <w:rFonts w:ascii="Arial" w:hAnsi="Arial"/>
+                <w:rFonts w:ascii="Verdana" w:hAnsi="Verdana"/>
                 <w:b w:val="0"/>
                 <w:sz w:val="16"/>
               </w:rPr>
@@ -2097,7 +2120,7 @@
             <w:r/>
             <w:r>
               <w:rPr>
-                <w:rFonts w:ascii="Arial" w:hAnsi="Arial"/>
+                <w:rFonts w:ascii="Verdana" w:hAnsi="Verdana"/>
                 <w:b w:val="0"/>
                 <w:sz w:val="16"/>
               </w:rPr>
@@ -2113,7 +2136,7 @@
             <w:r/>
             <w:r>
               <w:rPr>
-                <w:rFonts w:ascii="Arial" w:hAnsi="Arial"/>
+                <w:rFonts w:ascii="Verdana" w:hAnsi="Verdana"/>
                 <w:b w:val="0"/>
                 <w:sz w:val="16"/>
               </w:rPr>
@@ -2129,7 +2152,7 @@
             <w:r/>
             <w:r>
               <w:rPr>
-                <w:rFonts w:ascii="Arial" w:hAnsi="Arial"/>
+                <w:rFonts w:ascii="Verdana" w:hAnsi="Verdana"/>
                 <w:b w:val="0"/>
                 <w:sz w:val="16"/>
               </w:rPr>
@@ -2145,7 +2168,7 @@
             <w:r/>
             <w:r>
               <w:rPr>
-                <w:rFonts w:ascii="Arial" w:hAnsi="Arial"/>
+                <w:rFonts w:ascii="Verdana" w:hAnsi="Verdana"/>
                 <w:b w:val="0"/>
                 <w:sz w:val="16"/>
               </w:rPr>
@@ -2161,25 +2184,28 @@
             <w:r/>
             <w:r>
               <w:rPr>
-                <w:rFonts w:ascii="Arial" w:hAnsi="Arial"/>
-                <w:b w:val="0"/>
-                <w:sz w:val="16"/>
-              </w:rPr>
-              <w:t>Note 68: Превышение следует использовать только для установленного местоположения и пеленга, азимута или расстояния; оно не должно переопределять это местоположение.</w:t>
+                <w:rFonts w:ascii="Verdana" w:hAnsi="Verdana"/>
+                <w:b w:val="0"/>
+                <w:sz w:val="16"/>
+              </w:rPr>
+              <w:t>Note 68: Данная последовательность исключена из-за неправильного использования дескриптора 0 04 075 в последовательности 3 06 020; вместо нее должна использоваться последовательность 3 06 025.</w:t>
             </w:r>
           </w:p>
         </w:tc>
       </w:tr>
       <w:tr>
-        <w:tc>
-          <w:tcPr>
-            <w:tcW w:type="dxa" w:w="1514"/>
-          </w:tcPr>
-          <w:p>
-            <w:r/>
-            <w:r>
-              <w:rPr>
-                <w:rFonts w:ascii="Arial" w:hAnsi="Arial"/>
+        <w:trPr>
+          <w:cantSplit/>
+        </w:trPr>
+        <w:tc>
+          <w:tcPr>
+            <w:tcW w:type="dxa" w:w="1514"/>
+          </w:tcPr>
+          <w:p>
+            <w:r/>
+            <w:r>
+              <w:rPr>
+                <w:rFonts w:ascii="Verdana" w:hAnsi="Verdana"/>
                 <w:b w:val="0"/>
                 <w:sz w:val="16"/>
               </w:rPr>
@@ -2195,7 +2221,7 @@
             <w:r/>
             <w:r>
               <w:rPr>
-                <w:rFonts w:ascii="Arial" w:hAnsi="Arial"/>
+                <w:rFonts w:ascii="Verdana" w:hAnsi="Verdana"/>
                 <w:b w:val="0"/>
                 <w:sz w:val="16"/>
               </w:rPr>
@@ -2211,7 +2237,7 @@
             <w:r/>
             <w:r>
               <w:rPr>
-                <w:rFonts w:ascii="Arial" w:hAnsi="Arial"/>
+                <w:rFonts w:ascii="Verdana" w:hAnsi="Verdana"/>
                 <w:b w:val="0"/>
                 <w:sz w:val="16"/>
               </w:rPr>
@@ -2227,7 +2253,7 @@
             <w:r/>
             <w:r>
               <w:rPr>
-                <w:rFonts w:ascii="Arial" w:hAnsi="Arial"/>
+                <w:rFonts w:ascii="Verdana" w:hAnsi="Verdana"/>
                 <w:b w:val="0"/>
                 <w:sz w:val="16"/>
               </w:rPr>
@@ -2243,7 +2269,7 @@
             <w:r/>
             <w:r>
               <w:rPr>
-                <w:rFonts w:ascii="Arial" w:hAnsi="Arial"/>
+                <w:rFonts w:ascii="Verdana" w:hAnsi="Verdana"/>
                 <w:b w:val="0"/>
                 <w:sz w:val="16"/>
               </w:rPr>
@@ -2259,7 +2285,7 @@
             <w:r/>
             <w:r>
               <w:rPr>
-                <w:rFonts w:ascii="Arial" w:hAnsi="Arial"/>
+                <w:rFonts w:ascii="Verdana" w:hAnsi="Verdana"/>
                 <w:b w:val="0"/>
                 <w:sz w:val="16"/>
               </w:rPr>
@@ -2275,7 +2301,7 @@
             <w:r/>
             <w:r>
               <w:rPr>
-                <w:rFonts w:ascii="Arial" w:hAnsi="Arial"/>
+                <w:rFonts w:ascii="Verdana" w:hAnsi="Verdana"/>
                 <w:b w:val="0"/>
                 <w:sz w:val="16"/>
               </w:rPr>
@@ -2291,7 +2317,7 @@
             <w:r/>
             <w:r>
               <w:rPr>
-                <w:rFonts w:ascii="Arial" w:hAnsi="Arial"/>
+                <w:rFonts w:ascii="Verdana" w:hAnsi="Verdana"/>
                 <w:b w:val="0"/>
                 <w:sz w:val="16"/>
               </w:rPr>
@@ -2307,7 +2333,7 @@
             <w:r/>
             <w:r>
               <w:rPr>
-                <w:rFonts w:ascii="Arial" w:hAnsi="Arial"/>
+                <w:rFonts w:ascii="Verdana" w:hAnsi="Verdana"/>
                 <w:b w:val="0"/>
                 <w:sz w:val="16"/>
               </w:rPr>
@@ -2323,7 +2349,7 @@
             <w:r/>
             <w:r>
               <w:rPr>
-                <w:rFonts w:ascii="Arial" w:hAnsi="Arial"/>
+                <w:rFonts w:ascii="Verdana" w:hAnsi="Verdana"/>
                 <w:b w:val="0"/>
                 <w:sz w:val="16"/>
               </w:rPr>
@@ -2332,15 +2358,18 @@
         </w:tc>
       </w:tr>
       <w:tr>
-        <w:tc>
-          <w:tcPr>
-            <w:tcW w:type="dxa" w:w="1514"/>
-          </w:tcPr>
-          <w:p>
-            <w:r/>
-            <w:r>
-              <w:rPr>
-                <w:rFonts w:ascii="Arial" w:hAnsi="Arial"/>
+        <w:trPr>
+          <w:cantSplit/>
+        </w:trPr>
+        <w:tc>
+          <w:tcPr>
+            <w:tcW w:type="dxa" w:w="1514"/>
+          </w:tcPr>
+          <w:p>
+            <w:r/>
+            <w:r>
+              <w:rPr>
+                <w:rFonts w:ascii="Verdana" w:hAnsi="Verdana"/>
                 <w:b w:val="0"/>
                 <w:sz w:val="16"/>
               </w:rPr>
@@ -2356,7 +2385,7 @@
             <w:r/>
             <w:r>
               <w:rPr>
-                <w:rFonts w:ascii="Arial" w:hAnsi="Arial"/>
+                <w:rFonts w:ascii="Verdana" w:hAnsi="Verdana"/>
                 <w:b w:val="0"/>
                 <w:sz w:val="16"/>
               </w:rPr>
@@ -2372,7 +2401,7 @@
             <w:r/>
             <w:r>
               <w:rPr>
-                <w:rFonts w:ascii="Arial" w:hAnsi="Arial"/>
+                <w:rFonts w:ascii="Verdana" w:hAnsi="Verdana"/>
                 <w:b w:val="0"/>
                 <w:sz w:val="16"/>
               </w:rPr>
@@ -2388,7 +2417,7 @@
             <w:r/>
             <w:r>
               <w:rPr>
-                <w:rFonts w:ascii="Arial" w:hAnsi="Arial"/>
+                <w:rFonts w:ascii="Verdana" w:hAnsi="Verdana"/>
                 <w:b w:val="0"/>
                 <w:sz w:val="16"/>
               </w:rPr>
@@ -2404,7 +2433,7 @@
             <w:r/>
             <w:r>
               <w:rPr>
-                <w:rFonts w:ascii="Arial" w:hAnsi="Arial"/>
+                <w:rFonts w:ascii="Verdana" w:hAnsi="Verdana"/>
                 <w:b w:val="0"/>
                 <w:sz w:val="16"/>
               </w:rPr>
@@ -2420,7 +2449,7 @@
             <w:r/>
             <w:r>
               <w:rPr>
-                <w:rFonts w:ascii="Arial" w:hAnsi="Arial"/>
+                <w:rFonts w:ascii="Verdana" w:hAnsi="Verdana"/>
                 <w:b w:val="0"/>
                 <w:sz w:val="16"/>
               </w:rPr>
@@ -2436,7 +2465,7 @@
             <w:r/>
             <w:r>
               <w:rPr>
-                <w:rFonts w:ascii="Arial" w:hAnsi="Arial"/>
+                <w:rFonts w:ascii="Verdana" w:hAnsi="Verdana"/>
                 <w:b w:val="0"/>
                 <w:sz w:val="16"/>
               </w:rPr>
@@ -2452,7 +2481,7 @@
             <w:r/>
             <w:r>
               <w:rPr>
-                <w:rFonts w:ascii="Arial" w:hAnsi="Arial"/>
+                <w:rFonts w:ascii="Verdana" w:hAnsi="Verdana"/>
                 <w:b w:val="0"/>
                 <w:sz w:val="16"/>
               </w:rPr>
@@ -2468,7 +2497,7 @@
             <w:r/>
             <w:r>
               <w:rPr>
-                <w:rFonts w:ascii="Arial" w:hAnsi="Arial"/>
+                <w:rFonts w:ascii="Verdana" w:hAnsi="Verdana"/>
                 <w:b w:val="0"/>
                 <w:sz w:val="16"/>
               </w:rPr>
@@ -2484,7 +2513,7 @@
             <w:r/>
             <w:r>
               <w:rPr>
-                <w:rFonts w:ascii="Arial" w:hAnsi="Arial"/>
+                <w:rFonts w:ascii="Verdana" w:hAnsi="Verdana"/>
                 <w:b w:val="0"/>
                 <w:sz w:val="16"/>
               </w:rPr>
@@ -2493,15 +2522,18 @@
         </w:tc>
       </w:tr>
       <w:tr>
-        <w:tc>
-          <w:tcPr>
-            <w:tcW w:type="dxa" w:w="1514"/>
-          </w:tcPr>
-          <w:p>
-            <w:r/>
-            <w:r>
-              <w:rPr>
-                <w:rFonts w:ascii="Arial" w:hAnsi="Arial"/>
+        <w:trPr>
+          <w:cantSplit/>
+        </w:trPr>
+        <w:tc>
+          <w:tcPr>
+            <w:tcW w:type="dxa" w:w="1514"/>
+          </w:tcPr>
+          <w:p>
+            <w:r/>
+            <w:r>
+              <w:rPr>
+                <w:rFonts w:ascii="Verdana" w:hAnsi="Verdana"/>
                 <w:b w:val="0"/>
                 <w:sz w:val="16"/>
               </w:rPr>
@@ -2517,7 +2549,7 @@
             <w:r/>
             <w:r>
               <w:rPr>
-                <w:rFonts w:ascii="Arial" w:hAnsi="Arial"/>
+                <w:rFonts w:ascii="Verdana" w:hAnsi="Verdana"/>
                 <w:b w:val="0"/>
                 <w:sz w:val="16"/>
               </w:rPr>
@@ -2533,7 +2565,7 @@
             <w:r/>
             <w:r>
               <w:rPr>
-                <w:rFonts w:ascii="Arial" w:hAnsi="Arial"/>
+                <w:rFonts w:ascii="Verdana" w:hAnsi="Verdana"/>
                 <w:b w:val="0"/>
                 <w:sz w:val="16"/>
               </w:rPr>
@@ -2549,7 +2581,7 @@
             <w:r/>
             <w:r>
               <w:rPr>
-                <w:rFonts w:ascii="Arial" w:hAnsi="Arial"/>
+                <w:rFonts w:ascii="Verdana" w:hAnsi="Verdana"/>
                 <w:b w:val="0"/>
                 <w:sz w:val="16"/>
               </w:rPr>
@@ -2565,7 +2597,7 @@
             <w:r/>
             <w:r>
               <w:rPr>
-                <w:rFonts w:ascii="Arial" w:hAnsi="Arial"/>
+                <w:rFonts w:ascii="Verdana" w:hAnsi="Verdana"/>
                 <w:b w:val="0"/>
                 <w:sz w:val="16"/>
               </w:rPr>
@@ -2581,7 +2613,7 @@
             <w:r/>
             <w:r>
               <w:rPr>
-                <w:rFonts w:ascii="Arial" w:hAnsi="Arial"/>
+                <w:rFonts w:ascii="Verdana" w:hAnsi="Verdana"/>
                 <w:b w:val="0"/>
                 <w:sz w:val="16"/>
               </w:rPr>
@@ -2597,7 +2629,7 @@
             <w:r/>
             <w:r>
               <w:rPr>
-                <w:rFonts w:ascii="Arial" w:hAnsi="Arial"/>
+                <w:rFonts w:ascii="Verdana" w:hAnsi="Verdana"/>
                 <w:b w:val="0"/>
                 <w:sz w:val="16"/>
               </w:rPr>
@@ -2613,7 +2645,7 @@
             <w:r/>
             <w:r>
               <w:rPr>
-                <w:rFonts w:ascii="Arial" w:hAnsi="Arial"/>
+                <w:rFonts w:ascii="Verdana" w:hAnsi="Verdana"/>
                 <w:b w:val="0"/>
                 <w:sz w:val="16"/>
               </w:rPr>
@@ -2629,7 +2661,7 @@
             <w:r/>
             <w:r>
               <w:rPr>
-                <w:rFonts w:ascii="Arial" w:hAnsi="Arial"/>
+                <w:rFonts w:ascii="Verdana" w:hAnsi="Verdana"/>
                 <w:b w:val="0"/>
                 <w:sz w:val="16"/>
               </w:rPr>
@@ -2645,7 +2677,7 @@
             <w:r/>
             <w:r>
               <w:rPr>
-                <w:rFonts w:ascii="Arial" w:hAnsi="Arial"/>
+                <w:rFonts w:ascii="Verdana" w:hAnsi="Verdana"/>
                 <w:b w:val="0"/>
                 <w:sz w:val="16"/>
               </w:rPr>
@@ -2654,15 +2686,18 @@
         </w:tc>
       </w:tr>
       <w:tr>
-        <w:tc>
-          <w:tcPr>
-            <w:tcW w:type="dxa" w:w="1514"/>
-          </w:tcPr>
-          <w:p>
-            <w:r/>
-            <w:r>
-              <w:rPr>
-                <w:rFonts w:ascii="Arial" w:hAnsi="Arial"/>
+        <w:trPr>
+          <w:cantSplit/>
+        </w:trPr>
+        <w:tc>
+          <w:tcPr>
+            <w:tcW w:type="dxa" w:w="1514"/>
+          </w:tcPr>
+          <w:p>
+            <w:r/>
+            <w:r>
+              <w:rPr>
+                <w:rFonts w:ascii="Verdana" w:hAnsi="Verdana"/>
                 <w:b w:val="0"/>
                 <w:sz w:val="16"/>
               </w:rPr>
@@ -2678,7 +2713,7 @@
             <w:r/>
             <w:r>
               <w:rPr>
-                <w:rFonts w:ascii="Arial" w:hAnsi="Arial"/>
+                <w:rFonts w:ascii="Verdana" w:hAnsi="Verdana"/>
                 <w:b w:val="0"/>
                 <w:sz w:val="16"/>
               </w:rPr>
@@ -2694,7 +2729,7 @@
             <w:r/>
             <w:r>
               <w:rPr>
-                <w:rFonts w:ascii="Arial" w:hAnsi="Arial"/>
+                <w:rFonts w:ascii="Verdana" w:hAnsi="Verdana"/>
                 <w:b w:val="0"/>
                 <w:sz w:val="16"/>
               </w:rPr>
@@ -2710,7 +2745,7 @@
             <w:r/>
             <w:r>
               <w:rPr>
-                <w:rFonts w:ascii="Arial" w:hAnsi="Arial"/>
+                <w:rFonts w:ascii="Verdana" w:hAnsi="Verdana"/>
                 <w:b w:val="0"/>
                 <w:sz w:val="16"/>
               </w:rPr>
@@ -2726,7 +2761,7 @@
             <w:r/>
             <w:r>
               <w:rPr>
-                <w:rFonts w:ascii="Arial" w:hAnsi="Arial"/>
+                <w:rFonts w:ascii="Verdana" w:hAnsi="Verdana"/>
                 <w:b w:val="0"/>
                 <w:sz w:val="16"/>
               </w:rPr>
@@ -2742,7 +2777,7 @@
             <w:r/>
             <w:r>
               <w:rPr>
-                <w:rFonts w:ascii="Arial" w:hAnsi="Arial"/>
+                <w:rFonts w:ascii="Verdana" w:hAnsi="Verdana"/>
                 <w:b w:val="0"/>
                 <w:sz w:val="16"/>
               </w:rPr>
@@ -2758,7 +2793,7 @@
             <w:r/>
             <w:r>
               <w:rPr>
-                <w:rFonts w:ascii="Arial" w:hAnsi="Arial"/>
+                <w:rFonts w:ascii="Verdana" w:hAnsi="Verdana"/>
                 <w:b w:val="0"/>
                 <w:sz w:val="16"/>
               </w:rPr>
@@ -2774,7 +2809,7 @@
             <w:r/>
             <w:r>
               <w:rPr>
-                <w:rFonts w:ascii="Arial" w:hAnsi="Arial"/>
+                <w:rFonts w:ascii="Verdana" w:hAnsi="Verdana"/>
                 <w:b w:val="0"/>
                 <w:sz w:val="16"/>
               </w:rPr>
@@ -2790,7 +2825,7 @@
             <w:r/>
             <w:r>
               <w:rPr>
-                <w:rFonts w:ascii="Arial" w:hAnsi="Arial"/>
+                <w:rFonts w:ascii="Verdana" w:hAnsi="Verdana"/>
                 <w:b w:val="0"/>
                 <w:sz w:val="16"/>
               </w:rPr>
@@ -2806,7 +2841,7 @@
             <w:r/>
             <w:r>
               <w:rPr>
-                <w:rFonts w:ascii="Arial" w:hAnsi="Arial"/>
+                <w:rFonts w:ascii="Verdana" w:hAnsi="Verdana"/>
                 <w:b w:val="0"/>
                 <w:sz w:val="16"/>
               </w:rPr>
@@ -2815,15 +2850,18 @@
         </w:tc>
       </w:tr>
       <w:tr>
-        <w:tc>
-          <w:tcPr>
-            <w:tcW w:type="dxa" w:w="1514"/>
-          </w:tcPr>
-          <w:p>
-            <w:r/>
-            <w:r>
-              <w:rPr>
-                <w:rFonts w:ascii="Arial" w:hAnsi="Arial"/>
+        <w:trPr>
+          <w:cantSplit/>
+        </w:trPr>
+        <w:tc>
+          <w:tcPr>
+            <w:tcW w:type="dxa" w:w="1514"/>
+          </w:tcPr>
+          <w:p>
+            <w:r/>
+            <w:r>
+              <w:rPr>
+                <w:rFonts w:ascii="Verdana" w:hAnsi="Verdana"/>
                 <w:b w:val="0"/>
                 <w:sz w:val="16"/>
               </w:rPr>
@@ -2839,7 +2877,7 @@
             <w:r/>
             <w:r>
               <w:rPr>
-                <w:rFonts w:ascii="Arial" w:hAnsi="Arial"/>
+                <w:rFonts w:ascii="Verdana" w:hAnsi="Verdana"/>
                 <w:b w:val="0"/>
                 <w:sz w:val="16"/>
               </w:rPr>
@@ -2855,7 +2893,7 @@
             <w:r/>
             <w:r>
               <w:rPr>
-                <w:rFonts w:ascii="Arial" w:hAnsi="Arial"/>
+                <w:rFonts w:ascii="Verdana" w:hAnsi="Verdana"/>
                 <w:b w:val="0"/>
                 <w:sz w:val="16"/>
               </w:rPr>
@@ -2871,7 +2909,7 @@
             <w:r/>
             <w:r>
               <w:rPr>
-                <w:rFonts w:ascii="Arial" w:hAnsi="Arial"/>
+                <w:rFonts w:ascii="Verdana" w:hAnsi="Verdana"/>
                 <w:b w:val="0"/>
                 <w:sz w:val="16"/>
               </w:rPr>
@@ -2887,7 +2925,7 @@
             <w:r/>
             <w:r>
               <w:rPr>
-                <w:rFonts w:ascii="Arial" w:hAnsi="Arial"/>
+                <w:rFonts w:ascii="Verdana" w:hAnsi="Verdana"/>
                 <w:b w:val="0"/>
                 <w:sz w:val="16"/>
               </w:rPr>
@@ -2903,7 +2941,7 @@
             <w:r/>
             <w:r>
               <w:rPr>
-                <w:rFonts w:ascii="Arial" w:hAnsi="Arial"/>
+                <w:rFonts w:ascii="Verdana" w:hAnsi="Verdana"/>
                 <w:b w:val="0"/>
                 <w:sz w:val="16"/>
               </w:rPr>
@@ -2919,7 +2957,7 @@
             <w:r/>
             <w:r>
               <w:rPr>
-                <w:rFonts w:ascii="Arial" w:hAnsi="Arial"/>
+                <w:rFonts w:ascii="Verdana" w:hAnsi="Verdana"/>
                 <w:b w:val="0"/>
                 <w:sz w:val="16"/>
               </w:rPr>
@@ -2935,7 +2973,7 @@
             <w:r/>
             <w:r>
               <w:rPr>
-                <w:rFonts w:ascii="Arial" w:hAnsi="Arial"/>
+                <w:rFonts w:ascii="Verdana" w:hAnsi="Verdana"/>
                 <w:b w:val="0"/>
                 <w:sz w:val="16"/>
               </w:rPr>
@@ -2951,7 +2989,7 @@
             <w:r/>
             <w:r>
               <w:rPr>
-                <w:rFonts w:ascii="Arial" w:hAnsi="Arial"/>
+                <w:rFonts w:ascii="Verdana" w:hAnsi="Verdana"/>
                 <w:b w:val="0"/>
                 <w:sz w:val="16"/>
               </w:rPr>
@@ -2967,7 +3005,7 @@
             <w:r/>
             <w:r>
               <w:rPr>
-                <w:rFonts w:ascii="Arial" w:hAnsi="Arial"/>
+                <w:rFonts w:ascii="Verdana" w:hAnsi="Verdana"/>
                 <w:b w:val="0"/>
                 <w:sz w:val="16"/>
               </w:rPr>
@@ -2977,15 +3015,18 @@
         </w:tc>
       </w:tr>
       <w:tr>
-        <w:tc>
-          <w:tcPr>
-            <w:tcW w:type="dxa" w:w="1514"/>
-          </w:tcPr>
-          <w:p>
-            <w:r/>
-            <w:r>
-              <w:rPr>
-                <w:rFonts w:ascii="Arial" w:hAnsi="Arial"/>
+        <w:trPr>
+          <w:cantSplit/>
+        </w:trPr>
+        <w:tc>
+          <w:tcPr>
+            <w:tcW w:type="dxa" w:w="1514"/>
+          </w:tcPr>
+          <w:p>
+            <w:r/>
+            <w:r>
+              <w:rPr>
+                <w:rFonts w:ascii="Verdana" w:hAnsi="Verdana"/>
                 <w:b w:val="0"/>
                 <w:sz w:val="16"/>
               </w:rPr>
@@ -3001,7 +3042,7 @@
             <w:r/>
             <w:r>
               <w:rPr>
-                <w:rFonts w:ascii="Arial" w:hAnsi="Arial"/>
+                <w:rFonts w:ascii="Verdana" w:hAnsi="Verdana"/>
                 <w:b w:val="0"/>
                 <w:sz w:val="16"/>
               </w:rPr>
@@ -3017,7 +3058,7 @@
             <w:r/>
             <w:r>
               <w:rPr>
-                <w:rFonts w:ascii="Arial" w:hAnsi="Arial"/>
+                <w:rFonts w:ascii="Verdana" w:hAnsi="Verdana"/>
                 <w:b w:val="0"/>
                 <w:sz w:val="16"/>
               </w:rPr>
@@ -3033,7 +3074,7 @@
             <w:r/>
             <w:r>
               <w:rPr>
-                <w:rFonts w:ascii="Arial" w:hAnsi="Arial"/>
+                <w:rFonts w:ascii="Verdana" w:hAnsi="Verdana"/>
                 <w:b w:val="0"/>
                 <w:sz w:val="16"/>
               </w:rPr>
@@ -3049,7 +3090,7 @@
             <w:r/>
             <w:r>
               <w:rPr>
-                <w:rFonts w:ascii="Arial" w:hAnsi="Arial"/>
+                <w:rFonts w:ascii="Verdana" w:hAnsi="Verdana"/>
                 <w:b w:val="0"/>
                 <w:sz w:val="16"/>
               </w:rPr>
@@ -3065,7 +3106,7 @@
             <w:r/>
             <w:r>
               <w:rPr>
-                <w:rFonts w:ascii="Arial" w:hAnsi="Arial"/>
+                <w:rFonts w:ascii="Verdana" w:hAnsi="Verdana"/>
                 <w:b w:val="0"/>
                 <w:sz w:val="16"/>
               </w:rPr>
@@ -3081,7 +3122,7 @@
             <w:r/>
             <w:r>
               <w:rPr>
-                <w:rFonts w:ascii="Arial" w:hAnsi="Arial"/>
+                <w:rFonts w:ascii="Verdana" w:hAnsi="Verdana"/>
                 <w:b w:val="0"/>
                 <w:sz w:val="16"/>
               </w:rPr>
@@ -3097,7 +3138,7 @@
             <w:r/>
             <w:r>
               <w:rPr>
-                <w:rFonts w:ascii="Arial" w:hAnsi="Arial"/>
+                <w:rFonts w:ascii="Verdana" w:hAnsi="Verdana"/>
                 <w:b w:val="0"/>
                 <w:sz w:val="16"/>
               </w:rPr>
@@ -3113,7 +3154,7 @@
             <w:r/>
             <w:r>
               <w:rPr>
-                <w:rFonts w:ascii="Arial" w:hAnsi="Arial"/>
+                <w:rFonts w:ascii="Verdana" w:hAnsi="Verdana"/>
                 <w:b w:val="0"/>
                 <w:sz w:val="16"/>
               </w:rPr>
@@ -3129,25 +3170,28 @@
             <w:r/>
             <w:r>
               <w:rPr>
-                <w:rFonts w:ascii="Arial" w:hAnsi="Arial"/>
-                <w:b w:val="0"/>
-                <w:sz w:val="16"/>
-              </w:rPr>
-              <w:t>Note 84: Эти величины относятся к хорошо сформированному ветровому волнению в открытом море. В то время как предпочтение следует отдавать описательным терминам, значения этих высот могут использоваться наблюдателем как руководство при передаче состояния поверхности моря, которое возникает в результате различных факторов, таких, как ветер, зыбь, течения, угол между направлением ветра и зыби и т. д.</w:t>
+                <w:rFonts w:ascii="Verdana" w:hAnsi="Verdana"/>
+                <w:b w:val="0"/>
+                <w:sz w:val="16"/>
+              </w:rPr>
+              <w:t>Note 84: Высота барометра над средним уровнем моря, относящаяся к местоположению барометра станции, не определяет по-новому дескриптор 0 07 030.</w:t>
             </w:r>
           </w:p>
         </w:tc>
       </w:tr>
       <w:tr>
-        <w:tc>
-          <w:tcPr>
-            <w:tcW w:type="dxa" w:w="1514"/>
-          </w:tcPr>
-          <w:p>
-            <w:r/>
-            <w:r>
-              <w:rPr>
-                <w:rFonts w:ascii="Arial" w:hAnsi="Arial"/>
+        <w:trPr>
+          <w:cantSplit/>
+        </w:trPr>
+        <w:tc>
+          <w:tcPr>
+            <w:tcW w:type="dxa" w:w="1514"/>
+          </w:tcPr>
+          <w:p>
+            <w:r/>
+            <w:r>
+              <w:rPr>
+                <w:rFonts w:ascii="Verdana" w:hAnsi="Verdana"/>
                 <w:b w:val="0"/>
                 <w:sz w:val="16"/>
               </w:rPr>
@@ -3163,7 +3207,7 @@
             <w:r/>
             <w:r>
               <w:rPr>
-                <w:rFonts w:ascii="Arial" w:hAnsi="Arial"/>
+                <w:rFonts w:ascii="Verdana" w:hAnsi="Verdana"/>
                 <w:b w:val="0"/>
                 <w:sz w:val="16"/>
               </w:rPr>
@@ -3179,7 +3223,7 @@
             <w:r/>
             <w:r>
               <w:rPr>
-                <w:rFonts w:ascii="Arial" w:hAnsi="Arial"/>
+                <w:rFonts w:ascii="Verdana" w:hAnsi="Verdana"/>
                 <w:b w:val="0"/>
                 <w:sz w:val="16"/>
               </w:rPr>
@@ -3195,7 +3239,7 @@
             <w:r/>
             <w:r>
               <w:rPr>
-                <w:rFonts w:ascii="Arial" w:hAnsi="Arial"/>
+                <w:rFonts w:ascii="Verdana" w:hAnsi="Verdana"/>
                 <w:b w:val="0"/>
                 <w:sz w:val="16"/>
               </w:rPr>
@@ -3211,7 +3255,7 @@
             <w:r/>
             <w:r>
               <w:rPr>
-                <w:rFonts w:ascii="Arial" w:hAnsi="Arial"/>
+                <w:rFonts w:ascii="Verdana" w:hAnsi="Verdana"/>
                 <w:b w:val="0"/>
                 <w:sz w:val="16"/>
               </w:rPr>
@@ -3227,7 +3271,7 @@
             <w:r/>
             <w:r>
               <w:rPr>
-                <w:rFonts w:ascii="Arial" w:hAnsi="Arial"/>
+                <w:rFonts w:ascii="Verdana" w:hAnsi="Verdana"/>
                 <w:b w:val="0"/>
                 <w:sz w:val="16"/>
               </w:rPr>
@@ -3243,7 +3287,7 @@
             <w:r/>
             <w:r>
               <w:rPr>
-                <w:rFonts w:ascii="Arial" w:hAnsi="Arial"/>
+                <w:rFonts w:ascii="Verdana" w:hAnsi="Verdana"/>
                 <w:b w:val="0"/>
                 <w:sz w:val="16"/>
               </w:rPr>
@@ -3259,7 +3303,7 @@
             <w:r/>
             <w:r>
               <w:rPr>
-                <w:rFonts w:ascii="Arial" w:hAnsi="Arial"/>
+                <w:rFonts w:ascii="Verdana" w:hAnsi="Verdana"/>
                 <w:b w:val="0"/>
                 <w:sz w:val="16"/>
               </w:rPr>
@@ -3275,7 +3319,7 @@
             <w:r/>
             <w:r>
               <w:rPr>
-                <w:rFonts w:ascii="Arial" w:hAnsi="Arial"/>
+                <w:rFonts w:ascii="Verdana" w:hAnsi="Verdana"/>
                 <w:b w:val="0"/>
                 <w:sz w:val="16"/>
               </w:rPr>
@@ -3291,25 +3335,28 @@
             <w:r/>
             <w:r>
               <w:rPr>
-                <w:rFonts w:ascii="Arial" w:hAnsi="Arial"/>
-                <w:b w:val="0"/>
-                <w:sz w:val="16"/>
-              </w:rPr>
-              <w:t>Note 85: Данный дескриптор будет связан с данными по видимости или высоте облаков для указания того, что значение является граничным. Если передаваемое значение является истинным, то кодовая цифра равна нулю. Однако измерение может попасть в предел измерительной способности прибора. Если передаваемое значение больше, чем истинное значение, то кодовая цифра будет равна 1, если передаваемое значение меньше истинного значения, то кодовая цифра будет равна 2.</w:t>
+                <w:rFonts w:ascii="Verdana" w:hAnsi="Verdana"/>
+                <w:b w:val="0"/>
+                <w:sz w:val="16"/>
+              </w:rPr>
+              <w:t>Note 85: Высота датчика над местной площадкой (или палубой морской платформы) — это фактическая высота над площадкой (или палубой морской платформы) в той точке, где находится датчик. Этот дескриптор не определяет по-новому дескриптор 0 07 030 или 0 07 033. Ранее определенное значение 0 07 032 может быть отменено за счет установки 0 07 032 на «отсутствующее значение».</w:t>
             </w:r>
           </w:p>
         </w:tc>
       </w:tr>
       <w:tr>
-        <w:tc>
-          <w:tcPr>
-            <w:tcW w:type="dxa" w:w="1514"/>
-          </w:tcPr>
-          <w:p>
-            <w:r/>
-            <w:r>
-              <w:rPr>
-                <w:rFonts w:ascii="Arial" w:hAnsi="Arial"/>
+        <w:trPr>
+          <w:cantSplit/>
+        </w:trPr>
+        <w:tc>
+          <w:tcPr>
+            <w:tcW w:type="dxa" w:w="1514"/>
+          </w:tcPr>
+          <w:p>
+            <w:r/>
+            <w:r>
+              <w:rPr>
+                <w:rFonts w:ascii="Verdana" w:hAnsi="Verdana"/>
                 <w:b w:val="0"/>
                 <w:sz w:val="16"/>
               </w:rPr>
@@ -3325,7 +3372,7 @@
             <w:r/>
             <w:r>
               <w:rPr>
-                <w:rFonts w:ascii="Arial" w:hAnsi="Arial"/>
+                <w:rFonts w:ascii="Verdana" w:hAnsi="Verdana"/>
                 <w:b w:val="0"/>
                 <w:sz w:val="16"/>
               </w:rPr>
@@ -3341,7 +3388,7 @@
             <w:r/>
             <w:r>
               <w:rPr>
-                <w:rFonts w:ascii="Arial" w:hAnsi="Arial"/>
+                <w:rFonts w:ascii="Verdana" w:hAnsi="Verdana"/>
                 <w:b w:val="0"/>
                 <w:sz w:val="16"/>
               </w:rPr>
@@ -3357,7 +3404,7 @@
             <w:r/>
             <w:r>
               <w:rPr>
-                <w:rFonts w:ascii="Arial" w:hAnsi="Arial"/>
+                <w:rFonts w:ascii="Verdana" w:hAnsi="Verdana"/>
                 <w:b w:val="0"/>
                 <w:sz w:val="16"/>
               </w:rPr>
@@ -3373,7 +3420,7 @@
             <w:r/>
             <w:r>
               <w:rPr>
-                <w:rFonts w:ascii="Arial" w:hAnsi="Arial"/>
+                <w:rFonts w:ascii="Verdana" w:hAnsi="Verdana"/>
                 <w:b w:val="0"/>
                 <w:sz w:val="16"/>
               </w:rPr>
@@ -3389,7 +3436,7 @@
             <w:r/>
             <w:r>
               <w:rPr>
-                <w:rFonts w:ascii="Arial" w:hAnsi="Arial"/>
+                <w:rFonts w:ascii="Verdana" w:hAnsi="Verdana"/>
                 <w:b w:val="0"/>
                 <w:sz w:val="16"/>
               </w:rPr>
@@ -3405,7 +3452,7 @@
             <w:r/>
             <w:r>
               <w:rPr>
-                <w:rFonts w:ascii="Arial" w:hAnsi="Arial"/>
+                <w:rFonts w:ascii="Verdana" w:hAnsi="Verdana"/>
                 <w:b w:val="0"/>
                 <w:sz w:val="16"/>
               </w:rPr>
@@ -3421,7 +3468,7 @@
             <w:r/>
             <w:r>
               <w:rPr>
-                <w:rFonts w:ascii="Arial" w:hAnsi="Arial"/>
+                <w:rFonts w:ascii="Verdana" w:hAnsi="Verdana"/>
                 <w:b w:val="0"/>
                 <w:sz w:val="16"/>
               </w:rPr>
@@ -3437,7 +3484,7 @@
             <w:r/>
             <w:r>
               <w:rPr>
-                <w:rFonts w:ascii="Arial" w:hAnsi="Arial"/>
+                <w:rFonts w:ascii="Verdana" w:hAnsi="Verdana"/>
                 <w:b w:val="0"/>
                 <w:sz w:val="16"/>
               </w:rPr>
@@ -3453,7 +3500,7 @@
             <w:r/>
             <w:r>
               <w:rPr>
-                <w:rFonts w:ascii="Arial" w:hAnsi="Arial"/>
+                <w:rFonts w:ascii="Verdana" w:hAnsi="Verdana"/>
                 <w:b w:val="0"/>
                 <w:sz w:val="16"/>
               </w:rPr>
@@ -3463,15 +3510,18 @@
         </w:tc>
       </w:tr>
       <w:tr>
-        <w:tc>
-          <w:tcPr>
-            <w:tcW w:type="dxa" w:w="1514"/>
-          </w:tcPr>
-          <w:p>
-            <w:r/>
-            <w:r>
-              <w:rPr>
-                <w:rFonts w:ascii="Arial" w:hAnsi="Arial"/>
+        <w:trPr>
+          <w:cantSplit/>
+        </w:trPr>
+        <w:tc>
+          <w:tcPr>
+            <w:tcW w:type="dxa" w:w="1514"/>
+          </w:tcPr>
+          <w:p>
+            <w:r/>
+            <w:r>
+              <w:rPr>
+                <w:rFonts w:ascii="Verdana" w:hAnsi="Verdana"/>
                 <w:b w:val="0"/>
                 <w:sz w:val="16"/>
               </w:rPr>
@@ -3487,7 +3537,7 @@
             <w:r/>
             <w:r>
               <w:rPr>
-                <w:rFonts w:ascii="Arial" w:hAnsi="Arial"/>
+                <w:rFonts w:ascii="Verdana" w:hAnsi="Verdana"/>
                 <w:b w:val="0"/>
                 <w:sz w:val="16"/>
               </w:rPr>
@@ -3503,7 +3553,7 @@
             <w:r/>
             <w:r>
               <w:rPr>
-                <w:rFonts w:ascii="Arial" w:hAnsi="Arial"/>
+                <w:rFonts w:ascii="Verdana" w:hAnsi="Verdana"/>
                 <w:b w:val="0"/>
                 <w:sz w:val="16"/>
               </w:rPr>
@@ -3519,7 +3569,7 @@
             <w:r/>
             <w:r>
               <w:rPr>
-                <w:rFonts w:ascii="Arial" w:hAnsi="Arial"/>
+                <w:rFonts w:ascii="Verdana" w:hAnsi="Verdana"/>
                 <w:b w:val="0"/>
                 <w:sz w:val="16"/>
               </w:rPr>
@@ -3535,7 +3585,7 @@
             <w:r/>
             <w:r>
               <w:rPr>
-                <w:rFonts w:ascii="Arial" w:hAnsi="Arial"/>
+                <w:rFonts w:ascii="Verdana" w:hAnsi="Verdana"/>
                 <w:b w:val="0"/>
                 <w:sz w:val="16"/>
               </w:rPr>
@@ -3551,7 +3601,7 @@
             <w:r/>
             <w:r>
               <w:rPr>
-                <w:rFonts w:ascii="Arial" w:hAnsi="Arial"/>
+                <w:rFonts w:ascii="Verdana" w:hAnsi="Verdana"/>
                 <w:b w:val="0"/>
                 <w:sz w:val="16"/>
               </w:rPr>
@@ -3567,7 +3617,7 @@
             <w:r/>
             <w:r>
               <w:rPr>
-                <w:rFonts w:ascii="Arial" w:hAnsi="Arial"/>
+                <w:rFonts w:ascii="Verdana" w:hAnsi="Verdana"/>
                 <w:b w:val="0"/>
                 <w:sz w:val="16"/>
               </w:rPr>
@@ -3583,7 +3633,7 @@
             <w:r/>
             <w:r>
               <w:rPr>
-                <w:rFonts w:ascii="Arial" w:hAnsi="Arial"/>
+                <w:rFonts w:ascii="Verdana" w:hAnsi="Verdana"/>
                 <w:b w:val="0"/>
                 <w:sz w:val="16"/>
               </w:rPr>
@@ -3599,7 +3649,7 @@
             <w:r/>
             <w:r>
               <w:rPr>
-                <w:rFonts w:ascii="Arial" w:hAnsi="Arial"/>
+                <w:rFonts w:ascii="Verdana" w:hAnsi="Verdana"/>
                 <w:b w:val="0"/>
                 <w:sz w:val="16"/>
               </w:rPr>
@@ -3615,7 +3665,7 @@
             <w:r/>
             <w:r>
               <w:rPr>
-                <w:rFonts w:ascii="Arial" w:hAnsi="Arial"/>
+                <w:rFonts w:ascii="Verdana" w:hAnsi="Verdana"/>
                 <w:b w:val="0"/>
                 <w:sz w:val="16"/>
               </w:rPr>
@@ -3624,15 +3674,18 @@
         </w:tc>
       </w:tr>
       <w:tr>
-        <w:tc>
-          <w:tcPr>
-            <w:tcW w:type="dxa" w:w="1514"/>
-          </w:tcPr>
-          <w:p>
-            <w:r/>
-            <w:r>
-              <w:rPr>
-                <w:rFonts w:ascii="Arial" w:hAnsi="Arial"/>
+        <w:trPr>
+          <w:cantSplit/>
+        </w:trPr>
+        <w:tc>
+          <w:tcPr>
+            <w:tcW w:type="dxa" w:w="1514"/>
+          </w:tcPr>
+          <w:p>
+            <w:r/>
+            <w:r>
+              <w:rPr>
+                <w:rFonts w:ascii="Verdana" w:hAnsi="Verdana"/>
                 <w:b w:val="0"/>
                 <w:sz w:val="16"/>
               </w:rPr>
@@ -3648,7 +3701,7 @@
             <w:r/>
             <w:r>
               <w:rPr>
-                <w:rFonts w:ascii="Arial" w:hAnsi="Arial"/>
+                <w:rFonts w:ascii="Verdana" w:hAnsi="Verdana"/>
                 <w:b w:val="0"/>
                 <w:sz w:val="16"/>
               </w:rPr>
@@ -3664,7 +3717,7 @@
             <w:r/>
             <w:r>
               <w:rPr>
-                <w:rFonts w:ascii="Arial" w:hAnsi="Arial"/>
+                <w:rFonts w:ascii="Verdana" w:hAnsi="Verdana"/>
                 <w:b w:val="0"/>
                 <w:sz w:val="16"/>
               </w:rPr>
@@ -3680,7 +3733,7 @@
             <w:r/>
             <w:r>
               <w:rPr>
-                <w:rFonts w:ascii="Arial" w:hAnsi="Arial"/>
+                <w:rFonts w:ascii="Verdana" w:hAnsi="Verdana"/>
                 <w:b w:val="0"/>
                 <w:sz w:val="16"/>
               </w:rPr>
@@ -3696,7 +3749,7 @@
             <w:r/>
             <w:r>
               <w:rPr>
-                <w:rFonts w:ascii="Arial" w:hAnsi="Arial"/>
+                <w:rFonts w:ascii="Verdana" w:hAnsi="Verdana"/>
                 <w:b w:val="0"/>
                 <w:sz w:val="16"/>
               </w:rPr>
@@ -3712,7 +3765,7 @@
             <w:r/>
             <w:r>
               <w:rPr>
-                <w:rFonts w:ascii="Arial" w:hAnsi="Arial"/>
+                <w:rFonts w:ascii="Verdana" w:hAnsi="Verdana"/>
                 <w:b w:val="0"/>
                 <w:sz w:val="16"/>
               </w:rPr>
@@ -3728,7 +3781,7 @@
             <w:r/>
             <w:r>
               <w:rPr>
-                <w:rFonts w:ascii="Arial" w:hAnsi="Arial"/>
+                <w:rFonts w:ascii="Verdana" w:hAnsi="Verdana"/>
                 <w:b w:val="0"/>
                 <w:sz w:val="16"/>
               </w:rPr>
@@ -3744,7 +3797,7 @@
             <w:r/>
             <w:r>
               <w:rPr>
-                <w:rFonts w:ascii="Arial" w:hAnsi="Arial"/>
+                <w:rFonts w:ascii="Verdana" w:hAnsi="Verdana"/>
                 <w:b w:val="0"/>
                 <w:sz w:val="16"/>
               </w:rPr>
@@ -3760,7 +3813,7 @@
             <w:r/>
             <w:r>
               <w:rPr>
-                <w:rFonts w:ascii="Arial" w:hAnsi="Arial"/>
+                <w:rFonts w:ascii="Verdana" w:hAnsi="Verdana"/>
                 <w:b w:val="0"/>
                 <w:sz w:val="16"/>
               </w:rPr>
@@ -3776,7 +3829,7 @@
             <w:r/>
             <w:r>
               <w:rPr>
-                <w:rFonts w:ascii="Arial" w:hAnsi="Arial"/>
+                <w:rFonts w:ascii="Verdana" w:hAnsi="Verdana"/>
                 <w:b w:val="0"/>
                 <w:sz w:val="16"/>
               </w:rPr>
@@ -3785,15 +3838,18 @@
         </w:tc>
       </w:tr>
       <w:tr>
-        <w:tc>
-          <w:tcPr>
-            <w:tcW w:type="dxa" w:w="1514"/>
-          </w:tcPr>
-          <w:p>
-            <w:r/>
-            <w:r>
-              <w:rPr>
-                <w:rFonts w:ascii="Arial" w:hAnsi="Arial"/>
+        <w:trPr>
+          <w:cantSplit/>
+        </w:trPr>
+        <w:tc>
+          <w:tcPr>
+            <w:tcW w:type="dxa" w:w="1514"/>
+          </w:tcPr>
+          <w:p>
+            <w:r/>
+            <w:r>
+              <w:rPr>
+                <w:rFonts w:ascii="Verdana" w:hAnsi="Verdana"/>
                 <w:b w:val="0"/>
                 <w:sz w:val="16"/>
               </w:rPr>
@@ -3809,7 +3865,7 @@
             <w:r/>
             <w:r>
               <w:rPr>
-                <w:rFonts w:ascii="Arial" w:hAnsi="Arial"/>
+                <w:rFonts w:ascii="Verdana" w:hAnsi="Verdana"/>
                 <w:b w:val="0"/>
                 <w:sz w:val="16"/>
               </w:rPr>
@@ -3825,7 +3881,7 @@
             <w:r/>
             <w:r>
               <w:rPr>
-                <w:rFonts w:ascii="Arial" w:hAnsi="Arial"/>
+                <w:rFonts w:ascii="Verdana" w:hAnsi="Verdana"/>
                 <w:b w:val="0"/>
                 <w:sz w:val="16"/>
               </w:rPr>
@@ -3841,7 +3897,7 @@
             <w:r/>
             <w:r>
               <w:rPr>
-                <w:rFonts w:ascii="Arial" w:hAnsi="Arial"/>
+                <w:rFonts w:ascii="Verdana" w:hAnsi="Verdana"/>
                 <w:b w:val="0"/>
                 <w:sz w:val="16"/>
               </w:rPr>
@@ -3857,7 +3913,7 @@
             <w:r/>
             <w:r>
               <w:rPr>
-                <w:rFonts w:ascii="Arial" w:hAnsi="Arial"/>
+                <w:rFonts w:ascii="Verdana" w:hAnsi="Verdana"/>
                 <w:b w:val="0"/>
                 <w:sz w:val="16"/>
               </w:rPr>
@@ -3873,7 +3929,7 @@
             <w:r/>
             <w:r>
               <w:rPr>
-                <w:rFonts w:ascii="Arial" w:hAnsi="Arial"/>
+                <w:rFonts w:ascii="Verdana" w:hAnsi="Verdana"/>
                 <w:b w:val="0"/>
                 <w:sz w:val="16"/>
               </w:rPr>
@@ -3889,7 +3945,7 @@
             <w:r/>
             <w:r>
               <w:rPr>
-                <w:rFonts w:ascii="Arial" w:hAnsi="Arial"/>
+                <w:rFonts w:ascii="Verdana" w:hAnsi="Verdana"/>
                 <w:b w:val="0"/>
                 <w:sz w:val="16"/>
               </w:rPr>
@@ -3905,7 +3961,7 @@
             <w:r/>
             <w:r>
               <w:rPr>
-                <w:rFonts w:ascii="Arial" w:hAnsi="Arial"/>
+                <w:rFonts w:ascii="Verdana" w:hAnsi="Verdana"/>
                 <w:b w:val="0"/>
                 <w:sz w:val="16"/>
               </w:rPr>
@@ -3921,7 +3977,7 @@
             <w:r/>
             <w:r>
               <w:rPr>
-                <w:rFonts w:ascii="Arial" w:hAnsi="Arial"/>
+                <w:rFonts w:ascii="Verdana" w:hAnsi="Verdana"/>
                 <w:b w:val="0"/>
                 <w:sz w:val="16"/>
               </w:rPr>
@@ -3937,25 +3993,28 @@
             <w:r/>
             <w:r>
               <w:rPr>
-                <w:rFonts w:ascii="Arial" w:hAnsi="Arial"/>
-                <w:b w:val="0"/>
-                <w:sz w:val="16"/>
-              </w:rPr>
-              <w:t>Note 74: Кодовая цифра 21 может быть использована внутри скорректированных сообщений с указанными скорректированными/замененными величинами.</w:t>
+                <w:rFonts w:ascii="Verdana" w:hAnsi="Verdana"/>
+                <w:b w:val="0"/>
+                <w:sz w:val="16"/>
+              </w:rPr>
+              <w:t>Note 74: Для представления интенсивности осадков, типа осадков и функциональных условий используются дескрипторы 0 20 024 (кодовая таблица), 0 20 021 (таблица флагов) и 0 33 005 (таблица флагов) соответственно.</w:t>
             </w:r>
           </w:p>
         </w:tc>
       </w:tr>
       <w:tr>
-        <w:tc>
-          <w:tcPr>
-            <w:tcW w:type="dxa" w:w="1514"/>
-          </w:tcPr>
-          <w:p>
-            <w:r/>
-            <w:r>
-              <w:rPr>
-                <w:rFonts w:ascii="Arial" w:hAnsi="Arial"/>
+        <w:trPr>
+          <w:cantSplit/>
+        </w:trPr>
+        <w:tc>
+          <w:tcPr>
+            <w:tcW w:type="dxa" w:w="1514"/>
+          </w:tcPr>
+          <w:p>
+            <w:r/>
+            <w:r>
+              <w:rPr>
+                <w:rFonts w:ascii="Verdana" w:hAnsi="Verdana"/>
                 <w:b w:val="0"/>
                 <w:sz w:val="16"/>
               </w:rPr>
@@ -3971,7 +4030,7 @@
             <w:r/>
             <w:r>
               <w:rPr>
-                <w:rFonts w:ascii="Arial" w:hAnsi="Arial"/>
+                <w:rFonts w:ascii="Verdana" w:hAnsi="Verdana"/>
                 <w:b w:val="0"/>
                 <w:sz w:val="16"/>
               </w:rPr>
@@ -3987,7 +4046,7 @@
             <w:r/>
             <w:r>
               <w:rPr>
-                <w:rFonts w:ascii="Arial" w:hAnsi="Arial"/>
+                <w:rFonts w:ascii="Verdana" w:hAnsi="Verdana"/>
                 <w:b w:val="0"/>
                 <w:sz w:val="16"/>
               </w:rPr>
@@ -4003,7 +4062,7 @@
             <w:r/>
             <w:r>
               <w:rPr>
-                <w:rFonts w:ascii="Arial" w:hAnsi="Arial"/>
+                <w:rFonts w:ascii="Verdana" w:hAnsi="Verdana"/>
                 <w:b w:val="0"/>
                 <w:sz w:val="16"/>
               </w:rPr>
@@ -4019,7 +4078,7 @@
             <w:r/>
             <w:r>
               <w:rPr>
-                <w:rFonts w:ascii="Arial" w:hAnsi="Arial"/>
+                <w:rFonts w:ascii="Verdana" w:hAnsi="Verdana"/>
                 <w:b w:val="0"/>
                 <w:sz w:val="16"/>
               </w:rPr>
@@ -4035,7 +4094,7 @@
             <w:r/>
             <w:r>
               <w:rPr>
-                <w:rFonts w:ascii="Arial" w:hAnsi="Arial"/>
+                <w:rFonts w:ascii="Verdana" w:hAnsi="Verdana"/>
                 <w:b w:val="0"/>
                 <w:sz w:val="16"/>
               </w:rPr>
@@ -4051,7 +4110,7 @@
             <w:r/>
             <w:r>
               <w:rPr>
-                <w:rFonts w:ascii="Arial" w:hAnsi="Arial"/>
+                <w:rFonts w:ascii="Verdana" w:hAnsi="Verdana"/>
                 <w:b w:val="0"/>
                 <w:sz w:val="16"/>
               </w:rPr>
@@ -4067,7 +4126,7 @@
             <w:r/>
             <w:r>
               <w:rPr>
-                <w:rFonts w:ascii="Arial" w:hAnsi="Arial"/>
+                <w:rFonts w:ascii="Verdana" w:hAnsi="Verdana"/>
                 <w:b w:val="0"/>
                 <w:sz w:val="16"/>
               </w:rPr>
@@ -4083,7 +4142,7 @@
             <w:r/>
             <w:r>
               <w:rPr>
-                <w:rFonts w:ascii="Arial" w:hAnsi="Arial"/>
+                <w:rFonts w:ascii="Verdana" w:hAnsi="Verdana"/>
                 <w:b w:val="0"/>
                 <w:sz w:val="16"/>
               </w:rPr>
@@ -4099,7 +4158,7 @@
             <w:r/>
             <w:r>
               <w:rPr>
-                <w:rFonts w:ascii="Arial" w:hAnsi="Arial"/>
+                <w:rFonts w:ascii="Verdana" w:hAnsi="Verdana"/>
                 <w:b w:val="0"/>
                 <w:sz w:val="16"/>
               </w:rPr>
@@ -4108,15 +4167,18 @@
         </w:tc>
       </w:tr>
       <w:tr>
-        <w:tc>
-          <w:tcPr>
-            <w:tcW w:type="dxa" w:w="1514"/>
-          </w:tcPr>
-          <w:p>
-            <w:r/>
-            <w:r>
-              <w:rPr>
-                <w:rFonts w:ascii="Arial" w:hAnsi="Arial"/>
+        <w:trPr>
+          <w:cantSplit/>
+        </w:trPr>
+        <w:tc>
+          <w:tcPr>
+            <w:tcW w:type="dxa" w:w="1514"/>
+          </w:tcPr>
+          <w:p>
+            <w:r/>
+            <w:r>
+              <w:rPr>
+                <w:rFonts w:ascii="Verdana" w:hAnsi="Verdana"/>
                 <w:b w:val="0"/>
                 <w:sz w:val="16"/>
               </w:rPr>
@@ -4132,7 +4194,7 @@
             <w:r/>
             <w:r>
               <w:rPr>
-                <w:rFonts w:ascii="Arial" w:hAnsi="Arial"/>
+                <w:rFonts w:ascii="Verdana" w:hAnsi="Verdana"/>
                 <w:b w:val="0"/>
                 <w:sz w:val="16"/>
               </w:rPr>
@@ -4148,7 +4210,7 @@
             <w:r/>
             <w:r>
               <w:rPr>
-                <w:rFonts w:ascii="Arial" w:hAnsi="Arial"/>
+                <w:rFonts w:ascii="Verdana" w:hAnsi="Verdana"/>
                 <w:b w:val="0"/>
                 <w:sz w:val="16"/>
               </w:rPr>
@@ -4164,7 +4226,7 @@
             <w:r/>
             <w:r>
               <w:rPr>
-                <w:rFonts w:ascii="Arial" w:hAnsi="Arial"/>
+                <w:rFonts w:ascii="Verdana" w:hAnsi="Verdana"/>
                 <w:b w:val="0"/>
                 <w:sz w:val="16"/>
               </w:rPr>
@@ -4180,7 +4242,7 @@
             <w:r/>
             <w:r>
               <w:rPr>
-                <w:rFonts w:ascii="Arial" w:hAnsi="Arial"/>
+                <w:rFonts w:ascii="Verdana" w:hAnsi="Verdana"/>
                 <w:b w:val="0"/>
                 <w:sz w:val="16"/>
               </w:rPr>
@@ -4196,7 +4258,7 @@
             <w:r/>
             <w:r>
               <w:rPr>
-                <w:rFonts w:ascii="Arial" w:hAnsi="Arial"/>
+                <w:rFonts w:ascii="Verdana" w:hAnsi="Verdana"/>
                 <w:b w:val="0"/>
                 <w:sz w:val="16"/>
               </w:rPr>
@@ -4212,7 +4274,7 @@
             <w:r/>
             <w:r>
               <w:rPr>
-                <w:rFonts w:ascii="Arial" w:hAnsi="Arial"/>
+                <w:rFonts w:ascii="Verdana" w:hAnsi="Verdana"/>
                 <w:b w:val="0"/>
                 <w:sz w:val="16"/>
               </w:rPr>
@@ -4228,7 +4290,7 @@
             <w:r/>
             <w:r>
               <w:rPr>
-                <w:rFonts w:ascii="Arial" w:hAnsi="Arial"/>
+                <w:rFonts w:ascii="Verdana" w:hAnsi="Verdana"/>
                 <w:b w:val="0"/>
                 <w:sz w:val="16"/>
               </w:rPr>
@@ -4244,7 +4306,7 @@
             <w:r/>
             <w:r>
               <w:rPr>
-                <w:rFonts w:ascii="Arial" w:hAnsi="Arial"/>
+                <w:rFonts w:ascii="Verdana" w:hAnsi="Verdana"/>
                 <w:b w:val="0"/>
                 <w:sz w:val="16"/>
               </w:rPr>
@@ -4260,7 +4322,7 @@
             <w:r/>
             <w:r>
               <w:rPr>
-                <w:rFonts w:ascii="Arial" w:hAnsi="Arial"/>
+                <w:rFonts w:ascii="Verdana" w:hAnsi="Verdana"/>
                 <w:b w:val="0"/>
                 <w:sz w:val="16"/>
               </w:rPr>
@@ -4269,15 +4331,18 @@
         </w:tc>
       </w:tr>
       <w:tr>
-        <w:tc>
-          <w:tcPr>
-            <w:tcW w:type="dxa" w:w="1514"/>
-          </w:tcPr>
-          <w:p>
-            <w:r/>
-            <w:r>
-              <w:rPr>
-                <w:rFonts w:ascii="Arial" w:hAnsi="Arial"/>
+        <w:trPr>
+          <w:cantSplit/>
+        </w:trPr>
+        <w:tc>
+          <w:tcPr>
+            <w:tcW w:type="dxa" w:w="1514"/>
+          </w:tcPr>
+          <w:p>
+            <w:r/>
+            <w:r>
+              <w:rPr>
+                <w:rFonts w:ascii="Verdana" w:hAnsi="Verdana"/>
                 <w:b w:val="0"/>
                 <w:sz w:val="16"/>
               </w:rPr>
@@ -4293,7 +4358,7 @@
             <w:r/>
             <w:r>
               <w:rPr>
-                <w:rFonts w:ascii="Arial" w:hAnsi="Arial"/>
+                <w:rFonts w:ascii="Verdana" w:hAnsi="Verdana"/>
                 <w:b w:val="0"/>
                 <w:sz w:val="16"/>
               </w:rPr>
@@ -4309,7 +4374,7 @@
             <w:r/>
             <w:r>
               <w:rPr>
-                <w:rFonts w:ascii="Arial" w:hAnsi="Arial"/>
+                <w:rFonts w:ascii="Verdana" w:hAnsi="Verdana"/>
                 <w:b w:val="0"/>
                 <w:sz w:val="16"/>
               </w:rPr>
@@ -4325,7 +4390,7 @@
             <w:r/>
             <w:r>
               <w:rPr>
-                <w:rFonts w:ascii="Arial" w:hAnsi="Arial"/>
+                <w:rFonts w:ascii="Verdana" w:hAnsi="Verdana"/>
                 <w:b w:val="0"/>
                 <w:sz w:val="16"/>
               </w:rPr>
@@ -4341,7 +4406,7 @@
             <w:r/>
             <w:r>
               <w:rPr>
-                <w:rFonts w:ascii="Arial" w:hAnsi="Arial"/>
+                <w:rFonts w:ascii="Verdana" w:hAnsi="Verdana"/>
                 <w:b w:val="0"/>
                 <w:sz w:val="16"/>
               </w:rPr>
@@ -4357,7 +4422,7 @@
             <w:r/>
             <w:r>
               <w:rPr>
-                <w:rFonts w:ascii="Arial" w:hAnsi="Arial"/>
+                <w:rFonts w:ascii="Verdana" w:hAnsi="Verdana"/>
                 <w:b w:val="0"/>
                 <w:sz w:val="16"/>
               </w:rPr>
@@ -4373,7 +4438,7 @@
             <w:r/>
             <w:r>
               <w:rPr>
-                <w:rFonts w:ascii="Arial" w:hAnsi="Arial"/>
+                <w:rFonts w:ascii="Verdana" w:hAnsi="Verdana"/>
                 <w:b w:val="0"/>
                 <w:sz w:val="16"/>
               </w:rPr>
@@ -4389,7 +4454,7 @@
             <w:r/>
             <w:r>
               <w:rPr>
-                <w:rFonts w:ascii="Arial" w:hAnsi="Arial"/>
+                <w:rFonts w:ascii="Verdana" w:hAnsi="Verdana"/>
                 <w:b w:val="0"/>
                 <w:sz w:val="16"/>
               </w:rPr>
@@ -4405,7 +4470,7 @@
             <w:r/>
             <w:r>
               <w:rPr>
-                <w:rFonts w:ascii="Arial" w:hAnsi="Arial"/>
+                <w:rFonts w:ascii="Verdana" w:hAnsi="Verdana"/>
                 <w:b w:val="0"/>
                 <w:sz w:val="16"/>
               </w:rPr>
@@ -4421,7 +4486,7 @@
             <w:r/>
             <w:r>
               <w:rPr>
-                <w:rFonts w:ascii="Arial" w:hAnsi="Arial"/>
+                <w:rFonts w:ascii="Verdana" w:hAnsi="Verdana"/>
                 <w:b w:val="0"/>
                 <w:sz w:val="16"/>
               </w:rPr>
@@ -4430,15 +4495,18 @@
         </w:tc>
       </w:tr>
       <w:tr>
-        <w:tc>
-          <w:tcPr>
-            <w:tcW w:type="dxa" w:w="1514"/>
-          </w:tcPr>
-          <w:p>
-            <w:r/>
-            <w:r>
-              <w:rPr>
-                <w:rFonts w:ascii="Arial" w:hAnsi="Arial"/>
+        <w:trPr>
+          <w:cantSplit/>
+        </w:trPr>
+        <w:tc>
+          <w:tcPr>
+            <w:tcW w:type="dxa" w:w="1514"/>
+          </w:tcPr>
+          <w:p>
+            <w:r/>
+            <w:r>
+              <w:rPr>
+                <w:rFonts w:ascii="Verdana" w:hAnsi="Verdana"/>
                 <w:b w:val="0"/>
                 <w:sz w:val="16"/>
               </w:rPr>
@@ -4454,7 +4522,7 @@
             <w:r/>
             <w:r>
               <w:rPr>
-                <w:rFonts w:ascii="Arial" w:hAnsi="Arial"/>
+                <w:rFonts w:ascii="Verdana" w:hAnsi="Verdana"/>
                 <w:b w:val="0"/>
                 <w:sz w:val="16"/>
               </w:rPr>
@@ -4470,7 +4538,7 @@
             <w:r/>
             <w:r>
               <w:rPr>
-                <w:rFonts w:ascii="Arial" w:hAnsi="Arial"/>
+                <w:rFonts w:ascii="Verdana" w:hAnsi="Verdana"/>
                 <w:b w:val="0"/>
                 <w:sz w:val="16"/>
               </w:rPr>
@@ -4486,7 +4554,7 @@
             <w:r/>
             <w:r>
               <w:rPr>
-                <w:rFonts w:ascii="Arial" w:hAnsi="Arial"/>
+                <w:rFonts w:ascii="Verdana" w:hAnsi="Verdana"/>
                 <w:b w:val="0"/>
                 <w:sz w:val="16"/>
               </w:rPr>
@@ -4502,7 +4570,7 @@
             <w:r/>
             <w:r>
               <w:rPr>
-                <w:rFonts w:ascii="Arial" w:hAnsi="Arial"/>
+                <w:rFonts w:ascii="Verdana" w:hAnsi="Verdana"/>
                 <w:b w:val="0"/>
                 <w:sz w:val="16"/>
               </w:rPr>
@@ -4518,7 +4586,7 @@
             <w:r/>
             <w:r>
               <w:rPr>
-                <w:rFonts w:ascii="Arial" w:hAnsi="Arial"/>
+                <w:rFonts w:ascii="Verdana" w:hAnsi="Verdana"/>
                 <w:b w:val="0"/>
                 <w:sz w:val="16"/>
               </w:rPr>
@@ -4534,7 +4602,7 @@
             <w:r/>
             <w:r>
               <w:rPr>
-                <w:rFonts w:ascii="Arial" w:hAnsi="Arial"/>
+                <w:rFonts w:ascii="Verdana" w:hAnsi="Verdana"/>
                 <w:b w:val="0"/>
                 <w:sz w:val="16"/>
               </w:rPr>
@@ -4550,7 +4618,7 @@
             <w:r/>
             <w:r>
               <w:rPr>
-                <w:rFonts w:ascii="Arial" w:hAnsi="Arial"/>
+                <w:rFonts w:ascii="Verdana" w:hAnsi="Verdana"/>
                 <w:b w:val="0"/>
                 <w:sz w:val="16"/>
               </w:rPr>
@@ -4566,7 +4634,7 @@
             <w:r/>
             <w:r>
               <w:rPr>
-                <w:rFonts w:ascii="Arial" w:hAnsi="Arial"/>
+                <w:rFonts w:ascii="Verdana" w:hAnsi="Verdana"/>
                 <w:b w:val="0"/>
                 <w:sz w:val="16"/>
               </w:rPr>
@@ -4582,7 +4650,7 @@
             <w:r/>
             <w:r>
               <w:rPr>
-                <w:rFonts w:ascii="Arial" w:hAnsi="Arial"/>
+                <w:rFonts w:ascii="Verdana" w:hAnsi="Verdana"/>
                 <w:b w:val="0"/>
                 <w:sz w:val="16"/>
               </w:rPr>
@@ -4592,15 +4660,18 @@
         </w:tc>
       </w:tr>
       <w:tr>
-        <w:tc>
-          <w:tcPr>
-            <w:tcW w:type="dxa" w:w="1514"/>
-          </w:tcPr>
-          <w:p>
-            <w:r/>
-            <w:r>
-              <w:rPr>
-                <w:rFonts w:ascii="Arial" w:hAnsi="Arial"/>
+        <w:trPr>
+          <w:cantSplit/>
+        </w:trPr>
+        <w:tc>
+          <w:tcPr>
+            <w:tcW w:type="dxa" w:w="1514"/>
+          </w:tcPr>
+          <w:p>
+            <w:r/>
+            <w:r>
+              <w:rPr>
+                <w:rFonts w:ascii="Verdana" w:hAnsi="Verdana"/>
                 <w:b w:val="0"/>
                 <w:sz w:val="16"/>
               </w:rPr>
@@ -4616,7 +4687,7 @@
             <w:r/>
             <w:r>
               <w:rPr>
-                <w:rFonts w:ascii="Arial" w:hAnsi="Arial"/>
+                <w:rFonts w:ascii="Verdana" w:hAnsi="Verdana"/>
                 <w:b w:val="0"/>
                 <w:sz w:val="16"/>
               </w:rPr>
@@ -4632,7 +4703,7 @@
             <w:r/>
             <w:r>
               <w:rPr>
-                <w:rFonts w:ascii="Arial" w:hAnsi="Arial"/>
+                <w:rFonts w:ascii="Verdana" w:hAnsi="Verdana"/>
                 <w:b w:val="0"/>
                 <w:sz w:val="16"/>
               </w:rPr>
@@ -4648,7 +4719,7 @@
             <w:r/>
             <w:r>
               <w:rPr>
-                <w:rFonts w:ascii="Arial" w:hAnsi="Arial"/>
+                <w:rFonts w:ascii="Verdana" w:hAnsi="Verdana"/>
                 <w:b w:val="0"/>
                 <w:sz w:val="16"/>
               </w:rPr>
@@ -4664,7 +4735,7 @@
             <w:r/>
             <w:r>
               <w:rPr>
-                <w:rFonts w:ascii="Arial" w:hAnsi="Arial"/>
+                <w:rFonts w:ascii="Verdana" w:hAnsi="Verdana"/>
                 <w:b w:val="0"/>
                 <w:sz w:val="16"/>
               </w:rPr>
@@ -4680,7 +4751,7 @@
             <w:r/>
             <w:r>
               <w:rPr>
-                <w:rFonts w:ascii="Arial" w:hAnsi="Arial"/>
+                <w:rFonts w:ascii="Verdana" w:hAnsi="Verdana"/>
                 <w:b w:val="0"/>
                 <w:sz w:val="16"/>
               </w:rPr>
@@ -4696,7 +4767,7 @@
             <w:r/>
             <w:r>
               <w:rPr>
-                <w:rFonts w:ascii="Arial" w:hAnsi="Arial"/>
+                <w:rFonts w:ascii="Verdana" w:hAnsi="Verdana"/>
                 <w:b w:val="0"/>
                 <w:sz w:val="16"/>
               </w:rPr>
@@ -4712,7 +4783,7 @@
             <w:r/>
             <w:r>
               <w:rPr>
-                <w:rFonts w:ascii="Arial" w:hAnsi="Arial"/>
+                <w:rFonts w:ascii="Verdana" w:hAnsi="Verdana"/>
                 <w:b w:val="0"/>
                 <w:sz w:val="16"/>
               </w:rPr>
@@ -4728,7 +4799,7 @@
             <w:r/>
             <w:r>
               <w:rPr>
-                <w:rFonts w:ascii="Arial" w:hAnsi="Arial"/>
+                <w:rFonts w:ascii="Verdana" w:hAnsi="Verdana"/>
                 <w:b w:val="0"/>
                 <w:sz w:val="16"/>
               </w:rPr>
@@ -4744,7 +4815,7 @@
             <w:r/>
             <w:r>
               <w:rPr>
-                <w:rFonts w:ascii="Arial" w:hAnsi="Arial"/>
+                <w:rFonts w:ascii="Verdana" w:hAnsi="Verdana"/>
                 <w:b w:val="0"/>
                 <w:sz w:val="16"/>
               </w:rPr>
@@ -4753,15 +4824,18 @@
         </w:tc>
       </w:tr>
       <w:tr>
-        <w:tc>
-          <w:tcPr>
-            <w:tcW w:type="dxa" w:w="1514"/>
-          </w:tcPr>
-          <w:p>
-            <w:r/>
-            <w:r>
-              <w:rPr>
-                <w:rFonts w:ascii="Arial" w:hAnsi="Arial"/>
+        <w:trPr>
+          <w:cantSplit/>
+        </w:trPr>
+        <w:tc>
+          <w:tcPr>
+            <w:tcW w:type="dxa" w:w="1514"/>
+          </w:tcPr>
+          <w:p>
+            <w:r/>
+            <w:r>
+              <w:rPr>
+                <w:rFonts w:ascii="Verdana" w:hAnsi="Verdana"/>
                 <w:b w:val="0"/>
                 <w:sz w:val="16"/>
               </w:rPr>
@@ -4777,7 +4851,7 @@
             <w:r/>
             <w:r>
               <w:rPr>
-                <w:rFonts w:ascii="Arial" w:hAnsi="Arial"/>
+                <w:rFonts w:ascii="Verdana" w:hAnsi="Verdana"/>
                 <w:b w:val="0"/>
                 <w:sz w:val="16"/>
               </w:rPr>
@@ -4793,7 +4867,7 @@
             <w:r/>
             <w:r>
               <w:rPr>
-                <w:rFonts w:ascii="Arial" w:hAnsi="Arial"/>
+                <w:rFonts w:ascii="Verdana" w:hAnsi="Verdana"/>
                 <w:b w:val="0"/>
                 <w:sz w:val="16"/>
               </w:rPr>
@@ -4809,7 +4883,7 @@
             <w:r/>
             <w:r>
               <w:rPr>
-                <w:rFonts w:ascii="Arial" w:hAnsi="Arial"/>
+                <w:rFonts w:ascii="Verdana" w:hAnsi="Verdana"/>
                 <w:b w:val="0"/>
                 <w:sz w:val="16"/>
               </w:rPr>
@@ -4825,7 +4899,7 @@
             <w:r/>
             <w:r>
               <w:rPr>
-                <w:rFonts w:ascii="Arial" w:hAnsi="Arial"/>
+                <w:rFonts w:ascii="Verdana" w:hAnsi="Verdana"/>
                 <w:b w:val="0"/>
                 <w:sz w:val="16"/>
               </w:rPr>
@@ -4841,7 +4915,7 @@
             <w:r/>
             <w:r>
               <w:rPr>
-                <w:rFonts w:ascii="Arial" w:hAnsi="Arial"/>
+                <w:rFonts w:ascii="Verdana" w:hAnsi="Verdana"/>
                 <w:b w:val="0"/>
                 <w:sz w:val="16"/>
               </w:rPr>
@@ -4857,7 +4931,7 @@
             <w:r/>
             <w:r>
               <w:rPr>
-                <w:rFonts w:ascii="Arial" w:hAnsi="Arial"/>
+                <w:rFonts w:ascii="Verdana" w:hAnsi="Verdana"/>
                 <w:b w:val="0"/>
                 <w:sz w:val="16"/>
               </w:rPr>
@@ -4873,7 +4947,7 @@
             <w:r/>
             <w:r>
               <w:rPr>
-                <w:rFonts w:ascii="Arial" w:hAnsi="Arial"/>
+                <w:rFonts w:ascii="Verdana" w:hAnsi="Verdana"/>
                 <w:b w:val="0"/>
                 <w:sz w:val="16"/>
               </w:rPr>
@@ -4889,7 +4963,7 @@
             <w:r/>
             <w:r>
               <w:rPr>
-                <w:rFonts w:ascii="Arial" w:hAnsi="Arial"/>
+                <w:rFonts w:ascii="Verdana" w:hAnsi="Verdana"/>
                 <w:b w:val="0"/>
                 <w:sz w:val="16"/>
               </w:rPr>
@@ -4905,7 +4979,7 @@
             <w:r/>
             <w:r>
               <w:rPr>
-                <w:rFonts w:ascii="Arial" w:hAnsi="Arial"/>
+                <w:rFonts w:ascii="Verdana" w:hAnsi="Verdana"/>
                 <w:b w:val="0"/>
                 <w:sz w:val="16"/>
               </w:rPr>
@@ -4914,15 +4988,18 @@
         </w:tc>
       </w:tr>
       <w:tr>
-        <w:tc>
-          <w:tcPr>
-            <w:tcW w:type="dxa" w:w="1514"/>
-          </w:tcPr>
-          <w:p>
-            <w:r/>
-            <w:r>
-              <w:rPr>
-                <w:rFonts w:ascii="Arial" w:hAnsi="Arial"/>
+        <w:trPr>
+          <w:cantSplit/>
+        </w:trPr>
+        <w:tc>
+          <w:tcPr>
+            <w:tcW w:type="dxa" w:w="1514"/>
+          </w:tcPr>
+          <w:p>
+            <w:r/>
+            <w:r>
+              <w:rPr>
+                <w:rFonts w:ascii="Verdana" w:hAnsi="Verdana"/>
                 <w:b w:val="0"/>
                 <w:sz w:val="16"/>
               </w:rPr>
@@ -4938,7 +5015,7 @@
             <w:r/>
             <w:r>
               <w:rPr>
-                <w:rFonts w:ascii="Arial" w:hAnsi="Arial"/>
+                <w:rFonts w:ascii="Verdana" w:hAnsi="Verdana"/>
                 <w:b w:val="0"/>
                 <w:sz w:val="16"/>
               </w:rPr>
@@ -4954,7 +5031,7 @@
             <w:r/>
             <w:r>
               <w:rPr>
-                <w:rFonts w:ascii="Arial" w:hAnsi="Arial"/>
+                <w:rFonts w:ascii="Verdana" w:hAnsi="Verdana"/>
                 <w:b w:val="0"/>
                 <w:sz w:val="16"/>
               </w:rPr>
@@ -4970,7 +5047,7 @@
             <w:r/>
             <w:r>
               <w:rPr>
-                <w:rFonts w:ascii="Arial" w:hAnsi="Arial"/>
+                <w:rFonts w:ascii="Verdana" w:hAnsi="Verdana"/>
                 <w:b w:val="0"/>
                 <w:sz w:val="16"/>
               </w:rPr>
@@ -4986,7 +5063,7 @@
             <w:r/>
             <w:r>
               <w:rPr>
-                <w:rFonts w:ascii="Arial" w:hAnsi="Arial"/>
+                <w:rFonts w:ascii="Verdana" w:hAnsi="Verdana"/>
                 <w:b w:val="0"/>
                 <w:sz w:val="16"/>
               </w:rPr>
@@ -5002,7 +5079,7 @@
             <w:r/>
             <w:r>
               <w:rPr>
-                <w:rFonts w:ascii="Arial" w:hAnsi="Arial"/>
+                <w:rFonts w:ascii="Verdana" w:hAnsi="Verdana"/>
                 <w:b w:val="0"/>
                 <w:sz w:val="16"/>
               </w:rPr>
@@ -5018,7 +5095,7 @@
             <w:r/>
             <w:r>
               <w:rPr>
-                <w:rFonts w:ascii="Arial" w:hAnsi="Arial"/>
+                <w:rFonts w:ascii="Verdana" w:hAnsi="Verdana"/>
                 <w:b w:val="0"/>
                 <w:sz w:val="16"/>
               </w:rPr>
@@ -5034,7 +5111,7 @@
             <w:r/>
             <w:r>
               <w:rPr>
-                <w:rFonts w:ascii="Arial" w:hAnsi="Arial"/>
+                <w:rFonts w:ascii="Verdana" w:hAnsi="Verdana"/>
                 <w:b w:val="0"/>
                 <w:sz w:val="16"/>
               </w:rPr>
@@ -5050,7 +5127,7 @@
             <w:r/>
             <w:r>
               <w:rPr>
-                <w:rFonts w:ascii="Arial" w:hAnsi="Arial"/>
+                <w:rFonts w:ascii="Verdana" w:hAnsi="Verdana"/>
                 <w:b w:val="0"/>
                 <w:sz w:val="16"/>
               </w:rPr>
@@ -5066,7 +5143,7 @@
             <w:r/>
             <w:r>
               <w:rPr>
-                <w:rFonts w:ascii="Arial" w:hAnsi="Arial"/>
+                <w:rFonts w:ascii="Verdana" w:hAnsi="Verdana"/>
                 <w:b w:val="0"/>
                 <w:sz w:val="16"/>
               </w:rPr>

--- a/docx/ru/BUFRCREX_TableB_ru_07.docx
+++ b/docx/ru/BUFRCREX_TableB_ru_07.docx
@@ -239,7 +239,7 @@
                 <w:b w:val="0"/>
                 <w:sz w:val="16"/>
               </w:rPr>
-              <w:t>007001</w:t>
+              <w:t>0 07 001</w:t>
             </w:r>
           </w:p>
         </w:tc>
@@ -404,7 +404,7 @@
                 <w:b w:val="0"/>
                 <w:sz w:val="16"/>
               </w:rPr>
-              <w:t>007002</w:t>
+              <w:t>0 07 002</w:t>
             </w:r>
           </w:p>
         </w:tc>
@@ -568,7 +568,7 @@
                 <w:b w:val="0"/>
                 <w:sz w:val="16"/>
               </w:rPr>
-              <w:t>007003</w:t>
+              <w:t>0 07 003</w:t>
             </w:r>
           </w:p>
         </w:tc>
@@ -732,7 +732,7 @@
                 <w:b w:val="0"/>
                 <w:sz w:val="16"/>
               </w:rPr>
-              <w:t>007004</w:t>
+              <w:t>0 07 004</w:t>
             </w:r>
           </w:p>
         </w:tc>
@@ -896,7 +896,7 @@
                 <w:b w:val="0"/>
                 <w:sz w:val="16"/>
               </w:rPr>
-              <w:t>007005</w:t>
+              <w:t>0 07 005</w:t>
             </w:r>
           </w:p>
         </w:tc>
@@ -1060,7 +1060,7 @@
                 <w:b w:val="0"/>
                 <w:sz w:val="16"/>
               </w:rPr>
-              <w:t>007006</w:t>
+              <w:t>0 07 006</w:t>
             </w:r>
           </w:p>
         </w:tc>
@@ -1224,7 +1224,7 @@
                 <w:b w:val="0"/>
                 <w:sz w:val="16"/>
               </w:rPr>
-              <w:t>007007</w:t>
+              <w:t>0 07 007</w:t>
             </w:r>
           </w:p>
         </w:tc>
@@ -1388,7 +1388,7 @@
                 <w:b w:val="0"/>
                 <w:sz w:val="16"/>
               </w:rPr>
-              <w:t>007008</w:t>
+              <w:t>0 07 008</w:t>
             </w:r>
           </w:p>
         </w:tc>
@@ -1552,7 +1552,7 @@
                 <w:b w:val="0"/>
                 <w:sz w:val="16"/>
               </w:rPr>
-              <w:t>007009</w:t>
+              <w:t>0 07 009</w:t>
             </w:r>
           </w:p>
         </w:tc>
@@ -1716,7 +1716,7 @@
                 <w:b w:val="0"/>
                 <w:sz w:val="16"/>
               </w:rPr>
-              <w:t>007010</w:t>
+              <w:t>0 07 010</w:t>
             </w:r>
           </w:p>
         </w:tc>
@@ -1880,7 +1880,7 @@
                 <w:b w:val="0"/>
                 <w:sz w:val="16"/>
               </w:rPr>
-              <w:t>007012</w:t>
+              <w:t>0 07 012</w:t>
             </w:r>
           </w:p>
         </w:tc>
@@ -2044,7 +2044,7 @@
                 <w:b w:val="0"/>
                 <w:sz w:val="16"/>
               </w:rPr>
-              <w:t>007021</w:t>
+              <w:t>0 07 021</w:t>
             </w:r>
           </w:p>
         </w:tc>
@@ -2209,7 +2209,7 @@
                 <w:b w:val="0"/>
                 <w:sz w:val="16"/>
               </w:rPr>
-              <w:t>007022</w:t>
+              <w:t>0 07 022</w:t>
             </w:r>
           </w:p>
         </w:tc>
@@ -2373,7 +2373,7 @@
                 <w:b w:val="0"/>
                 <w:sz w:val="16"/>
               </w:rPr>
-              <w:t>007024</w:t>
+              <w:t>0 07 024</w:t>
             </w:r>
           </w:p>
         </w:tc>
@@ -2537,7 +2537,7 @@
                 <w:b w:val="0"/>
                 <w:sz w:val="16"/>
               </w:rPr>
-              <w:t>007025</w:t>
+              <w:t>0 07 025</w:t>
             </w:r>
           </w:p>
         </w:tc>
@@ -2701,7 +2701,7 @@
                 <w:b w:val="0"/>
                 <w:sz w:val="16"/>
               </w:rPr>
-              <w:t>007026</w:t>
+              <w:t>0 07 026</w:t>
             </w:r>
           </w:p>
         </w:tc>
@@ -2865,7 +2865,7 @@
                 <w:b w:val="0"/>
                 <w:sz w:val="16"/>
               </w:rPr>
-              <w:t>007030</w:t>
+              <w:t>0 07 030</w:t>
             </w:r>
           </w:p>
         </w:tc>
@@ -3030,7 +3030,7 @@
                 <w:b w:val="0"/>
                 <w:sz w:val="16"/>
               </w:rPr>
-              <w:t>007031</w:t>
+              <w:t>0 07 031</w:t>
             </w:r>
           </w:p>
         </w:tc>
@@ -3195,7 +3195,7 @@
                 <w:b w:val="0"/>
                 <w:sz w:val="16"/>
               </w:rPr>
-              <w:t>007032</w:t>
+              <w:t>0 07 032</w:t>
             </w:r>
           </w:p>
         </w:tc>
@@ -3360,7 +3360,7 @@
                 <w:b w:val="0"/>
                 <w:sz w:val="16"/>
               </w:rPr>
-              <w:t>007033</w:t>
+              <w:t>0 07 033</w:t>
             </w:r>
           </w:p>
         </w:tc>
@@ -3525,7 +3525,7 @@
                 <w:b w:val="0"/>
                 <w:sz w:val="16"/>
               </w:rPr>
-              <w:t>007035</w:t>
+              <w:t>0 07 035</w:t>
             </w:r>
           </w:p>
         </w:tc>
@@ -3689,7 +3689,7 @@
                 <w:b w:val="0"/>
                 <w:sz w:val="16"/>
               </w:rPr>
-              <w:t>007036</w:t>
+              <w:t>0 07 036</w:t>
             </w:r>
           </w:p>
         </w:tc>
@@ -3853,7 +3853,7 @@
                 <w:b w:val="0"/>
                 <w:sz w:val="16"/>
               </w:rPr>
-              <w:t>007040</w:t>
+              <w:t>0 07 040</w:t>
             </w:r>
           </w:p>
         </w:tc>
@@ -4018,7 +4018,7 @@
                 <w:b w:val="0"/>
                 <w:sz w:val="16"/>
               </w:rPr>
-              <w:t>007061</w:t>
+              <w:t>0 07 061</w:t>
             </w:r>
           </w:p>
         </w:tc>
@@ -4182,7 +4182,7 @@
                 <w:b w:val="0"/>
                 <w:sz w:val="16"/>
               </w:rPr>
-              <w:t>007062</w:t>
+              <w:t>0 07 062</w:t>
             </w:r>
           </w:p>
         </w:tc>
@@ -4346,7 +4346,7 @@
                 <w:b w:val="0"/>
                 <w:sz w:val="16"/>
               </w:rPr>
-              <w:t>007063</w:t>
+              <w:t>0 07 063</w:t>
             </w:r>
           </w:p>
         </w:tc>
@@ -4510,7 +4510,7 @@
                 <w:b w:val="0"/>
                 <w:sz w:val="16"/>
               </w:rPr>
-              <w:t>007064</w:t>
+              <w:t>0 07 064</w:t>
             </w:r>
           </w:p>
         </w:tc>
@@ -4675,7 +4675,7 @@
                 <w:b w:val="0"/>
                 <w:sz w:val="16"/>
               </w:rPr>
-              <w:t>007065</w:t>
+              <w:t>0 07 065</w:t>
             </w:r>
           </w:p>
         </w:tc>
@@ -4839,7 +4839,7 @@
                 <w:b w:val="0"/>
                 <w:sz w:val="16"/>
               </w:rPr>
-              <w:t>007070</w:t>
+              <w:t>0 07 070</w:t>
             </w:r>
           </w:p>
         </w:tc>
@@ -5003,7 +5003,7 @@
                 <w:b w:val="0"/>
                 <w:sz w:val="16"/>
               </w:rPr>
-              <w:t>007071</w:t>
+              <w:t>0 07 071</w:t>
             </w:r>
           </w:p>
         </w:tc>

--- a/docx/ru/BUFRCREX_TableB_ru_07.docx
+++ b/docx/ru/BUFRCREX_TableB_ru_07.docx
@@ -12,7 +12,367 @@
           <w:b/>
           <w:sz w:val="22"/>
         </w:rPr>
-        <w:t>Класс 07: Местоположение (вертикальное) в BUFR/CREX</w:t>
+        <w:t>Класс 07: Местоположение (вертикальное)</w:t>
+      </w:r>
+    </w:p>
+    <w:p>
+      <w:r>
+        <w:rPr>
+          <w:rFonts w:ascii="Verdana" w:hAnsi="Verdana"/>
+          <w:i/>
+          <w:sz w:val="14"/>
+        </w:rPr>
+        <w:t>Note 23: Значение осадков –0,1 кг·м-2 до масштабирования (–1 после масштабирования или в коде CREX) должно указывать на «следы» осадков (не поддающиеся измерению, менее 0,05 кг·м-2).</w:t>
+      </w:r>
+    </w:p>
+    <w:p>
+      <w:r>
+        <w:rPr>
+          <w:rFonts w:ascii="Verdana" w:hAnsi="Verdana"/>
+          <w:i/>
+          <w:sz w:val="14"/>
+        </w:rPr>
+        <w:t>Note 25: Ранее определенное значение может быть отменено путем передачи «отсутствующего значения» из соответствующей кодовой таблицы или таблицы флагов.</w:t>
+      </w:r>
+    </w:p>
+    <w:p>
+      <w:r>
+        <w:rPr>
+          <w:rFonts w:ascii="Verdana" w:hAnsi="Verdana"/>
+          <w:i/>
+          <w:sz w:val="14"/>
+        </w:rPr>
+        <w:t>Note 27: Все время дается во Всемирном скоординированном времени (ВСВ), если не предусмотрено иного.</w:t>
+      </w:r>
+    </w:p>
+    <w:p>
+      <w:r>
+        <w:rPr>
+          <w:rFonts w:ascii="Verdana" w:hAnsi="Verdana"/>
+          <w:i/>
+          <w:sz w:val="14"/>
+        </w:rPr>
+        <w:t>Note 32: Пеленг или азимут следует использовать только для установленного местоположения и не должен переопределять это местоположение.</w:t>
+      </w:r>
+    </w:p>
+    <w:p>
+      <w:r>
+        <w:rPr>
+          <w:rFonts w:ascii="Verdana" w:hAnsi="Verdana"/>
+          <w:i/>
+          <w:sz w:val="14"/>
+        </w:rPr>
+        <w:t>Note 62: Расстояние следует использовать только для установленного местоположения, а также пеленга, азимута или превышения; оно не должно переопределять это местоположение.</w:t>
+      </w:r>
+    </w:p>
+    <w:p>
+      <w:r>
+        <w:rPr>
+          <w:rFonts w:ascii="Verdana" w:hAnsi="Verdana"/>
+          <w:i/>
+          <w:sz w:val="14"/>
+        </w:rPr>
+        <w:t>Note 63: Приходящей радиации следует присваивать положительные значения.</w:t>
+      </w:r>
+    </w:p>
+    <w:p>
+      <w:r>
+        <w:rPr>
+          <w:rFonts w:ascii="Verdana" w:hAnsi="Verdana"/>
+          <w:i/>
+          <w:sz w:val="14"/>
+        </w:rPr>
+        <w:t>Note 64: Для компонент w, направленных вниз, следует выделять положительные значения с единицами измерения в Па·с-1.</w:t>
+      </w:r>
+    </w:p>
+    <w:p>
+      <w:r>
+        <w:rPr>
+          <w:rFonts w:ascii="Verdana" w:hAnsi="Verdana"/>
+          <w:i/>
+          <w:sz w:val="14"/>
+        </w:rPr>
+        <w:t>Note 66: Увеличение широты с востока на запад следует выражать отрицательным значением.</w:t>
+      </w:r>
+    </w:p>
+    <w:p>
+      <w:r>
+        <w:rPr>
+          <w:rFonts w:ascii="Verdana" w:hAnsi="Verdana"/>
+          <w:i/>
+          <w:sz w:val="14"/>
+        </w:rPr>
+        <w:t>Note 75: Для дескрипторов кода CREX F = B, а не 0.</w:t>
+      </w:r>
+    </w:p>
+    <w:p>
+      <w:r>
+        <w:rPr>
+          <w:rFonts w:ascii="Verdana" w:hAnsi="Verdana"/>
+          <w:i/>
+          <w:sz w:val="14"/>
+        </w:rPr>
+        <w:t>Note 92: Для однозначного различения случаев отсутствия данных и насыщенных пикселей, n-битовые данные об изображении следует кодировать, используя длину данных n+1. Когда такого дескриптора еще нет в классе 30, дескриптор оператора 2 01 YYY следует использовать для изменения длины данных существующей позиции, по мере необходимости.</w:t>
+      </w:r>
+    </w:p>
+    <w:p>
+      <w:r>
+        <w:rPr>
+          <w:rFonts w:ascii="Verdana" w:hAnsi="Verdana"/>
+          <w:i/>
+          <w:sz w:val="14"/>
+        </w:rPr>
+        <w:t>Note 105: Негативные временные периоды или отклонения следует использовать для указания временных периодов или отклонений, предшествующих определенному текущему времени.</w:t>
+      </w:r>
+    </w:p>
+    <w:p>
+      <w:r>
+        <w:rPr>
+          <w:rFonts w:ascii="Verdana" w:hAnsi="Verdana"/>
+          <w:i/>
+          <w:sz w:val="14"/>
+        </w:rPr>
+        <w:t>Note 110: Увеличение широты с севера на юг следует выражать отрицательными значениями.</w:t>
+      </w:r>
+    </w:p>
+    <w:p>
+      <w:r>
+        <w:rPr>
+          <w:rFonts w:ascii="Verdana" w:hAnsi="Verdana"/>
+          <w:i/>
+          <w:sz w:val="14"/>
+        </w:rPr>
+        <w:t>Note 115: Длина данных пикселя может быть изменена с помощью дескриптора 2 01 YYY.</w:t>
+      </w:r>
+    </w:p>
+    <w:p>
+      <w:r>
+        <w:rPr>
+          <w:rFonts w:ascii="Verdana" w:hAnsi="Verdana"/>
+          <w:i/>
+          <w:sz w:val="14"/>
+        </w:rPr>
+        <w:t>Note 121: Некоторые указания ожидаемой точности могут в неявной форме содержаться в ряде элементов данного класса.</w:t>
+      </w:r>
+    </w:p>
+    <w:p>
+      <w:r>
+        <w:rPr>
+          <w:rFonts w:ascii="Verdana" w:hAnsi="Verdana"/>
+          <w:i/>
+          <w:sz w:val="14"/>
+        </w:rPr>
+        <w:t>Note 122: Южную широту следует выражать отрицательными значениями.</w:t>
+      </w:r>
+    </w:p>
+    <w:p>
+      <w:r>
+        <w:rPr>
+          <w:rFonts w:ascii="Verdana" w:hAnsi="Verdana"/>
+          <w:i/>
+          <w:sz w:val="14"/>
+        </w:rPr>
+        <w:t>Note 123: Для компонент v, направленных с юга на север, следует выделять положительные значения.</w:t>
+      </w:r>
+    </w:p>
+    <w:p>
+      <w:r>
+        <w:rPr>
+          <w:rFonts w:ascii="Verdana" w:hAnsi="Verdana"/>
+          <w:i/>
+          <w:sz w:val="14"/>
+        </w:rPr>
+        <w:t>Note 126: Направление приземного ветра, измеренное на станции в пределах 1° от Северного полюса или в пределах 1° от Южного полюса, следует сообщать таким образом, чтобы азимутальный круг был выровнен с нулем прибора, соответствуя 0° по Гринвичскому меридиану.</w:t>
+      </w:r>
+    </w:p>
+    <w:p>
+      <w:r>
+        <w:rPr>
+          <w:rFonts w:ascii="Verdana" w:hAnsi="Verdana"/>
+          <w:i/>
+          <w:sz w:val="14"/>
+        </w:rPr>
+        <w:t>Note 140: Размер элемента изображения на горизонтали — 1 приводится в положении, где масштабный коэффициент карты равен единице.</w:t>
+      </w:r>
+    </w:p>
+    <w:p>
+      <w:r>
+        <w:rPr>
+          <w:rFonts w:ascii="Verdana" w:hAnsi="Verdana"/>
+          <w:i/>
+          <w:sz w:val="14"/>
+        </w:rPr>
+        <w:t>Note 141: Размер элемента изображения на горизонтали — 2 указывается в положении, где масштабный коэффициент карты равен единице.</w:t>
+      </w:r>
+    </w:p>
+    <w:p>
+      <w:r>
+        <w:rPr>
+          <w:rFonts w:ascii="Verdana" w:hAnsi="Verdana"/>
+          <w:i/>
+          <w:sz w:val="14"/>
+        </w:rPr>
+        <w:t>Note 145: Значение временных периодов или отклонений может быть указано с использованием значений времени в коде, соответствующем табличной ссылке 0 08 021.</w:t>
+      </w:r>
+    </w:p>
+    <w:p>
+      <w:r>
+        <w:rPr>
+          <w:rFonts w:ascii="Verdana" w:hAnsi="Verdana"/>
+          <w:i/>
+          <w:sz w:val="14"/>
+        </w:rPr>
+        <w:t>Note 149: При использовании с прогнозируемыми величинами временное местоположение должно указывать время исходного состояния или начала для прогностического периода; при использовании с множеством средних прогностических значений временное местоположение должно указывать исходное состояние или начало первого прогноза, по которому получены множественные средние.</w:t>
+      </w:r>
+    </w:p>
+    <w:p>
+      <w:r>
+        <w:rPr>
+          <w:rFonts w:ascii="Verdana" w:hAnsi="Verdana"/>
+          <w:i/>
+          <w:sz w:val="14"/>
+        </w:rPr>
+        <w:t>Note 155: В данный класс могут также войти элементы, относящиеся к процедурам наблюдений.</w:t>
+      </w:r>
+    </w:p>
+    <w:p>
+      <w:r>
+        <w:rPr>
+          <w:rFonts w:ascii="Verdana" w:hAnsi="Verdana"/>
+          <w:i/>
+          <w:sz w:val="14"/>
+        </w:rPr>
+        <w:t>Note 156: Данный класс должен содержать элементы описания приборов, используемых для получения сообщаемых метеорологических элементов.</w:t>
+      </w:r>
+    </w:p>
+    <w:p>
+      <w:r>
+        <w:rPr>
+          <w:rFonts w:ascii="Verdana" w:hAnsi="Verdana"/>
+          <w:i/>
+          <w:sz w:val="14"/>
+        </w:rPr>
+        <w:t>Note 158: Прежде чем использовать временные периоды или отклонения и временные инкременты, необходимо определить исходное временное местоположение, за которым, по мере необходимости, следует определение значимости времени.</w:t>
+      </w:r>
+    </w:p>
+    <w:p>
+      <w:r>
+        <w:rPr>
+          <w:rFonts w:ascii="Verdana" w:hAnsi="Verdana"/>
+          <w:i/>
+          <w:sz w:val="14"/>
+        </w:rPr>
+        <w:t>Note 160: Уходящей радиации следует присваивать отрицательные значения.</w:t>
+      </w:r>
+    </w:p>
+    <w:p>
+      <w:r>
+        <w:rPr>
+          <w:rFonts w:ascii="Verdana" w:hAnsi="Verdana"/>
+          <w:i/>
+          <w:sz w:val="14"/>
+        </w:rPr>
+        <w:t>Note 161: Для компонент w, направленных вверх, следует выделять положительные значения с единицами измерения в м·с-1.</w:t>
+      </w:r>
+    </w:p>
+    <w:p>
+      <w:r>
+        <w:rPr>
+          <w:rFonts w:ascii="Verdana" w:hAnsi="Verdana"/>
+          <w:i/>
+          <w:sz w:val="14"/>
+        </w:rPr>
+        <w:t>Note 162: Пригодные диапазоны, использованные выше: 1011–1019 Бк для выбросов; 10-2–107 Бк и 10-2–107 мЗв для концентраций и доз.</w:t>
+      </w:r>
+    </w:p>
+    <w:p>
+      <w:r>
+        <w:rPr>
+          <w:rFonts w:ascii="Verdana" w:hAnsi="Verdana"/>
+          <w:i/>
+          <w:sz w:val="14"/>
+        </w:rPr>
+        <w:t>Note 163: Величины широты и приращений широты ограничены диапазоном от –90 до +90 градусов.</w:t>
+      </w:r>
+    </w:p>
+    <w:p>
+      <w:r>
+        <w:rPr>
+          <w:rFonts w:ascii="Verdana" w:hAnsi="Verdana"/>
+          <w:i/>
+          <w:sz w:val="14"/>
+        </w:rPr>
+        <w:t>Note 164: Величины долготы ограничены диапазоном от –180 до +180 градусов.</w:t>
+      </w:r>
+    </w:p>
+    <w:p>
+      <w:r>
+        <w:rPr>
+          <w:rFonts w:ascii="Verdana" w:hAnsi="Verdana"/>
+          <w:i/>
+          <w:sz w:val="14"/>
+        </w:rPr>
+        <w:t>Note 165: Вертикальные элементы и давление следует использовать для определения значений этих элементов независимо от элемента или переменной, означающей вертикальную координату.</w:t>
+      </w:r>
+    </w:p>
+    <w:p>
+      <w:r>
+        <w:rPr>
+          <w:rFonts w:ascii="Verdana" w:hAnsi="Verdana"/>
+          <w:i/>
+          <w:sz w:val="14"/>
+        </w:rPr>
+        <w:t>Note 166: Западная долгота выражается отрицательными величинами.</w:t>
+      </w:r>
+    </w:p>
+    <w:p>
+      <w:r>
+        <w:rPr>
+          <w:rFonts w:ascii="Verdana" w:hAnsi="Verdana"/>
+          <w:i/>
+          <w:sz w:val="14"/>
+        </w:rPr>
+        <w:t>Note 167: Для компонент u, направленных с запада на восток, следует выделять положительные значения.</w:t>
+      </w:r>
+    </w:p>
+    <w:p>
+      <w:r>
+        <w:rPr>
+          <w:rFonts w:ascii="Verdana" w:hAnsi="Verdana"/>
+          <w:i/>
+          <w:sz w:val="14"/>
+        </w:rPr>
+        <w:t>Note 176: Там, где в колонку «НАЗВАНИЕ ЭЛЕМЕНТА» вводится выражение «на указанной высоте и за указанный период», соответствующее вертикальное местоположение должно быть определено с использованием дескрипторов из класса 07 совместно с соответствующим периодом с использованием дескрипторов из класса 04.</w:t>
+      </w:r>
+    </w:p>
+    <w:p>
+      <w:r>
+        <w:rPr>
+          <w:rFonts w:ascii="Verdana" w:hAnsi="Verdana"/>
+          <w:i/>
+          <w:sz w:val="14"/>
+        </w:rPr>
+        <w:t>Note 178: Там, где величины суммируются или усредняются (например, за временной период), общее число значений, из которых получается сумма или среднее значение, может быть представлено с использованием ссылки 0 08 022.</w:t>
+      </w:r>
+    </w:p>
+    <w:p>
+      <w:r>
+        <w:rPr>
+          <w:rFonts w:ascii="Verdana" w:hAnsi="Verdana"/>
+          <w:i/>
+          <w:sz w:val="14"/>
+        </w:rPr>
+        <w:t>Note 179: Стандарты ветровых данных: Скорость Направление; Наблюдение отсутствует Отсутствует Отсутствует; Штиль 0 0; Обычное наблюдение &gt;0 1°–360°; Только скорость &gt;0 Отсутствует; Только направление Отсутствует 1°–360°; «Слабый и переменный» &gt;0 0</w:t>
+      </w:r>
+    </w:p>
+    <w:p>
+      <w:r>
+        <w:rPr>
+          <w:rFonts w:ascii="Verdana" w:hAnsi="Verdana"/>
+          <w:i/>
+          <w:sz w:val="14"/>
+        </w:rPr>
+        <w:t>Note 180: Стандарты сообщения о ветровых волнах и волнении: Наблюдения Скорость Направление; Нет наблюдений Отсутствует Отсутствует; Штиль 0 0; Обычное наблюдение &gt;0 1–360; Только скорость &gt;0 Отсутствует; Только направление Отсутствует 1–360; «Легкий и переменный» &gt;0 0</w:t>
       </w:r>
     </w:p>
     <w:tbl>
@@ -58,6 +418,9 @@
             <w:shd w:val="clear" w:color="auto" w:fill="D9D9D9"/>
           </w:tcPr>
           <w:p>
+            <w:pPr>
+              <w:spacing w:before="20" w:after="20"/>
+            </w:pPr>
             <w:r/>
             <w:r>
               <w:rPr>
@@ -75,6 +438,9 @@
             <w:shd w:val="clear" w:color="auto" w:fill="D9D9D9"/>
           </w:tcPr>
           <w:p>
+            <w:pPr>
+              <w:spacing w:before="20" w:after="20"/>
+            </w:pPr>
             <w:r/>
             <w:r>
               <w:rPr>
@@ -92,6 +458,9 @@
             <w:shd w:val="clear" w:color="auto" w:fill="D9D9D9"/>
           </w:tcPr>
           <w:p>
+            <w:pPr>
+              <w:spacing w:before="20" w:after="20"/>
+            </w:pPr>
             <w:r/>
             <w:r>
               <w:rPr>
@@ -109,6 +478,9 @@
             <w:shd w:val="clear" w:color="auto" w:fill="D9D9D9"/>
           </w:tcPr>
           <w:p>
+            <w:pPr>
+              <w:spacing w:before="20" w:after="20"/>
+            </w:pPr>
             <w:r/>
             <w:r>
               <w:rPr>
@@ -126,6 +498,9 @@
             <w:shd w:val="clear" w:color="auto" w:fill="D9D9D9"/>
           </w:tcPr>
           <w:p>
+            <w:pPr>
+              <w:spacing w:before="20" w:after="20"/>
+            </w:pPr>
             <w:r/>
             <w:r>
               <w:rPr>
@@ -143,6 +518,9 @@
             <w:shd w:val="clear" w:color="auto" w:fill="D9D9D9"/>
           </w:tcPr>
           <w:p>
+            <w:pPr>
+              <w:spacing w:before="20" w:after="20"/>
+            </w:pPr>
             <w:r/>
             <w:r>
               <w:rPr>
@@ -160,6 +538,9 @@
             <w:shd w:val="clear" w:color="auto" w:fill="D9D9D9"/>
           </w:tcPr>
           <w:p>
+            <w:pPr>
+              <w:spacing w:before="20" w:after="20"/>
+            </w:pPr>
             <w:r/>
             <w:r>
               <w:rPr>
@@ -177,6 +558,9 @@
             <w:shd w:val="clear" w:color="auto" w:fill="D9D9D9"/>
           </w:tcPr>
           <w:p>
+            <w:pPr>
+              <w:spacing w:before="20" w:after="20"/>
+            </w:pPr>
             <w:r/>
             <w:r>
               <w:rPr>
@@ -194,6 +578,9 @@
             <w:shd w:val="clear" w:color="auto" w:fill="D9D9D9"/>
           </w:tcPr>
           <w:p>
+            <w:pPr>
+              <w:spacing w:before="20" w:after="20"/>
+            </w:pPr>
             <w:r/>
             <w:r>
               <w:rPr>
@@ -211,6 +598,9 @@
             <w:shd w:val="clear" w:color="auto" w:fill="D9D9D9"/>
           </w:tcPr>
           <w:p>
+            <w:pPr>
+              <w:spacing w:before="20" w:after="20"/>
+            </w:pPr>
             <w:r/>
             <w:r>
               <w:rPr>
@@ -232,6 +622,9 @@
             <w:tcW w:type="dxa" w:w="1514"/>
           </w:tcPr>
           <w:p>
+            <w:pPr>
+              <w:spacing w:before="20" w:after="20"/>
+            </w:pPr>
             <w:r/>
             <w:r>
               <w:rPr>
@@ -248,6 +641,9 @@
             <w:tcW w:type="dxa" w:w="1514"/>
           </w:tcPr>
           <w:p>
+            <w:pPr>
+              <w:spacing w:before="20" w:after="20"/>
+            </w:pPr>
             <w:r/>
             <w:r>
               <w:rPr>
@@ -264,6 +660,27 @@
             <w:tcW w:type="dxa" w:w="1514"/>
           </w:tcPr>
           <w:p>
+            <w:pPr>
+              <w:spacing w:before="20" w:after="20"/>
+            </w:pPr>
+            <w:r/>
+            <w:r>
+              <w:rPr>
+                <w:rFonts w:ascii="Verdana" w:hAnsi="Verdana"/>
+                <w:sz w:val="16"/>
+              </w:rPr>
+              <w:t>m</w:t>
+            </w:r>
+          </w:p>
+        </w:tc>
+        <w:tc>
+          <w:tcPr>
+            <w:tcW w:type="dxa" w:w="1514"/>
+          </w:tcPr>
+          <w:p>
+            <w:pPr>
+              <w:spacing w:before="20" w:after="20"/>
+            </w:pPr>
             <w:r/>
             <w:r>
               <w:rPr>
@@ -271,6 +688,62 @@
                 <w:b w:val="0"/>
                 <w:sz w:val="16"/>
               </w:rPr>
+              <w:t>0</w:t>
+            </w:r>
+          </w:p>
+        </w:tc>
+        <w:tc>
+          <w:tcPr>
+            <w:tcW w:type="dxa" w:w="1514"/>
+          </w:tcPr>
+          <w:p>
+            <w:pPr>
+              <w:spacing w:before="20" w:after="20"/>
+            </w:pPr>
+            <w:r/>
+            <w:r>
+              <w:rPr>
+                <w:rFonts w:ascii="Verdana" w:hAnsi="Verdana"/>
+                <w:b w:val="0"/>
+                <w:sz w:val="16"/>
+              </w:rPr>
+              <w:t>-400</w:t>
+            </w:r>
+          </w:p>
+        </w:tc>
+        <w:tc>
+          <w:tcPr>
+            <w:tcW w:type="dxa" w:w="1514"/>
+          </w:tcPr>
+          <w:p>
+            <w:pPr>
+              <w:spacing w:before="20" w:after="20"/>
+            </w:pPr>
+            <w:r/>
+            <w:r>
+              <w:rPr>
+                <w:rFonts w:ascii="Verdana" w:hAnsi="Verdana"/>
+                <w:b w:val="0"/>
+                <w:sz w:val="16"/>
+              </w:rPr>
+              <w:t>15</w:t>
+            </w:r>
+          </w:p>
+        </w:tc>
+        <w:tc>
+          <w:tcPr>
+            <w:tcW w:type="dxa" w:w="1514"/>
+          </w:tcPr>
+          <w:p>
+            <w:pPr>
+              <w:spacing w:before="20" w:after="20"/>
+            </w:pPr>
+            <w:r/>
+            <w:r>
+              <w:rPr>
+                <w:rFonts w:ascii="Verdana" w:hAnsi="Verdana"/>
+                <w:sz w:val="16"/>
+              </w:rPr>
               <w:t>m</w:t>
             </w:r>
           </w:p>
@@ -280,6 +753,9 @@
             <w:tcW w:type="dxa" w:w="1514"/>
           </w:tcPr>
           <w:p>
+            <w:pPr>
+              <w:spacing w:before="20" w:after="20"/>
+            </w:pPr>
             <w:r/>
             <w:r>
               <w:rPr>
@@ -296,6 +772,9 @@
             <w:tcW w:type="dxa" w:w="1514"/>
           </w:tcPr>
           <w:p>
+            <w:pPr>
+              <w:spacing w:before="20" w:after="20"/>
+            </w:pPr>
             <w:r/>
             <w:r>
               <w:rPr>
@@ -303,70 +782,6 @@
                 <w:b w:val="0"/>
                 <w:sz w:val="16"/>
               </w:rPr>
-              <w:t>-400</w:t>
-            </w:r>
-          </w:p>
-        </w:tc>
-        <w:tc>
-          <w:tcPr>
-            <w:tcW w:type="dxa" w:w="1514"/>
-          </w:tcPr>
-          <w:p>
-            <w:r/>
-            <w:r>
-              <w:rPr>
-                <w:rFonts w:ascii="Verdana" w:hAnsi="Verdana"/>
-                <w:b w:val="0"/>
-                <w:sz w:val="16"/>
-              </w:rPr>
-              <w:t>15</w:t>
-            </w:r>
-          </w:p>
-        </w:tc>
-        <w:tc>
-          <w:tcPr>
-            <w:tcW w:type="dxa" w:w="1514"/>
-          </w:tcPr>
-          <w:p>
-            <w:r/>
-            <w:r>
-              <w:rPr>
-                <w:rFonts w:ascii="Verdana" w:hAnsi="Verdana"/>
-                <w:b w:val="0"/>
-                <w:sz w:val="16"/>
-              </w:rPr>
-              <w:t>m</w:t>
-            </w:r>
-          </w:p>
-        </w:tc>
-        <w:tc>
-          <w:tcPr>
-            <w:tcW w:type="dxa" w:w="1514"/>
-          </w:tcPr>
-          <w:p>
-            <w:r/>
-            <w:r>
-              <w:rPr>
-                <w:rFonts w:ascii="Verdana" w:hAnsi="Verdana"/>
-                <w:b w:val="0"/>
-                <w:sz w:val="16"/>
-              </w:rPr>
-              <w:t>0</w:t>
-            </w:r>
-          </w:p>
-        </w:tc>
-        <w:tc>
-          <w:tcPr>
-            <w:tcW w:type="dxa" w:w="1514"/>
-          </w:tcPr>
-          <w:p>
-            <w:r/>
-            <w:r>
-              <w:rPr>
-                <w:rFonts w:ascii="Verdana" w:hAnsi="Verdana"/>
-                <w:b w:val="0"/>
-                <w:sz w:val="16"/>
-              </w:rPr>
               <w:t>5</w:t>
             </w:r>
           </w:p>
@@ -376,6 +791,9 @@
             <w:tcW w:type="dxa" w:w="1514"/>
           </w:tcPr>
           <w:p>
+            <w:pPr>
+              <w:spacing w:before="20" w:after="20"/>
+            </w:pPr>
             <w:r/>
             <w:r>
               <w:rPr>
@@ -397,6 +815,9 @@
             <w:tcW w:type="dxa" w:w="1514"/>
           </w:tcPr>
           <w:p>
+            <w:pPr>
+              <w:spacing w:before="20" w:after="20"/>
+            </w:pPr>
             <w:r/>
             <w:r>
               <w:rPr>
@@ -413,6 +834,9 @@
             <w:tcW w:type="dxa" w:w="1514"/>
           </w:tcPr>
           <w:p>
+            <w:pPr>
+              <w:spacing w:before="20" w:after="20"/>
+            </w:pPr>
             <w:r/>
             <w:r>
               <w:rPr>
@@ -429,6 +853,27 @@
             <w:tcW w:type="dxa" w:w="1514"/>
           </w:tcPr>
           <w:p>
+            <w:pPr>
+              <w:spacing w:before="20" w:after="20"/>
+            </w:pPr>
+            <w:r/>
+            <w:r>
+              <w:rPr>
+                <w:rFonts w:ascii="Verdana" w:hAnsi="Verdana"/>
+                <w:sz w:val="16"/>
+              </w:rPr>
+              <w:t>m</w:t>
+            </w:r>
+          </w:p>
+        </w:tc>
+        <w:tc>
+          <w:tcPr>
+            <w:tcW w:type="dxa" w:w="1514"/>
+          </w:tcPr>
+          <w:p>
+            <w:pPr>
+              <w:spacing w:before="20" w:after="20"/>
+            </w:pPr>
             <w:r/>
             <w:r>
               <w:rPr>
@@ -436,6 +881,62 @@
                 <w:b w:val="0"/>
                 <w:sz w:val="16"/>
               </w:rPr>
+              <w:t>-1</w:t>
+            </w:r>
+          </w:p>
+        </w:tc>
+        <w:tc>
+          <w:tcPr>
+            <w:tcW w:type="dxa" w:w="1514"/>
+          </w:tcPr>
+          <w:p>
+            <w:pPr>
+              <w:spacing w:before="20" w:after="20"/>
+            </w:pPr>
+            <w:r/>
+            <w:r>
+              <w:rPr>
+                <w:rFonts w:ascii="Verdana" w:hAnsi="Verdana"/>
+                <w:b w:val="0"/>
+                <w:sz w:val="16"/>
+              </w:rPr>
+              <w:t>-40</w:t>
+            </w:r>
+          </w:p>
+        </w:tc>
+        <w:tc>
+          <w:tcPr>
+            <w:tcW w:type="dxa" w:w="1514"/>
+          </w:tcPr>
+          <w:p>
+            <w:pPr>
+              <w:spacing w:before="20" w:after="20"/>
+            </w:pPr>
+            <w:r/>
+            <w:r>
+              <w:rPr>
+                <w:rFonts w:ascii="Verdana" w:hAnsi="Verdana"/>
+                <w:b w:val="0"/>
+                <w:sz w:val="16"/>
+              </w:rPr>
+              <w:t>16</w:t>
+            </w:r>
+          </w:p>
+        </w:tc>
+        <w:tc>
+          <w:tcPr>
+            <w:tcW w:type="dxa" w:w="1514"/>
+          </w:tcPr>
+          <w:p>
+            <w:pPr>
+              <w:spacing w:before="20" w:after="20"/>
+            </w:pPr>
+            <w:r/>
+            <w:r>
+              <w:rPr>
+                <w:rFonts w:ascii="Verdana" w:hAnsi="Verdana"/>
+                <w:sz w:val="16"/>
+              </w:rPr>
               <w:t>m</w:t>
             </w:r>
           </w:p>
@@ -445,6 +946,9 @@
             <w:tcW w:type="dxa" w:w="1514"/>
           </w:tcPr>
           <w:p>
+            <w:pPr>
+              <w:spacing w:before="20" w:after="20"/>
+            </w:pPr>
             <w:r/>
             <w:r>
               <w:rPr>
@@ -461,6 +965,9 @@
             <w:tcW w:type="dxa" w:w="1514"/>
           </w:tcPr>
           <w:p>
+            <w:pPr>
+              <w:spacing w:before="20" w:after="20"/>
+            </w:pPr>
             <w:r/>
             <w:r>
               <w:rPr>
@@ -468,70 +975,6 @@
                 <w:b w:val="0"/>
                 <w:sz w:val="16"/>
               </w:rPr>
-              <w:t>-40</w:t>
-            </w:r>
-          </w:p>
-        </w:tc>
-        <w:tc>
-          <w:tcPr>
-            <w:tcW w:type="dxa" w:w="1514"/>
-          </w:tcPr>
-          <w:p>
-            <w:r/>
-            <w:r>
-              <w:rPr>
-                <w:rFonts w:ascii="Verdana" w:hAnsi="Verdana"/>
-                <w:b w:val="0"/>
-                <w:sz w:val="16"/>
-              </w:rPr>
-              <w:t>16</w:t>
-            </w:r>
-          </w:p>
-        </w:tc>
-        <w:tc>
-          <w:tcPr>
-            <w:tcW w:type="dxa" w:w="1514"/>
-          </w:tcPr>
-          <w:p>
-            <w:r/>
-            <w:r>
-              <w:rPr>
-                <w:rFonts w:ascii="Verdana" w:hAnsi="Verdana"/>
-                <w:b w:val="0"/>
-                <w:sz w:val="16"/>
-              </w:rPr>
-              <w:t>m</w:t>
-            </w:r>
-          </w:p>
-        </w:tc>
-        <w:tc>
-          <w:tcPr>
-            <w:tcW w:type="dxa" w:w="1514"/>
-          </w:tcPr>
-          <w:p>
-            <w:r/>
-            <w:r>
-              <w:rPr>
-                <w:rFonts w:ascii="Verdana" w:hAnsi="Verdana"/>
-                <w:b w:val="0"/>
-                <w:sz w:val="16"/>
-              </w:rPr>
-              <w:t>-1</w:t>
-            </w:r>
-          </w:p>
-        </w:tc>
-        <w:tc>
-          <w:tcPr>
-            <w:tcW w:type="dxa" w:w="1514"/>
-          </w:tcPr>
-          <w:p>
-            <w:r/>
-            <w:r>
-              <w:rPr>
-                <w:rFonts w:ascii="Verdana" w:hAnsi="Verdana"/>
-                <w:b w:val="0"/>
-                <w:sz w:val="16"/>
-              </w:rPr>
               <w:t>5</w:t>
             </w:r>
           </w:p>
@@ -541,6 +984,9 @@
             <w:tcW w:type="dxa" w:w="1514"/>
           </w:tcPr>
           <w:p>
+            <w:pPr>
+              <w:spacing w:before="20" w:after="20"/>
+            </w:pPr>
             <w:r/>
             <w:r>
               <w:rPr>
@@ -561,6 +1007,9 @@
             <w:tcW w:type="dxa" w:w="1514"/>
           </w:tcPr>
           <w:p>
+            <w:pPr>
+              <w:spacing w:before="20" w:after="20"/>
+            </w:pPr>
             <w:r/>
             <w:r>
               <w:rPr>
@@ -577,6 +1026,9 @@
             <w:tcW w:type="dxa" w:w="1514"/>
           </w:tcPr>
           <w:p>
+            <w:pPr>
+              <w:spacing w:before="20" w:after="20"/>
+            </w:pPr>
             <w:r/>
             <w:r>
               <w:rPr>
@@ -593,6 +1045,50 @@
             <w:tcW w:type="dxa" w:w="1514"/>
           </w:tcPr>
           <w:p>
+            <w:pPr>
+              <w:spacing w:before="20" w:after="20"/>
+            </w:pPr>
+            <w:r/>
+            <w:r>
+              <w:rPr>
+                <w:rFonts w:ascii="Verdana" w:hAnsi="Verdana"/>
+                <w:sz w:val="16"/>
+              </w:rPr>
+              <w:t>m</w:t>
+            </w:r>
+            <w:r>
+              <w:rPr>
+                <w:rFonts w:ascii="Verdana" w:hAnsi="Verdana"/>
+                <w:sz w:val="16"/>
+                <w:vertAlign w:val="superscript"/>
+              </w:rPr>
+              <w:t>2</w:t>
+            </w:r>
+            <w:r>
+              <w:rPr>
+                <w:rFonts w:ascii="Verdana" w:hAnsi="Verdana"/>
+                <w:sz w:val="16"/>
+              </w:rPr>
+              <w:t xml:space="preserve"> s</w:t>
+            </w:r>
+            <w:r>
+              <w:rPr>
+                <w:rFonts w:ascii="Verdana" w:hAnsi="Verdana"/>
+                <w:sz w:val="16"/>
+                <w:vertAlign w:val="superscript"/>
+              </w:rPr>
+              <w:t>-2</w:t>
+            </w:r>
+          </w:p>
+        </w:tc>
+        <w:tc>
+          <w:tcPr>
+            <w:tcW w:type="dxa" w:w="1514"/>
+          </w:tcPr>
+          <w:p>
+            <w:pPr>
+              <w:spacing w:before="20" w:after="20"/>
+            </w:pPr>
             <w:r/>
             <w:r>
               <w:rPr>
@@ -600,15 +1096,18 @@
                 <w:b w:val="0"/>
                 <w:sz w:val="16"/>
               </w:rPr>
-              <w:t>m2 s-2</w:t>
-            </w:r>
-          </w:p>
-        </w:tc>
-        <w:tc>
-          <w:tcPr>
-            <w:tcW w:type="dxa" w:w="1514"/>
-          </w:tcPr>
-          <w:p>
+              <w:t>-1</w:t>
+            </w:r>
+          </w:p>
+        </w:tc>
+        <w:tc>
+          <w:tcPr>
+            <w:tcW w:type="dxa" w:w="1514"/>
+          </w:tcPr>
+          <w:p>
+            <w:pPr>
+              <w:spacing w:before="20" w:after="20"/>
+            </w:pPr>
             <w:r/>
             <w:r>
               <w:rPr>
@@ -616,6 +1115,85 @@
                 <w:b w:val="0"/>
                 <w:sz w:val="16"/>
               </w:rPr>
+              <w:t>-400</w:t>
+            </w:r>
+          </w:p>
+        </w:tc>
+        <w:tc>
+          <w:tcPr>
+            <w:tcW w:type="dxa" w:w="1514"/>
+          </w:tcPr>
+          <w:p>
+            <w:pPr>
+              <w:spacing w:before="20" w:after="20"/>
+            </w:pPr>
+            <w:r/>
+            <w:r>
+              <w:rPr>
+                <w:rFonts w:ascii="Verdana" w:hAnsi="Verdana"/>
+                <w:b w:val="0"/>
+                <w:sz w:val="16"/>
+              </w:rPr>
+              <w:t>17</w:t>
+            </w:r>
+          </w:p>
+        </w:tc>
+        <w:tc>
+          <w:tcPr>
+            <w:tcW w:type="dxa" w:w="1514"/>
+          </w:tcPr>
+          <w:p>
+            <w:pPr>
+              <w:spacing w:before="20" w:after="20"/>
+            </w:pPr>
+            <w:r/>
+            <w:r>
+              <w:rPr>
+                <w:rFonts w:ascii="Verdana" w:hAnsi="Verdana"/>
+                <w:sz w:val="16"/>
+              </w:rPr>
+              <w:t>m</w:t>
+            </w:r>
+            <w:r>
+              <w:rPr>
+                <w:rFonts w:ascii="Verdana" w:hAnsi="Verdana"/>
+                <w:sz w:val="16"/>
+                <w:vertAlign w:val="superscript"/>
+              </w:rPr>
+              <w:t>2</w:t>
+            </w:r>
+            <w:r>
+              <w:rPr>
+                <w:rFonts w:ascii="Verdana" w:hAnsi="Verdana"/>
+                <w:sz w:val="16"/>
+              </w:rPr>
+              <w:t xml:space="preserve"> s</w:t>
+            </w:r>
+            <w:r>
+              <w:rPr>
+                <w:rFonts w:ascii="Verdana" w:hAnsi="Verdana"/>
+                <w:sz w:val="16"/>
+                <w:vertAlign w:val="superscript"/>
+              </w:rPr>
+              <w:t>-2</w:t>
+            </w:r>
+          </w:p>
+        </w:tc>
+        <w:tc>
+          <w:tcPr>
+            <w:tcW w:type="dxa" w:w="1514"/>
+          </w:tcPr>
+          <w:p>
+            <w:pPr>
+              <w:spacing w:before="20" w:after="20"/>
+            </w:pPr>
+            <w:r/>
+            <w:r>
+              <w:rPr>
+                <w:rFonts w:ascii="Verdana" w:hAnsi="Verdana"/>
+                <w:b w:val="0"/>
+                <w:sz w:val="16"/>
+              </w:rPr>
               <w:t>-1</w:t>
             </w:r>
           </w:p>
@@ -625,6 +1203,9 @@
             <w:tcW w:type="dxa" w:w="1514"/>
           </w:tcPr>
           <w:p>
+            <w:pPr>
+              <w:spacing w:before="20" w:after="20"/>
+            </w:pPr>
             <w:r/>
             <w:r>
               <w:rPr>
@@ -632,70 +1213,6 @@
                 <w:b w:val="0"/>
                 <w:sz w:val="16"/>
               </w:rPr>
-              <w:t>-400</w:t>
-            </w:r>
-          </w:p>
-        </w:tc>
-        <w:tc>
-          <w:tcPr>
-            <w:tcW w:type="dxa" w:w="1514"/>
-          </w:tcPr>
-          <w:p>
-            <w:r/>
-            <w:r>
-              <w:rPr>
-                <w:rFonts w:ascii="Verdana" w:hAnsi="Verdana"/>
-                <w:b w:val="0"/>
-                <w:sz w:val="16"/>
-              </w:rPr>
-              <w:t>17</w:t>
-            </w:r>
-          </w:p>
-        </w:tc>
-        <w:tc>
-          <w:tcPr>
-            <w:tcW w:type="dxa" w:w="1514"/>
-          </w:tcPr>
-          <w:p>
-            <w:r/>
-            <w:r>
-              <w:rPr>
-                <w:rFonts w:ascii="Verdana" w:hAnsi="Verdana"/>
-                <w:b w:val="0"/>
-                <w:sz w:val="16"/>
-              </w:rPr>
-              <w:t>m2 s-2</w:t>
-            </w:r>
-          </w:p>
-        </w:tc>
-        <w:tc>
-          <w:tcPr>
-            <w:tcW w:type="dxa" w:w="1514"/>
-          </w:tcPr>
-          <w:p>
-            <w:r/>
-            <w:r>
-              <w:rPr>
-                <w:rFonts w:ascii="Verdana" w:hAnsi="Verdana"/>
-                <w:b w:val="0"/>
-                <w:sz w:val="16"/>
-              </w:rPr>
-              <w:t>-1</w:t>
-            </w:r>
-          </w:p>
-        </w:tc>
-        <w:tc>
-          <w:tcPr>
-            <w:tcW w:type="dxa" w:w="1514"/>
-          </w:tcPr>
-          <w:p>
-            <w:r/>
-            <w:r>
-              <w:rPr>
-                <w:rFonts w:ascii="Verdana" w:hAnsi="Verdana"/>
-                <w:b w:val="0"/>
-                <w:sz w:val="16"/>
-              </w:rPr>
               <w:t>6</w:t>
             </w:r>
           </w:p>
@@ -705,6 +1222,9 @@
             <w:tcW w:type="dxa" w:w="1514"/>
           </w:tcPr>
           <w:p>
+            <w:pPr>
+              <w:spacing w:before="20" w:after="20"/>
+            </w:pPr>
             <w:r/>
             <w:r>
               <w:rPr>
@@ -725,6 +1245,9 @@
             <w:tcW w:type="dxa" w:w="1514"/>
           </w:tcPr>
           <w:p>
+            <w:pPr>
+              <w:spacing w:before="20" w:after="20"/>
+            </w:pPr>
             <w:r/>
             <w:r>
               <w:rPr>
@@ -741,6 +1264,9 @@
             <w:tcW w:type="dxa" w:w="1514"/>
           </w:tcPr>
           <w:p>
+            <w:pPr>
+              <w:spacing w:before="20" w:after="20"/>
+            </w:pPr>
             <w:r/>
             <w:r>
               <w:rPr>
@@ -757,6 +1283,27 @@
             <w:tcW w:type="dxa" w:w="1514"/>
           </w:tcPr>
           <w:p>
+            <w:pPr>
+              <w:spacing w:before="20" w:after="20"/>
+            </w:pPr>
+            <w:r/>
+            <w:r>
+              <w:rPr>
+                <w:rFonts w:ascii="Verdana" w:hAnsi="Verdana"/>
+                <w:sz w:val="16"/>
+              </w:rPr>
+              <w:t>Pa</w:t>
+            </w:r>
+          </w:p>
+        </w:tc>
+        <w:tc>
+          <w:tcPr>
+            <w:tcW w:type="dxa" w:w="1514"/>
+          </w:tcPr>
+          <w:p>
+            <w:pPr>
+              <w:spacing w:before="20" w:after="20"/>
+            </w:pPr>
             <w:r/>
             <w:r>
               <w:rPr>
@@ -764,6 +1311,62 @@
                 <w:b w:val="0"/>
                 <w:sz w:val="16"/>
               </w:rPr>
+              <w:t>-1</w:t>
+            </w:r>
+          </w:p>
+        </w:tc>
+        <w:tc>
+          <w:tcPr>
+            <w:tcW w:type="dxa" w:w="1514"/>
+          </w:tcPr>
+          <w:p>
+            <w:pPr>
+              <w:spacing w:before="20" w:after="20"/>
+            </w:pPr>
+            <w:r/>
+            <w:r>
+              <w:rPr>
+                <w:rFonts w:ascii="Verdana" w:hAnsi="Verdana"/>
+                <w:b w:val="0"/>
+                <w:sz w:val="16"/>
+              </w:rPr>
+              <w:t>0</w:t>
+            </w:r>
+          </w:p>
+        </w:tc>
+        <w:tc>
+          <w:tcPr>
+            <w:tcW w:type="dxa" w:w="1514"/>
+          </w:tcPr>
+          <w:p>
+            <w:pPr>
+              <w:spacing w:before="20" w:after="20"/>
+            </w:pPr>
+            <w:r/>
+            <w:r>
+              <w:rPr>
+                <w:rFonts w:ascii="Verdana" w:hAnsi="Verdana"/>
+                <w:b w:val="0"/>
+                <w:sz w:val="16"/>
+              </w:rPr>
+              <w:t>14</w:t>
+            </w:r>
+          </w:p>
+        </w:tc>
+        <w:tc>
+          <w:tcPr>
+            <w:tcW w:type="dxa" w:w="1514"/>
+          </w:tcPr>
+          <w:p>
+            <w:pPr>
+              <w:spacing w:before="20" w:after="20"/>
+            </w:pPr>
+            <w:r/>
+            <w:r>
+              <w:rPr>
+                <w:rFonts w:ascii="Verdana" w:hAnsi="Verdana"/>
+                <w:sz w:val="16"/>
+              </w:rPr>
               <w:t>Pa</w:t>
             </w:r>
           </w:p>
@@ -773,6 +1376,9 @@
             <w:tcW w:type="dxa" w:w="1514"/>
           </w:tcPr>
           <w:p>
+            <w:pPr>
+              <w:spacing w:before="20" w:after="20"/>
+            </w:pPr>
             <w:r/>
             <w:r>
               <w:rPr>
@@ -789,6 +1395,9 @@
             <w:tcW w:type="dxa" w:w="1514"/>
           </w:tcPr>
           <w:p>
+            <w:pPr>
+              <w:spacing w:before="20" w:after="20"/>
+            </w:pPr>
             <w:r/>
             <w:r>
               <w:rPr>
@@ -796,70 +1405,6 @@
                 <w:b w:val="0"/>
                 <w:sz w:val="16"/>
               </w:rPr>
-              <w:t>0</w:t>
-            </w:r>
-          </w:p>
-        </w:tc>
-        <w:tc>
-          <w:tcPr>
-            <w:tcW w:type="dxa" w:w="1514"/>
-          </w:tcPr>
-          <w:p>
-            <w:r/>
-            <w:r>
-              <w:rPr>
-                <w:rFonts w:ascii="Verdana" w:hAnsi="Verdana"/>
-                <w:b w:val="0"/>
-                <w:sz w:val="16"/>
-              </w:rPr>
-              <w:t>14</w:t>
-            </w:r>
-          </w:p>
-        </w:tc>
-        <w:tc>
-          <w:tcPr>
-            <w:tcW w:type="dxa" w:w="1514"/>
-          </w:tcPr>
-          <w:p>
-            <w:r/>
-            <w:r>
-              <w:rPr>
-                <w:rFonts w:ascii="Verdana" w:hAnsi="Verdana"/>
-                <w:b w:val="0"/>
-                <w:sz w:val="16"/>
-              </w:rPr>
-              <w:t>Pa</w:t>
-            </w:r>
-          </w:p>
-        </w:tc>
-        <w:tc>
-          <w:tcPr>
-            <w:tcW w:type="dxa" w:w="1514"/>
-          </w:tcPr>
-          <w:p>
-            <w:r/>
-            <w:r>
-              <w:rPr>
-                <w:rFonts w:ascii="Verdana" w:hAnsi="Verdana"/>
-                <w:b w:val="0"/>
-                <w:sz w:val="16"/>
-              </w:rPr>
-              <w:t>-1</w:t>
-            </w:r>
-          </w:p>
-        </w:tc>
-        <w:tc>
-          <w:tcPr>
-            <w:tcW w:type="dxa" w:w="1514"/>
-          </w:tcPr>
-          <w:p>
-            <w:r/>
-            <w:r>
-              <w:rPr>
-                <w:rFonts w:ascii="Verdana" w:hAnsi="Verdana"/>
-                <w:b w:val="0"/>
-                <w:sz w:val="16"/>
-              </w:rPr>
               <w:t>5</w:t>
             </w:r>
           </w:p>
@@ -869,6 +1414,9 @@
             <w:tcW w:type="dxa" w:w="1514"/>
           </w:tcPr>
           <w:p>
+            <w:pPr>
+              <w:spacing w:before="20" w:after="20"/>
+            </w:pPr>
             <w:r/>
             <w:r>
               <w:rPr>
@@ -889,6 +1437,9 @@
             <w:tcW w:type="dxa" w:w="1514"/>
           </w:tcPr>
           <w:p>
+            <w:pPr>
+              <w:spacing w:before="20" w:after="20"/>
+            </w:pPr>
             <w:r/>
             <w:r>
               <w:rPr>
@@ -905,6 +1456,9 @@
             <w:tcW w:type="dxa" w:w="1514"/>
           </w:tcPr>
           <w:p>
+            <w:pPr>
+              <w:spacing w:before="20" w:after="20"/>
+            </w:pPr>
             <w:r/>
             <w:r>
               <w:rPr>
@@ -921,6 +1475,27 @@
             <w:tcW w:type="dxa" w:w="1514"/>
           </w:tcPr>
           <w:p>
+            <w:pPr>
+              <w:spacing w:before="20" w:after="20"/>
+            </w:pPr>
+            <w:r/>
+            <w:r>
+              <w:rPr>
+                <w:rFonts w:ascii="Verdana" w:hAnsi="Verdana"/>
+                <w:sz w:val="16"/>
+              </w:rPr>
+              <w:t>m</w:t>
+            </w:r>
+          </w:p>
+        </w:tc>
+        <w:tc>
+          <w:tcPr>
+            <w:tcW w:type="dxa" w:w="1514"/>
+          </w:tcPr>
+          <w:p>
+            <w:pPr>
+              <w:spacing w:before="20" w:after="20"/>
+            </w:pPr>
             <w:r/>
             <w:r>
               <w:rPr>
@@ -928,6 +1503,62 @@
                 <w:b w:val="0"/>
                 <w:sz w:val="16"/>
               </w:rPr>
+              <w:t>0</w:t>
+            </w:r>
+          </w:p>
+        </w:tc>
+        <w:tc>
+          <w:tcPr>
+            <w:tcW w:type="dxa" w:w="1514"/>
+          </w:tcPr>
+          <w:p>
+            <w:pPr>
+              <w:spacing w:before="20" w:after="20"/>
+            </w:pPr>
+            <w:r/>
+            <w:r>
+              <w:rPr>
+                <w:rFonts w:ascii="Verdana" w:hAnsi="Verdana"/>
+                <w:b w:val="0"/>
+                <w:sz w:val="16"/>
+              </w:rPr>
+              <w:t>-400</w:t>
+            </w:r>
+          </w:p>
+        </w:tc>
+        <w:tc>
+          <w:tcPr>
+            <w:tcW w:type="dxa" w:w="1514"/>
+          </w:tcPr>
+          <w:p>
+            <w:pPr>
+              <w:spacing w:before="20" w:after="20"/>
+            </w:pPr>
+            <w:r/>
+            <w:r>
+              <w:rPr>
+                <w:rFonts w:ascii="Verdana" w:hAnsi="Verdana"/>
+                <w:b w:val="0"/>
+                <w:sz w:val="16"/>
+              </w:rPr>
+              <w:t>12</w:t>
+            </w:r>
+          </w:p>
+        </w:tc>
+        <w:tc>
+          <w:tcPr>
+            <w:tcW w:type="dxa" w:w="1514"/>
+          </w:tcPr>
+          <w:p>
+            <w:pPr>
+              <w:spacing w:before="20" w:after="20"/>
+            </w:pPr>
+            <w:r/>
+            <w:r>
+              <w:rPr>
+                <w:rFonts w:ascii="Verdana" w:hAnsi="Verdana"/>
+                <w:sz w:val="16"/>
+              </w:rPr>
               <w:t>m</w:t>
             </w:r>
           </w:p>
@@ -937,6 +1568,9 @@
             <w:tcW w:type="dxa" w:w="1514"/>
           </w:tcPr>
           <w:p>
+            <w:pPr>
+              <w:spacing w:before="20" w:after="20"/>
+            </w:pPr>
             <w:r/>
             <w:r>
               <w:rPr>
@@ -953,6 +1587,9 @@
             <w:tcW w:type="dxa" w:w="1514"/>
           </w:tcPr>
           <w:p>
+            <w:pPr>
+              <w:spacing w:before="20" w:after="20"/>
+            </w:pPr>
             <w:r/>
             <w:r>
               <w:rPr>
@@ -960,70 +1597,6 @@
                 <w:b w:val="0"/>
                 <w:sz w:val="16"/>
               </w:rPr>
-              <w:t>-400</w:t>
-            </w:r>
-          </w:p>
-        </w:tc>
-        <w:tc>
-          <w:tcPr>
-            <w:tcW w:type="dxa" w:w="1514"/>
-          </w:tcPr>
-          <w:p>
-            <w:r/>
-            <w:r>
-              <w:rPr>
-                <w:rFonts w:ascii="Verdana" w:hAnsi="Verdana"/>
-                <w:b w:val="0"/>
-                <w:sz w:val="16"/>
-              </w:rPr>
-              <w:t>12</w:t>
-            </w:r>
-          </w:p>
-        </w:tc>
-        <w:tc>
-          <w:tcPr>
-            <w:tcW w:type="dxa" w:w="1514"/>
-          </w:tcPr>
-          <w:p>
-            <w:r/>
-            <w:r>
-              <w:rPr>
-                <w:rFonts w:ascii="Verdana" w:hAnsi="Verdana"/>
-                <w:b w:val="0"/>
-                <w:sz w:val="16"/>
-              </w:rPr>
-              <w:t>m</w:t>
-            </w:r>
-          </w:p>
-        </w:tc>
-        <w:tc>
-          <w:tcPr>
-            <w:tcW w:type="dxa" w:w="1514"/>
-          </w:tcPr>
-          <w:p>
-            <w:r/>
-            <w:r>
-              <w:rPr>
-                <w:rFonts w:ascii="Verdana" w:hAnsi="Verdana"/>
-                <w:b w:val="0"/>
-                <w:sz w:val="16"/>
-              </w:rPr>
-              <w:t>0</w:t>
-            </w:r>
-          </w:p>
-        </w:tc>
-        <w:tc>
-          <w:tcPr>
-            <w:tcW w:type="dxa" w:w="1514"/>
-          </w:tcPr>
-          <w:p>
-            <w:r/>
-            <w:r>
-              <w:rPr>
-                <w:rFonts w:ascii="Verdana" w:hAnsi="Verdana"/>
-                <w:b w:val="0"/>
-                <w:sz w:val="16"/>
-              </w:rPr>
               <w:t>4</w:t>
             </w:r>
           </w:p>
@@ -1033,6 +1606,9 @@
             <w:tcW w:type="dxa" w:w="1514"/>
           </w:tcPr>
           <w:p>
+            <w:pPr>
+              <w:spacing w:before="20" w:after="20"/>
+            </w:pPr>
             <w:r/>
             <w:r>
               <w:rPr>
@@ -1053,6 +1629,9 @@
             <w:tcW w:type="dxa" w:w="1514"/>
           </w:tcPr>
           <w:p>
+            <w:pPr>
+              <w:spacing w:before="20" w:after="20"/>
+            </w:pPr>
             <w:r/>
             <w:r>
               <w:rPr>
@@ -1069,6 +1648,9 @@
             <w:tcW w:type="dxa" w:w="1514"/>
           </w:tcPr>
           <w:p>
+            <w:pPr>
+              <w:spacing w:before="20" w:after="20"/>
+            </w:pPr>
             <w:r/>
             <w:r>
               <w:rPr>
@@ -1085,6 +1667,27 @@
             <w:tcW w:type="dxa" w:w="1514"/>
           </w:tcPr>
           <w:p>
+            <w:pPr>
+              <w:spacing w:before="20" w:after="20"/>
+            </w:pPr>
+            <w:r/>
+            <w:r>
+              <w:rPr>
+                <w:rFonts w:ascii="Verdana" w:hAnsi="Verdana"/>
+                <w:sz w:val="16"/>
+              </w:rPr>
+              <w:t>m</w:t>
+            </w:r>
+          </w:p>
+        </w:tc>
+        <w:tc>
+          <w:tcPr>
+            <w:tcW w:type="dxa" w:w="1514"/>
+          </w:tcPr>
+          <w:p>
+            <w:pPr>
+              <w:spacing w:before="20" w:after="20"/>
+            </w:pPr>
             <w:r/>
             <w:r>
               <w:rPr>
@@ -1092,6 +1695,62 @@
                 <w:b w:val="0"/>
                 <w:sz w:val="16"/>
               </w:rPr>
+              <w:t>0</w:t>
+            </w:r>
+          </w:p>
+        </w:tc>
+        <w:tc>
+          <w:tcPr>
+            <w:tcW w:type="dxa" w:w="1514"/>
+          </w:tcPr>
+          <w:p>
+            <w:pPr>
+              <w:spacing w:before="20" w:after="20"/>
+            </w:pPr>
+            <w:r/>
+            <w:r>
+              <w:rPr>
+                <w:rFonts w:ascii="Verdana" w:hAnsi="Verdana"/>
+                <w:b w:val="0"/>
+                <w:sz w:val="16"/>
+              </w:rPr>
+              <w:t>0</w:t>
+            </w:r>
+          </w:p>
+        </w:tc>
+        <w:tc>
+          <w:tcPr>
+            <w:tcW w:type="dxa" w:w="1514"/>
+          </w:tcPr>
+          <w:p>
+            <w:pPr>
+              <w:spacing w:before="20" w:after="20"/>
+            </w:pPr>
+            <w:r/>
+            <w:r>
+              <w:rPr>
+                <w:rFonts w:ascii="Verdana" w:hAnsi="Verdana"/>
+                <w:b w:val="0"/>
+                <w:sz w:val="16"/>
+              </w:rPr>
+              <w:t>15</w:t>
+            </w:r>
+          </w:p>
+        </w:tc>
+        <w:tc>
+          <w:tcPr>
+            <w:tcW w:type="dxa" w:w="1514"/>
+          </w:tcPr>
+          <w:p>
+            <w:pPr>
+              <w:spacing w:before="20" w:after="20"/>
+            </w:pPr>
+            <w:r/>
+            <w:r>
+              <w:rPr>
+                <w:rFonts w:ascii="Verdana" w:hAnsi="Verdana"/>
+                <w:sz w:val="16"/>
+              </w:rPr>
               <w:t>m</w:t>
             </w:r>
           </w:p>
@@ -1101,6 +1760,9 @@
             <w:tcW w:type="dxa" w:w="1514"/>
           </w:tcPr>
           <w:p>
+            <w:pPr>
+              <w:spacing w:before="20" w:after="20"/>
+            </w:pPr>
             <w:r/>
             <w:r>
               <w:rPr>
@@ -1117,6 +1779,9 @@
             <w:tcW w:type="dxa" w:w="1514"/>
           </w:tcPr>
           <w:p>
+            <w:pPr>
+              <w:spacing w:before="20" w:after="20"/>
+            </w:pPr>
             <w:r/>
             <w:r>
               <w:rPr>
@@ -1124,70 +1789,6 @@
                 <w:b w:val="0"/>
                 <w:sz w:val="16"/>
               </w:rPr>
-              <w:t>0</w:t>
-            </w:r>
-          </w:p>
-        </w:tc>
-        <w:tc>
-          <w:tcPr>
-            <w:tcW w:type="dxa" w:w="1514"/>
-          </w:tcPr>
-          <w:p>
-            <w:r/>
-            <w:r>
-              <w:rPr>
-                <w:rFonts w:ascii="Verdana" w:hAnsi="Verdana"/>
-                <w:b w:val="0"/>
-                <w:sz w:val="16"/>
-              </w:rPr>
-              <w:t>15</w:t>
-            </w:r>
-          </w:p>
-        </w:tc>
-        <w:tc>
-          <w:tcPr>
-            <w:tcW w:type="dxa" w:w="1514"/>
-          </w:tcPr>
-          <w:p>
-            <w:r/>
-            <w:r>
-              <w:rPr>
-                <w:rFonts w:ascii="Verdana" w:hAnsi="Verdana"/>
-                <w:b w:val="0"/>
-                <w:sz w:val="16"/>
-              </w:rPr>
-              <w:t>m</w:t>
-            </w:r>
-          </w:p>
-        </w:tc>
-        <w:tc>
-          <w:tcPr>
-            <w:tcW w:type="dxa" w:w="1514"/>
-          </w:tcPr>
-          <w:p>
-            <w:r/>
-            <w:r>
-              <w:rPr>
-                <w:rFonts w:ascii="Verdana" w:hAnsi="Verdana"/>
-                <w:b w:val="0"/>
-                <w:sz w:val="16"/>
-              </w:rPr>
-              <w:t>0</w:t>
-            </w:r>
-          </w:p>
-        </w:tc>
-        <w:tc>
-          <w:tcPr>
-            <w:tcW w:type="dxa" w:w="1514"/>
-          </w:tcPr>
-          <w:p>
-            <w:r/>
-            <w:r>
-              <w:rPr>
-                <w:rFonts w:ascii="Verdana" w:hAnsi="Verdana"/>
-                <w:b w:val="0"/>
-                <w:sz w:val="16"/>
-              </w:rPr>
               <w:t>5</w:t>
             </w:r>
           </w:p>
@@ -1197,6 +1798,9 @@
             <w:tcW w:type="dxa" w:w="1514"/>
           </w:tcPr>
           <w:p>
+            <w:pPr>
+              <w:spacing w:before="20" w:after="20"/>
+            </w:pPr>
             <w:r/>
             <w:r>
               <w:rPr>
@@ -1217,6 +1821,9 @@
             <w:tcW w:type="dxa" w:w="1514"/>
           </w:tcPr>
           <w:p>
+            <w:pPr>
+              <w:spacing w:before="20" w:after="20"/>
+            </w:pPr>
             <w:r/>
             <w:r>
               <w:rPr>
@@ -1233,6 +1840,9 @@
             <w:tcW w:type="dxa" w:w="1514"/>
           </w:tcPr>
           <w:p>
+            <w:pPr>
+              <w:spacing w:before="20" w:after="20"/>
+            </w:pPr>
             <w:r/>
             <w:r>
               <w:rPr>
@@ -1249,6 +1859,27 @@
             <w:tcW w:type="dxa" w:w="1514"/>
           </w:tcPr>
           <w:p>
+            <w:pPr>
+              <w:spacing w:before="20" w:after="20"/>
+            </w:pPr>
+            <w:r/>
+            <w:r>
+              <w:rPr>
+                <w:rFonts w:ascii="Verdana" w:hAnsi="Verdana"/>
+                <w:sz w:val="16"/>
+              </w:rPr>
+              <w:t>m</w:t>
+            </w:r>
+          </w:p>
+        </w:tc>
+        <w:tc>
+          <w:tcPr>
+            <w:tcW w:type="dxa" w:w="1514"/>
+          </w:tcPr>
+          <w:p>
+            <w:pPr>
+              <w:spacing w:before="20" w:after="20"/>
+            </w:pPr>
             <w:r/>
             <w:r>
               <w:rPr>
@@ -1256,6 +1887,62 @@
                 <w:b w:val="0"/>
                 <w:sz w:val="16"/>
               </w:rPr>
+              <w:t>0</w:t>
+            </w:r>
+          </w:p>
+        </w:tc>
+        <w:tc>
+          <w:tcPr>
+            <w:tcW w:type="dxa" w:w="1514"/>
+          </w:tcPr>
+          <w:p>
+            <w:pPr>
+              <w:spacing w:before="20" w:after="20"/>
+            </w:pPr>
+            <w:r/>
+            <w:r>
+              <w:rPr>
+                <w:rFonts w:ascii="Verdana" w:hAnsi="Verdana"/>
+                <w:b w:val="0"/>
+                <w:sz w:val="16"/>
+              </w:rPr>
+              <w:t>-1000</w:t>
+            </w:r>
+          </w:p>
+        </w:tc>
+        <w:tc>
+          <w:tcPr>
+            <w:tcW w:type="dxa" w:w="1514"/>
+          </w:tcPr>
+          <w:p>
+            <w:pPr>
+              <w:spacing w:before="20" w:after="20"/>
+            </w:pPr>
+            <w:r/>
+            <w:r>
+              <w:rPr>
+                <w:rFonts w:ascii="Verdana" w:hAnsi="Verdana"/>
+                <w:b w:val="0"/>
+                <w:sz w:val="16"/>
+              </w:rPr>
+              <w:t>17</w:t>
+            </w:r>
+          </w:p>
+        </w:tc>
+        <w:tc>
+          <w:tcPr>
+            <w:tcW w:type="dxa" w:w="1514"/>
+          </w:tcPr>
+          <w:p>
+            <w:pPr>
+              <w:spacing w:before="20" w:after="20"/>
+            </w:pPr>
+            <w:r/>
+            <w:r>
+              <w:rPr>
+                <w:rFonts w:ascii="Verdana" w:hAnsi="Verdana"/>
+                <w:sz w:val="16"/>
+              </w:rPr>
               <w:t>m</w:t>
             </w:r>
           </w:p>
@@ -1265,6 +1952,9 @@
             <w:tcW w:type="dxa" w:w="1514"/>
           </w:tcPr>
           <w:p>
+            <w:pPr>
+              <w:spacing w:before="20" w:after="20"/>
+            </w:pPr>
             <w:r/>
             <w:r>
               <w:rPr>
@@ -1281,6 +1971,9 @@
             <w:tcW w:type="dxa" w:w="1514"/>
           </w:tcPr>
           <w:p>
+            <w:pPr>
+              <w:spacing w:before="20" w:after="20"/>
+            </w:pPr>
             <w:r/>
             <w:r>
               <w:rPr>
@@ -1288,70 +1981,6 @@
                 <w:b w:val="0"/>
                 <w:sz w:val="16"/>
               </w:rPr>
-              <w:t>-1000</w:t>
-            </w:r>
-          </w:p>
-        </w:tc>
-        <w:tc>
-          <w:tcPr>
-            <w:tcW w:type="dxa" w:w="1514"/>
-          </w:tcPr>
-          <w:p>
-            <w:r/>
-            <w:r>
-              <w:rPr>
-                <w:rFonts w:ascii="Verdana" w:hAnsi="Verdana"/>
-                <w:b w:val="0"/>
-                <w:sz w:val="16"/>
-              </w:rPr>
-              <w:t>17</w:t>
-            </w:r>
-          </w:p>
-        </w:tc>
-        <w:tc>
-          <w:tcPr>
-            <w:tcW w:type="dxa" w:w="1514"/>
-          </w:tcPr>
-          <w:p>
-            <w:r/>
-            <w:r>
-              <w:rPr>
-                <w:rFonts w:ascii="Verdana" w:hAnsi="Verdana"/>
-                <w:b w:val="0"/>
-                <w:sz w:val="16"/>
-              </w:rPr>
-              <w:t>m</w:t>
-            </w:r>
-          </w:p>
-        </w:tc>
-        <w:tc>
-          <w:tcPr>
-            <w:tcW w:type="dxa" w:w="1514"/>
-          </w:tcPr>
-          <w:p>
-            <w:r/>
-            <w:r>
-              <w:rPr>
-                <w:rFonts w:ascii="Verdana" w:hAnsi="Verdana"/>
-                <w:b w:val="0"/>
-                <w:sz w:val="16"/>
-              </w:rPr>
-              <w:t>0</w:t>
-            </w:r>
-          </w:p>
-        </w:tc>
-        <w:tc>
-          <w:tcPr>
-            <w:tcW w:type="dxa" w:w="1514"/>
-          </w:tcPr>
-          <w:p>
-            <w:r/>
-            <w:r>
-              <w:rPr>
-                <w:rFonts w:ascii="Verdana" w:hAnsi="Verdana"/>
-                <w:b w:val="0"/>
-                <w:sz w:val="16"/>
-              </w:rPr>
               <w:t>6</w:t>
             </w:r>
           </w:p>
@@ -1361,6 +1990,9 @@
             <w:tcW w:type="dxa" w:w="1514"/>
           </w:tcPr>
           <w:p>
+            <w:pPr>
+              <w:spacing w:before="20" w:after="20"/>
+            </w:pPr>
             <w:r/>
             <w:r>
               <w:rPr>
@@ -1381,6 +2013,9 @@
             <w:tcW w:type="dxa" w:w="1514"/>
           </w:tcPr>
           <w:p>
+            <w:pPr>
+              <w:spacing w:before="20" w:after="20"/>
+            </w:pPr>
             <w:r/>
             <w:r>
               <w:rPr>
@@ -1397,6 +2032,9 @@
             <w:tcW w:type="dxa" w:w="1514"/>
           </w:tcPr>
           <w:p>
+            <w:pPr>
+              <w:spacing w:before="20" w:after="20"/>
+            </w:pPr>
             <w:r/>
             <w:r>
               <w:rPr>
@@ -1413,6 +2051,50 @@
             <w:tcW w:type="dxa" w:w="1514"/>
           </w:tcPr>
           <w:p>
+            <w:pPr>
+              <w:spacing w:before="20" w:after="20"/>
+            </w:pPr>
+            <w:r/>
+            <w:r>
+              <w:rPr>
+                <w:rFonts w:ascii="Verdana" w:hAnsi="Verdana"/>
+                <w:sz w:val="16"/>
+              </w:rPr>
+              <w:t>m</w:t>
+            </w:r>
+            <w:r>
+              <w:rPr>
+                <w:rFonts w:ascii="Verdana" w:hAnsi="Verdana"/>
+                <w:sz w:val="16"/>
+                <w:vertAlign w:val="superscript"/>
+              </w:rPr>
+              <w:t>2</w:t>
+            </w:r>
+            <w:r>
+              <w:rPr>
+                <w:rFonts w:ascii="Verdana" w:hAnsi="Verdana"/>
+                <w:sz w:val="16"/>
+              </w:rPr>
+              <w:t xml:space="preserve"> s</w:t>
+            </w:r>
+            <w:r>
+              <w:rPr>
+                <w:rFonts w:ascii="Verdana" w:hAnsi="Verdana"/>
+                <w:sz w:val="16"/>
+                <w:vertAlign w:val="superscript"/>
+              </w:rPr>
+              <w:t>-2</w:t>
+            </w:r>
+          </w:p>
+        </w:tc>
+        <w:tc>
+          <w:tcPr>
+            <w:tcW w:type="dxa" w:w="1514"/>
+          </w:tcPr>
+          <w:p>
+            <w:pPr>
+              <w:spacing w:before="20" w:after="20"/>
+            </w:pPr>
             <w:r/>
             <w:r>
               <w:rPr>
@@ -1420,15 +2102,18 @@
                 <w:b w:val="0"/>
                 <w:sz w:val="16"/>
               </w:rPr>
-              <w:t>m2 s-2</w:t>
-            </w:r>
-          </w:p>
-        </w:tc>
-        <w:tc>
-          <w:tcPr>
-            <w:tcW w:type="dxa" w:w="1514"/>
-          </w:tcPr>
-          <w:p>
+              <w:t>0</w:t>
+            </w:r>
+          </w:p>
+        </w:tc>
+        <w:tc>
+          <w:tcPr>
+            <w:tcW w:type="dxa" w:w="1514"/>
+          </w:tcPr>
+          <w:p>
+            <w:pPr>
+              <w:spacing w:before="20" w:after="20"/>
+            </w:pPr>
             <w:r/>
             <w:r>
               <w:rPr>
@@ -1436,6 +2121,85 @@
                 <w:b w:val="0"/>
                 <w:sz w:val="16"/>
               </w:rPr>
+              <w:t>-10000</w:t>
+            </w:r>
+          </w:p>
+        </w:tc>
+        <w:tc>
+          <w:tcPr>
+            <w:tcW w:type="dxa" w:w="1514"/>
+          </w:tcPr>
+          <w:p>
+            <w:pPr>
+              <w:spacing w:before="20" w:after="20"/>
+            </w:pPr>
+            <w:r/>
+            <w:r>
+              <w:rPr>
+                <w:rFonts w:ascii="Verdana" w:hAnsi="Verdana"/>
+                <w:b w:val="0"/>
+                <w:sz w:val="16"/>
+              </w:rPr>
+              <w:t>20</w:t>
+            </w:r>
+          </w:p>
+        </w:tc>
+        <w:tc>
+          <w:tcPr>
+            <w:tcW w:type="dxa" w:w="1514"/>
+          </w:tcPr>
+          <w:p>
+            <w:pPr>
+              <w:spacing w:before="20" w:after="20"/>
+            </w:pPr>
+            <w:r/>
+            <w:r>
+              <w:rPr>
+                <w:rFonts w:ascii="Verdana" w:hAnsi="Verdana"/>
+                <w:sz w:val="16"/>
+              </w:rPr>
+              <w:t>m</w:t>
+            </w:r>
+            <w:r>
+              <w:rPr>
+                <w:rFonts w:ascii="Verdana" w:hAnsi="Verdana"/>
+                <w:sz w:val="16"/>
+                <w:vertAlign w:val="superscript"/>
+              </w:rPr>
+              <w:t>2</w:t>
+            </w:r>
+            <w:r>
+              <w:rPr>
+                <w:rFonts w:ascii="Verdana" w:hAnsi="Verdana"/>
+                <w:sz w:val="16"/>
+              </w:rPr>
+              <w:t xml:space="preserve"> s</w:t>
+            </w:r>
+            <w:r>
+              <w:rPr>
+                <w:rFonts w:ascii="Verdana" w:hAnsi="Verdana"/>
+                <w:sz w:val="16"/>
+                <w:vertAlign w:val="superscript"/>
+              </w:rPr>
+              <w:t>-2</w:t>
+            </w:r>
+          </w:p>
+        </w:tc>
+        <w:tc>
+          <w:tcPr>
+            <w:tcW w:type="dxa" w:w="1514"/>
+          </w:tcPr>
+          <w:p>
+            <w:pPr>
+              <w:spacing w:before="20" w:after="20"/>
+            </w:pPr>
+            <w:r/>
+            <w:r>
+              <w:rPr>
+                <w:rFonts w:ascii="Verdana" w:hAnsi="Verdana"/>
+                <w:b w:val="0"/>
+                <w:sz w:val="16"/>
+              </w:rPr>
               <w:t>0</w:t>
             </w:r>
           </w:p>
@@ -1445,6 +2209,9 @@
             <w:tcW w:type="dxa" w:w="1514"/>
           </w:tcPr>
           <w:p>
+            <w:pPr>
+              <w:spacing w:before="20" w:after="20"/>
+            </w:pPr>
             <w:r/>
             <w:r>
               <w:rPr>
@@ -1452,70 +2219,6 @@
                 <w:b w:val="0"/>
                 <w:sz w:val="16"/>
               </w:rPr>
-              <w:t>-10000</w:t>
-            </w:r>
-          </w:p>
-        </w:tc>
-        <w:tc>
-          <w:tcPr>
-            <w:tcW w:type="dxa" w:w="1514"/>
-          </w:tcPr>
-          <w:p>
-            <w:r/>
-            <w:r>
-              <w:rPr>
-                <w:rFonts w:ascii="Verdana" w:hAnsi="Verdana"/>
-                <w:b w:val="0"/>
-                <w:sz w:val="16"/>
-              </w:rPr>
-              <w:t>20</w:t>
-            </w:r>
-          </w:p>
-        </w:tc>
-        <w:tc>
-          <w:tcPr>
-            <w:tcW w:type="dxa" w:w="1514"/>
-          </w:tcPr>
-          <w:p>
-            <w:r/>
-            <w:r>
-              <w:rPr>
-                <w:rFonts w:ascii="Verdana" w:hAnsi="Verdana"/>
-                <w:b w:val="0"/>
-                <w:sz w:val="16"/>
-              </w:rPr>
-              <w:t>m2 s-2</w:t>
-            </w:r>
-          </w:p>
-        </w:tc>
-        <w:tc>
-          <w:tcPr>
-            <w:tcW w:type="dxa" w:w="1514"/>
-          </w:tcPr>
-          <w:p>
-            <w:r/>
-            <w:r>
-              <w:rPr>
-                <w:rFonts w:ascii="Verdana" w:hAnsi="Verdana"/>
-                <w:b w:val="0"/>
-                <w:sz w:val="16"/>
-              </w:rPr>
-              <w:t>0</w:t>
-            </w:r>
-          </w:p>
-        </w:tc>
-        <w:tc>
-          <w:tcPr>
-            <w:tcW w:type="dxa" w:w="1514"/>
-          </w:tcPr>
-          <w:p>
-            <w:r/>
-            <w:r>
-              <w:rPr>
-                <w:rFonts w:ascii="Verdana" w:hAnsi="Verdana"/>
-                <w:b w:val="0"/>
-                <w:sz w:val="16"/>
-              </w:rPr>
               <w:t>7</w:t>
             </w:r>
           </w:p>
@@ -1525,6 +2228,9 @@
             <w:tcW w:type="dxa" w:w="1514"/>
           </w:tcPr>
           <w:p>
+            <w:pPr>
+              <w:spacing w:before="20" w:after="20"/>
+            </w:pPr>
             <w:r/>
             <w:r>
               <w:rPr>
@@ -1545,6 +2251,9 @@
             <w:tcW w:type="dxa" w:w="1514"/>
           </w:tcPr>
           <w:p>
+            <w:pPr>
+              <w:spacing w:before="20" w:after="20"/>
+            </w:pPr>
             <w:r/>
             <w:r>
               <w:rPr>
@@ -1561,6 +2270,9 @@
             <w:tcW w:type="dxa" w:w="1514"/>
           </w:tcPr>
           <w:p>
+            <w:pPr>
+              <w:spacing w:before="20" w:after="20"/>
+            </w:pPr>
             <w:r/>
             <w:r>
               <w:rPr>
@@ -1577,6 +2289,27 @@
             <w:tcW w:type="dxa" w:w="1514"/>
           </w:tcPr>
           <w:p>
+            <w:pPr>
+              <w:spacing w:before="20" w:after="20"/>
+            </w:pPr>
+            <w:r/>
+            <w:r>
+              <w:rPr>
+                <w:rFonts w:ascii="Verdana" w:hAnsi="Verdana"/>
+                <w:sz w:val="16"/>
+              </w:rPr>
+              <w:t>gpm</w:t>
+            </w:r>
+          </w:p>
+        </w:tc>
+        <w:tc>
+          <w:tcPr>
+            <w:tcW w:type="dxa" w:w="1514"/>
+          </w:tcPr>
+          <w:p>
+            <w:pPr>
+              <w:spacing w:before="20" w:after="20"/>
+            </w:pPr>
             <w:r/>
             <w:r>
               <w:rPr>
@@ -1584,6 +2317,62 @@
                 <w:b w:val="0"/>
                 <w:sz w:val="16"/>
               </w:rPr>
+              <w:t>0</w:t>
+            </w:r>
+          </w:p>
+        </w:tc>
+        <w:tc>
+          <w:tcPr>
+            <w:tcW w:type="dxa" w:w="1514"/>
+          </w:tcPr>
+          <w:p>
+            <w:pPr>
+              <w:spacing w:before="20" w:after="20"/>
+            </w:pPr>
+            <w:r/>
+            <w:r>
+              <w:rPr>
+                <w:rFonts w:ascii="Verdana" w:hAnsi="Verdana"/>
+                <w:b w:val="0"/>
+                <w:sz w:val="16"/>
+              </w:rPr>
+              <w:t>-1000</w:t>
+            </w:r>
+          </w:p>
+        </w:tc>
+        <w:tc>
+          <w:tcPr>
+            <w:tcW w:type="dxa" w:w="1514"/>
+          </w:tcPr>
+          <w:p>
+            <w:pPr>
+              <w:spacing w:before="20" w:after="20"/>
+            </w:pPr>
+            <w:r/>
+            <w:r>
+              <w:rPr>
+                <w:rFonts w:ascii="Verdana" w:hAnsi="Verdana"/>
+                <w:b w:val="0"/>
+                <w:sz w:val="16"/>
+              </w:rPr>
+              <w:t>17</w:t>
+            </w:r>
+          </w:p>
+        </w:tc>
+        <w:tc>
+          <w:tcPr>
+            <w:tcW w:type="dxa" w:w="1514"/>
+          </w:tcPr>
+          <w:p>
+            <w:pPr>
+              <w:spacing w:before="20" w:after="20"/>
+            </w:pPr>
+            <w:r/>
+            <w:r>
+              <w:rPr>
+                <w:rFonts w:ascii="Verdana" w:hAnsi="Verdana"/>
+                <w:sz w:val="16"/>
+              </w:rPr>
               <w:t>gpm</w:t>
             </w:r>
           </w:p>
@@ -1593,6 +2382,9 @@
             <w:tcW w:type="dxa" w:w="1514"/>
           </w:tcPr>
           <w:p>
+            <w:pPr>
+              <w:spacing w:before="20" w:after="20"/>
+            </w:pPr>
             <w:r/>
             <w:r>
               <w:rPr>
@@ -1609,6 +2401,9 @@
             <w:tcW w:type="dxa" w:w="1514"/>
           </w:tcPr>
           <w:p>
+            <w:pPr>
+              <w:spacing w:before="20" w:after="20"/>
+            </w:pPr>
             <w:r/>
             <w:r>
               <w:rPr>
@@ -1616,70 +2411,6 @@
                 <w:b w:val="0"/>
                 <w:sz w:val="16"/>
               </w:rPr>
-              <w:t>-1000</w:t>
-            </w:r>
-          </w:p>
-        </w:tc>
-        <w:tc>
-          <w:tcPr>
-            <w:tcW w:type="dxa" w:w="1514"/>
-          </w:tcPr>
-          <w:p>
-            <w:r/>
-            <w:r>
-              <w:rPr>
-                <w:rFonts w:ascii="Verdana" w:hAnsi="Verdana"/>
-                <w:b w:val="0"/>
-                <w:sz w:val="16"/>
-              </w:rPr>
-              <w:t>17</w:t>
-            </w:r>
-          </w:p>
-        </w:tc>
-        <w:tc>
-          <w:tcPr>
-            <w:tcW w:type="dxa" w:w="1514"/>
-          </w:tcPr>
-          <w:p>
-            <w:r/>
-            <w:r>
-              <w:rPr>
-                <w:rFonts w:ascii="Verdana" w:hAnsi="Verdana"/>
-                <w:b w:val="0"/>
-                <w:sz w:val="16"/>
-              </w:rPr>
-              <w:t>gpm</w:t>
-            </w:r>
-          </w:p>
-        </w:tc>
-        <w:tc>
-          <w:tcPr>
-            <w:tcW w:type="dxa" w:w="1514"/>
-          </w:tcPr>
-          <w:p>
-            <w:r/>
-            <w:r>
-              <w:rPr>
-                <w:rFonts w:ascii="Verdana" w:hAnsi="Verdana"/>
-                <w:b w:val="0"/>
-                <w:sz w:val="16"/>
-              </w:rPr>
-              <w:t>0</w:t>
-            </w:r>
-          </w:p>
-        </w:tc>
-        <w:tc>
-          <w:tcPr>
-            <w:tcW w:type="dxa" w:w="1514"/>
-          </w:tcPr>
-          <w:p>
-            <w:r/>
-            <w:r>
-              <w:rPr>
-                <w:rFonts w:ascii="Verdana" w:hAnsi="Verdana"/>
-                <w:b w:val="0"/>
-                <w:sz w:val="16"/>
-              </w:rPr>
               <w:t>5</w:t>
             </w:r>
           </w:p>
@@ -1689,6 +2420,9 @@
             <w:tcW w:type="dxa" w:w="1514"/>
           </w:tcPr>
           <w:p>
+            <w:pPr>
+              <w:spacing w:before="20" w:after="20"/>
+            </w:pPr>
             <w:r/>
             <w:r>
               <w:rPr>
@@ -1709,6 +2443,9 @@
             <w:tcW w:type="dxa" w:w="1514"/>
           </w:tcPr>
           <w:p>
+            <w:pPr>
+              <w:spacing w:before="20" w:after="20"/>
+            </w:pPr>
             <w:r/>
             <w:r>
               <w:rPr>
@@ -1725,6 +2462,9 @@
             <w:tcW w:type="dxa" w:w="1514"/>
           </w:tcPr>
           <w:p>
+            <w:pPr>
+              <w:spacing w:before="20" w:after="20"/>
+            </w:pPr>
             <w:r/>
             <w:r>
               <w:rPr>
@@ -1741,6 +2481,27 @@
             <w:tcW w:type="dxa" w:w="1514"/>
           </w:tcPr>
           <w:p>
+            <w:pPr>
+              <w:spacing w:before="20" w:after="20"/>
+            </w:pPr>
+            <w:r/>
+            <w:r>
+              <w:rPr>
+                <w:rFonts w:ascii="Verdana" w:hAnsi="Verdana"/>
+                <w:sz w:val="16"/>
+              </w:rPr>
+              <w:t>m</w:t>
+            </w:r>
+          </w:p>
+        </w:tc>
+        <w:tc>
+          <w:tcPr>
+            <w:tcW w:type="dxa" w:w="1514"/>
+          </w:tcPr>
+          <w:p>
+            <w:pPr>
+              <w:spacing w:before="20" w:after="20"/>
+            </w:pPr>
             <w:r/>
             <w:r>
               <w:rPr>
@@ -1748,15 +2509,18 @@
                 <w:b w:val="0"/>
                 <w:sz w:val="16"/>
               </w:rPr>
-              <w:t>m</w:t>
-            </w:r>
-          </w:p>
-        </w:tc>
-        <w:tc>
-          <w:tcPr>
-            <w:tcW w:type="dxa" w:w="1514"/>
-          </w:tcPr>
-          <w:p>
+              <w:t>0</w:t>
+            </w:r>
+          </w:p>
+        </w:tc>
+        <w:tc>
+          <w:tcPr>
+            <w:tcW w:type="dxa" w:w="1514"/>
+          </w:tcPr>
+          <w:p>
+            <w:pPr>
+              <w:spacing w:before="20" w:after="20"/>
+            </w:pPr>
             <w:r/>
             <w:r>
               <w:rPr>
@@ -1764,15 +2528,18 @@
                 <w:b w:val="0"/>
                 <w:sz w:val="16"/>
               </w:rPr>
-              <w:t>0</w:t>
-            </w:r>
-          </w:p>
-        </w:tc>
-        <w:tc>
-          <w:tcPr>
-            <w:tcW w:type="dxa" w:w="1514"/>
-          </w:tcPr>
-          <w:p>
+              <w:t>-1024</w:t>
+            </w:r>
+          </w:p>
+        </w:tc>
+        <w:tc>
+          <w:tcPr>
+            <w:tcW w:type="dxa" w:w="1514"/>
+          </w:tcPr>
+          <w:p>
+            <w:pPr>
+              <w:spacing w:before="20" w:after="20"/>
+            </w:pPr>
             <w:r/>
             <w:r>
               <w:rPr>
@@ -1780,15 +2547,36 @@
                 <w:b w:val="0"/>
                 <w:sz w:val="16"/>
               </w:rPr>
-              <w:t>-1024</w:t>
-            </w:r>
-          </w:p>
-        </w:tc>
-        <w:tc>
-          <w:tcPr>
-            <w:tcW w:type="dxa" w:w="1514"/>
-          </w:tcPr>
-          <w:p>
+              <w:t>16</w:t>
+            </w:r>
+          </w:p>
+        </w:tc>
+        <w:tc>
+          <w:tcPr>
+            <w:tcW w:type="dxa" w:w="1514"/>
+          </w:tcPr>
+          <w:p>
+            <w:pPr>
+              <w:spacing w:before="20" w:after="20"/>
+            </w:pPr>
+            <w:r/>
+            <w:r>
+              <w:rPr>
+                <w:rFonts w:ascii="Verdana" w:hAnsi="Verdana"/>
+                <w:sz w:val="16"/>
+              </w:rPr>
+              <w:t>ft</w:t>
+            </w:r>
+          </w:p>
+        </w:tc>
+        <w:tc>
+          <w:tcPr>
+            <w:tcW w:type="dxa" w:w="1514"/>
+          </w:tcPr>
+          <w:p>
+            <w:pPr>
+              <w:spacing w:before="20" w:after="20"/>
+            </w:pPr>
             <w:r/>
             <w:r>
               <w:rPr>
@@ -1796,15 +2584,18 @@
                 <w:b w:val="0"/>
                 <w:sz w:val="16"/>
               </w:rPr>
-              <w:t>16</w:t>
-            </w:r>
-          </w:p>
-        </w:tc>
-        <w:tc>
-          <w:tcPr>
-            <w:tcW w:type="dxa" w:w="1514"/>
-          </w:tcPr>
-          <w:p>
+              <w:t>-1</w:t>
+            </w:r>
+          </w:p>
+        </w:tc>
+        <w:tc>
+          <w:tcPr>
+            <w:tcW w:type="dxa" w:w="1514"/>
+          </w:tcPr>
+          <w:p>
+            <w:pPr>
+              <w:spacing w:before="20" w:after="20"/>
+            </w:pPr>
             <w:r/>
             <w:r>
               <w:rPr>
@@ -1812,38 +2603,6 @@
                 <w:b w:val="0"/>
                 <w:sz w:val="16"/>
               </w:rPr>
-              <w:t>ft</w:t>
-            </w:r>
-          </w:p>
-        </w:tc>
-        <w:tc>
-          <w:tcPr>
-            <w:tcW w:type="dxa" w:w="1514"/>
-          </w:tcPr>
-          <w:p>
-            <w:r/>
-            <w:r>
-              <w:rPr>
-                <w:rFonts w:ascii="Verdana" w:hAnsi="Verdana"/>
-                <w:b w:val="0"/>
-                <w:sz w:val="16"/>
-              </w:rPr>
-              <w:t>-1</w:t>
-            </w:r>
-          </w:p>
-        </w:tc>
-        <w:tc>
-          <w:tcPr>
-            <w:tcW w:type="dxa" w:w="1514"/>
-          </w:tcPr>
-          <w:p>
-            <w:r/>
-            <w:r>
-              <w:rPr>
-                <w:rFonts w:ascii="Verdana" w:hAnsi="Verdana"/>
-                <w:b w:val="0"/>
-                <w:sz w:val="16"/>
-              </w:rPr>
               <w:t>5</w:t>
             </w:r>
           </w:p>
@@ -1853,6 +2612,9 @@
             <w:tcW w:type="dxa" w:w="1514"/>
           </w:tcPr>
           <w:p>
+            <w:pPr>
+              <w:spacing w:before="20" w:after="20"/>
+            </w:pPr>
             <w:r/>
             <w:r>
               <w:rPr>
@@ -1873,6 +2635,9 @@
             <w:tcW w:type="dxa" w:w="1514"/>
           </w:tcPr>
           <w:p>
+            <w:pPr>
+              <w:spacing w:before="20" w:after="20"/>
+            </w:pPr>
             <w:r/>
             <w:r>
               <w:rPr>
@@ -1889,6 +2654,9 @@
             <w:tcW w:type="dxa" w:w="1514"/>
           </w:tcPr>
           <w:p>
+            <w:pPr>
+              <w:spacing w:before="20" w:after="20"/>
+            </w:pPr>
             <w:r/>
             <w:r>
               <w:rPr>
@@ -1905,6 +2673,27 @@
             <w:tcW w:type="dxa" w:w="1514"/>
           </w:tcPr>
           <w:p>
+            <w:pPr>
+              <w:spacing w:before="20" w:after="20"/>
+            </w:pPr>
+            <w:r/>
+            <w:r>
+              <w:rPr>
+                <w:rFonts w:ascii="Verdana" w:hAnsi="Verdana"/>
+                <w:sz w:val="16"/>
+              </w:rPr>
+              <w:t>m</w:t>
+            </w:r>
+          </w:p>
+        </w:tc>
+        <w:tc>
+          <w:tcPr>
+            <w:tcW w:type="dxa" w:w="1514"/>
+          </w:tcPr>
+          <w:p>
+            <w:pPr>
+              <w:spacing w:before="20" w:after="20"/>
+            </w:pPr>
             <w:r/>
             <w:r>
               <w:rPr>
@@ -1912,6 +2701,62 @@
                 <w:b w:val="0"/>
                 <w:sz w:val="16"/>
               </w:rPr>
+              <w:t>2</w:t>
+            </w:r>
+          </w:p>
+        </w:tc>
+        <w:tc>
+          <w:tcPr>
+            <w:tcW w:type="dxa" w:w="1514"/>
+          </w:tcPr>
+          <w:p>
+            <w:pPr>
+              <w:spacing w:before="20" w:after="20"/>
+            </w:pPr>
+            <w:r/>
+            <w:r>
+              <w:rPr>
+                <w:rFonts w:ascii="Verdana" w:hAnsi="Verdana"/>
+                <w:b w:val="0"/>
+                <w:sz w:val="16"/>
+              </w:rPr>
+              <w:t>-50000</w:t>
+            </w:r>
+          </w:p>
+        </w:tc>
+        <w:tc>
+          <w:tcPr>
+            <w:tcW w:type="dxa" w:w="1514"/>
+          </w:tcPr>
+          <w:p>
+            <w:pPr>
+              <w:spacing w:before="20" w:after="20"/>
+            </w:pPr>
+            <w:r/>
+            <w:r>
+              <w:rPr>
+                <w:rFonts w:ascii="Verdana" w:hAnsi="Verdana"/>
+                <w:b w:val="0"/>
+                <w:sz w:val="16"/>
+              </w:rPr>
+              <w:t>20</w:t>
+            </w:r>
+          </w:p>
+        </w:tc>
+        <w:tc>
+          <w:tcPr>
+            <w:tcW w:type="dxa" w:w="1514"/>
+          </w:tcPr>
+          <w:p>
+            <w:pPr>
+              <w:spacing w:before="20" w:after="20"/>
+            </w:pPr>
+            <w:r/>
+            <w:r>
+              <w:rPr>
+                <w:rFonts w:ascii="Verdana" w:hAnsi="Verdana"/>
+                <w:sz w:val="16"/>
+              </w:rPr>
               <w:t>m</w:t>
             </w:r>
           </w:p>
@@ -1921,6 +2766,9 @@
             <w:tcW w:type="dxa" w:w="1514"/>
           </w:tcPr>
           <w:p>
+            <w:pPr>
+              <w:spacing w:before="20" w:after="20"/>
+            </w:pPr>
             <w:r/>
             <w:r>
               <w:rPr>
@@ -1937,6 +2785,9 @@
             <w:tcW w:type="dxa" w:w="1514"/>
           </w:tcPr>
           <w:p>
+            <w:pPr>
+              <w:spacing w:before="20" w:after="20"/>
+            </w:pPr>
             <w:r/>
             <w:r>
               <w:rPr>
@@ -1944,70 +2795,6 @@
                 <w:b w:val="0"/>
                 <w:sz w:val="16"/>
               </w:rPr>
-              <w:t>-50000</w:t>
-            </w:r>
-          </w:p>
-        </w:tc>
-        <w:tc>
-          <w:tcPr>
-            <w:tcW w:type="dxa" w:w="1514"/>
-          </w:tcPr>
-          <w:p>
-            <w:r/>
-            <w:r>
-              <w:rPr>
-                <w:rFonts w:ascii="Verdana" w:hAnsi="Verdana"/>
-                <w:b w:val="0"/>
-                <w:sz w:val="16"/>
-              </w:rPr>
-              <w:t>20</w:t>
-            </w:r>
-          </w:p>
-        </w:tc>
-        <w:tc>
-          <w:tcPr>
-            <w:tcW w:type="dxa" w:w="1514"/>
-          </w:tcPr>
-          <w:p>
-            <w:r/>
-            <w:r>
-              <w:rPr>
-                <w:rFonts w:ascii="Verdana" w:hAnsi="Verdana"/>
-                <w:b w:val="0"/>
-                <w:sz w:val="16"/>
-              </w:rPr>
-              <w:t>m</w:t>
-            </w:r>
-          </w:p>
-        </w:tc>
-        <w:tc>
-          <w:tcPr>
-            <w:tcW w:type="dxa" w:w="1514"/>
-          </w:tcPr>
-          <w:p>
-            <w:r/>
-            <w:r>
-              <w:rPr>
-                <w:rFonts w:ascii="Verdana" w:hAnsi="Verdana"/>
-                <w:b w:val="0"/>
-                <w:sz w:val="16"/>
-              </w:rPr>
-              <w:t>2</w:t>
-            </w:r>
-          </w:p>
-        </w:tc>
-        <w:tc>
-          <w:tcPr>
-            <w:tcW w:type="dxa" w:w="1514"/>
-          </w:tcPr>
-          <w:p>
-            <w:r/>
-            <w:r>
-              <w:rPr>
-                <w:rFonts w:ascii="Verdana" w:hAnsi="Verdana"/>
-                <w:b w:val="0"/>
-                <w:sz w:val="16"/>
-              </w:rPr>
               <w:t>7</w:t>
             </w:r>
           </w:p>
@@ -2017,6 +2804,9 @@
             <w:tcW w:type="dxa" w:w="1514"/>
           </w:tcPr>
           <w:p>
+            <w:pPr>
+              <w:spacing w:before="20" w:after="20"/>
+            </w:pPr>
             <w:r/>
             <w:r>
               <w:rPr>
@@ -2037,6 +2827,9 @@
             <w:tcW w:type="dxa" w:w="1514"/>
           </w:tcPr>
           <w:p>
+            <w:pPr>
+              <w:spacing w:before="20" w:after="20"/>
+            </w:pPr>
             <w:r/>
             <w:r>
               <w:rPr>
@@ -2053,6 +2846,9 @@
             <w:tcW w:type="dxa" w:w="1514"/>
           </w:tcPr>
           <w:p>
+            <w:pPr>
+              <w:spacing w:before="20" w:after="20"/>
+            </w:pPr>
             <w:r/>
             <w:r>
               <w:rPr>
@@ -2069,6 +2865,27 @@
             <w:tcW w:type="dxa" w:w="1514"/>
           </w:tcPr>
           <w:p>
+            <w:pPr>
+              <w:spacing w:before="20" w:after="20"/>
+            </w:pPr>
+            <w:r/>
+            <w:r>
+              <w:rPr>
+                <w:rFonts w:ascii="Verdana" w:hAnsi="Verdana"/>
+                <w:sz w:val="16"/>
+              </w:rPr>
+              <w:t>deg</w:t>
+            </w:r>
+          </w:p>
+        </w:tc>
+        <w:tc>
+          <w:tcPr>
+            <w:tcW w:type="dxa" w:w="1514"/>
+          </w:tcPr>
+          <w:p>
+            <w:pPr>
+              <w:spacing w:before="20" w:after="20"/>
+            </w:pPr>
             <w:r/>
             <w:r>
               <w:rPr>
@@ -2076,6 +2893,62 @@
                 <w:b w:val="0"/>
                 <w:sz w:val="16"/>
               </w:rPr>
+              <w:t>2</w:t>
+            </w:r>
+          </w:p>
+        </w:tc>
+        <w:tc>
+          <w:tcPr>
+            <w:tcW w:type="dxa" w:w="1514"/>
+          </w:tcPr>
+          <w:p>
+            <w:pPr>
+              <w:spacing w:before="20" w:after="20"/>
+            </w:pPr>
+            <w:r/>
+            <w:r>
+              <w:rPr>
+                <w:rFonts w:ascii="Verdana" w:hAnsi="Verdana"/>
+                <w:b w:val="0"/>
+                <w:sz w:val="16"/>
+              </w:rPr>
+              <w:t>-9000</w:t>
+            </w:r>
+          </w:p>
+        </w:tc>
+        <w:tc>
+          <w:tcPr>
+            <w:tcW w:type="dxa" w:w="1514"/>
+          </w:tcPr>
+          <w:p>
+            <w:pPr>
+              <w:spacing w:before="20" w:after="20"/>
+            </w:pPr>
+            <w:r/>
+            <w:r>
+              <w:rPr>
+                <w:rFonts w:ascii="Verdana" w:hAnsi="Verdana"/>
+                <w:b w:val="0"/>
+                <w:sz w:val="16"/>
+              </w:rPr>
+              <w:t>15</w:t>
+            </w:r>
+          </w:p>
+        </w:tc>
+        <w:tc>
+          <w:tcPr>
+            <w:tcW w:type="dxa" w:w="1514"/>
+          </w:tcPr>
+          <w:p>
+            <w:pPr>
+              <w:spacing w:before="20" w:after="20"/>
+            </w:pPr>
+            <w:r/>
+            <w:r>
+              <w:rPr>
+                <w:rFonts w:ascii="Verdana" w:hAnsi="Verdana"/>
+                <w:sz w:val="16"/>
+              </w:rPr>
               <w:t>deg</w:t>
             </w:r>
           </w:p>
@@ -2085,6 +2958,9 @@
             <w:tcW w:type="dxa" w:w="1514"/>
           </w:tcPr>
           <w:p>
+            <w:pPr>
+              <w:spacing w:before="20" w:after="20"/>
+            </w:pPr>
             <w:r/>
             <w:r>
               <w:rPr>
@@ -2101,6 +2977,9 @@
             <w:tcW w:type="dxa" w:w="1514"/>
           </w:tcPr>
           <w:p>
+            <w:pPr>
+              <w:spacing w:before="20" w:after="20"/>
+            </w:pPr>
             <w:r/>
             <w:r>
               <w:rPr>
@@ -2108,70 +2987,6 @@
                 <w:b w:val="0"/>
                 <w:sz w:val="16"/>
               </w:rPr>
-              <w:t>-9000</w:t>
-            </w:r>
-          </w:p>
-        </w:tc>
-        <w:tc>
-          <w:tcPr>
-            <w:tcW w:type="dxa" w:w="1514"/>
-          </w:tcPr>
-          <w:p>
-            <w:r/>
-            <w:r>
-              <w:rPr>
-                <w:rFonts w:ascii="Verdana" w:hAnsi="Verdana"/>
-                <w:b w:val="0"/>
-                <w:sz w:val="16"/>
-              </w:rPr>
-              <w:t>15</w:t>
-            </w:r>
-          </w:p>
-        </w:tc>
-        <w:tc>
-          <w:tcPr>
-            <w:tcW w:type="dxa" w:w="1514"/>
-          </w:tcPr>
-          <w:p>
-            <w:r/>
-            <w:r>
-              <w:rPr>
-                <w:rFonts w:ascii="Verdana" w:hAnsi="Verdana"/>
-                <w:b w:val="0"/>
-                <w:sz w:val="16"/>
-              </w:rPr>
-              <w:t>deg</w:t>
-            </w:r>
-          </w:p>
-        </w:tc>
-        <w:tc>
-          <w:tcPr>
-            <w:tcW w:type="dxa" w:w="1514"/>
-          </w:tcPr>
-          <w:p>
-            <w:r/>
-            <w:r>
-              <w:rPr>
-                <w:rFonts w:ascii="Verdana" w:hAnsi="Verdana"/>
-                <w:b w:val="0"/>
-                <w:sz w:val="16"/>
-              </w:rPr>
-              <w:t>2</w:t>
-            </w:r>
-          </w:p>
-        </w:tc>
-        <w:tc>
-          <w:tcPr>
-            <w:tcW w:type="dxa" w:w="1514"/>
-          </w:tcPr>
-          <w:p>
-            <w:r/>
-            <w:r>
-              <w:rPr>
-                <w:rFonts w:ascii="Verdana" w:hAnsi="Verdana"/>
-                <w:b w:val="0"/>
-                <w:sz w:val="16"/>
-              </w:rPr>
               <w:t>5</w:t>
             </w:r>
           </w:p>
@@ -2181,6 +2996,9 @@
             <w:tcW w:type="dxa" w:w="1514"/>
           </w:tcPr>
           <w:p>
+            <w:pPr>
+              <w:spacing w:before="20" w:after="20"/>
+            </w:pPr>
             <w:r/>
             <w:r>
               <w:rPr>
@@ -2202,6 +3020,9 @@
             <w:tcW w:type="dxa" w:w="1514"/>
           </w:tcPr>
           <w:p>
+            <w:pPr>
+              <w:spacing w:before="20" w:after="20"/>
+            </w:pPr>
             <w:r/>
             <w:r>
               <w:rPr>
@@ -2218,6 +3039,9 @@
             <w:tcW w:type="dxa" w:w="1514"/>
           </w:tcPr>
           <w:p>
+            <w:pPr>
+              <w:spacing w:before="20" w:after="20"/>
+            </w:pPr>
             <w:r/>
             <w:r>
               <w:rPr>
@@ -2234,6 +3058,27 @@
             <w:tcW w:type="dxa" w:w="1514"/>
           </w:tcPr>
           <w:p>
+            <w:pPr>
+              <w:spacing w:before="20" w:after="20"/>
+            </w:pPr>
+            <w:r/>
+            <w:r>
+              <w:rPr>
+                <w:rFonts w:ascii="Verdana" w:hAnsi="Verdana"/>
+                <w:sz w:val="16"/>
+              </w:rPr>
+              <w:t>deg</w:t>
+            </w:r>
+          </w:p>
+        </w:tc>
+        <w:tc>
+          <w:tcPr>
+            <w:tcW w:type="dxa" w:w="1514"/>
+          </w:tcPr>
+          <w:p>
+            <w:pPr>
+              <w:spacing w:before="20" w:after="20"/>
+            </w:pPr>
             <w:r/>
             <w:r>
               <w:rPr>
@@ -2241,6 +3086,62 @@
                 <w:b w:val="0"/>
                 <w:sz w:val="16"/>
               </w:rPr>
+              <w:t>2</w:t>
+            </w:r>
+          </w:p>
+        </w:tc>
+        <w:tc>
+          <w:tcPr>
+            <w:tcW w:type="dxa" w:w="1514"/>
+          </w:tcPr>
+          <w:p>
+            <w:pPr>
+              <w:spacing w:before="20" w:after="20"/>
+            </w:pPr>
+            <w:r/>
+            <w:r>
+              <w:rPr>
+                <w:rFonts w:ascii="Verdana" w:hAnsi="Verdana"/>
+                <w:b w:val="0"/>
+                <w:sz w:val="16"/>
+              </w:rPr>
+              <w:t>-9000</w:t>
+            </w:r>
+          </w:p>
+        </w:tc>
+        <w:tc>
+          <w:tcPr>
+            <w:tcW w:type="dxa" w:w="1514"/>
+          </w:tcPr>
+          <w:p>
+            <w:pPr>
+              <w:spacing w:before="20" w:after="20"/>
+            </w:pPr>
+            <w:r/>
+            <w:r>
+              <w:rPr>
+                <w:rFonts w:ascii="Verdana" w:hAnsi="Verdana"/>
+                <w:b w:val="0"/>
+                <w:sz w:val="16"/>
+              </w:rPr>
+              <w:t>15</w:t>
+            </w:r>
+          </w:p>
+        </w:tc>
+        <w:tc>
+          <w:tcPr>
+            <w:tcW w:type="dxa" w:w="1514"/>
+          </w:tcPr>
+          <w:p>
+            <w:pPr>
+              <w:spacing w:before="20" w:after="20"/>
+            </w:pPr>
+            <w:r/>
+            <w:r>
+              <w:rPr>
+                <w:rFonts w:ascii="Verdana" w:hAnsi="Verdana"/>
+                <w:sz w:val="16"/>
+              </w:rPr>
               <w:t>deg</w:t>
             </w:r>
           </w:p>
@@ -2250,6 +3151,9 @@
             <w:tcW w:type="dxa" w:w="1514"/>
           </w:tcPr>
           <w:p>
+            <w:pPr>
+              <w:spacing w:before="20" w:after="20"/>
+            </w:pPr>
             <w:r/>
             <w:r>
               <w:rPr>
@@ -2266,6 +3170,9 @@
             <w:tcW w:type="dxa" w:w="1514"/>
           </w:tcPr>
           <w:p>
+            <w:pPr>
+              <w:spacing w:before="20" w:after="20"/>
+            </w:pPr>
             <w:r/>
             <w:r>
               <w:rPr>
@@ -2273,70 +3180,6 @@
                 <w:b w:val="0"/>
                 <w:sz w:val="16"/>
               </w:rPr>
-              <w:t>-9000</w:t>
-            </w:r>
-          </w:p>
-        </w:tc>
-        <w:tc>
-          <w:tcPr>
-            <w:tcW w:type="dxa" w:w="1514"/>
-          </w:tcPr>
-          <w:p>
-            <w:r/>
-            <w:r>
-              <w:rPr>
-                <w:rFonts w:ascii="Verdana" w:hAnsi="Verdana"/>
-                <w:b w:val="0"/>
-                <w:sz w:val="16"/>
-              </w:rPr>
-              <w:t>15</w:t>
-            </w:r>
-          </w:p>
-        </w:tc>
-        <w:tc>
-          <w:tcPr>
-            <w:tcW w:type="dxa" w:w="1514"/>
-          </w:tcPr>
-          <w:p>
-            <w:r/>
-            <w:r>
-              <w:rPr>
-                <w:rFonts w:ascii="Verdana" w:hAnsi="Verdana"/>
-                <w:b w:val="0"/>
-                <w:sz w:val="16"/>
-              </w:rPr>
-              <w:t>deg</w:t>
-            </w:r>
-          </w:p>
-        </w:tc>
-        <w:tc>
-          <w:tcPr>
-            <w:tcW w:type="dxa" w:w="1514"/>
-          </w:tcPr>
-          <w:p>
-            <w:r/>
-            <w:r>
-              <w:rPr>
-                <w:rFonts w:ascii="Verdana" w:hAnsi="Verdana"/>
-                <w:b w:val="0"/>
-                <w:sz w:val="16"/>
-              </w:rPr>
-              <w:t>2</w:t>
-            </w:r>
-          </w:p>
-        </w:tc>
-        <w:tc>
-          <w:tcPr>
-            <w:tcW w:type="dxa" w:w="1514"/>
-          </w:tcPr>
-          <w:p>
-            <w:r/>
-            <w:r>
-              <w:rPr>
-                <w:rFonts w:ascii="Verdana" w:hAnsi="Verdana"/>
-                <w:b w:val="0"/>
-                <w:sz w:val="16"/>
-              </w:rPr>
               <w:t>5</w:t>
             </w:r>
           </w:p>
@@ -2346,6 +3189,9 @@
             <w:tcW w:type="dxa" w:w="1514"/>
           </w:tcPr>
           <w:p>
+            <w:pPr>
+              <w:spacing w:before="20" w:after="20"/>
+            </w:pPr>
             <w:r/>
             <w:r>
               <w:rPr>
@@ -2366,6 +3212,9 @@
             <w:tcW w:type="dxa" w:w="1514"/>
           </w:tcPr>
           <w:p>
+            <w:pPr>
+              <w:spacing w:before="20" w:after="20"/>
+            </w:pPr>
             <w:r/>
             <w:r>
               <w:rPr>
@@ -2382,6 +3231,9 @@
             <w:tcW w:type="dxa" w:w="1514"/>
           </w:tcPr>
           <w:p>
+            <w:pPr>
+              <w:spacing w:before="20" w:after="20"/>
+            </w:pPr>
             <w:r/>
             <w:r>
               <w:rPr>
@@ -2398,6 +3250,27 @@
             <w:tcW w:type="dxa" w:w="1514"/>
           </w:tcPr>
           <w:p>
+            <w:pPr>
+              <w:spacing w:before="20" w:after="20"/>
+            </w:pPr>
+            <w:r/>
+            <w:r>
+              <w:rPr>
+                <w:rFonts w:ascii="Verdana" w:hAnsi="Verdana"/>
+                <w:sz w:val="16"/>
+              </w:rPr>
+              <w:t>deg</w:t>
+            </w:r>
+          </w:p>
+        </w:tc>
+        <w:tc>
+          <w:tcPr>
+            <w:tcW w:type="dxa" w:w="1514"/>
+          </w:tcPr>
+          <w:p>
+            <w:pPr>
+              <w:spacing w:before="20" w:after="20"/>
+            </w:pPr>
             <w:r/>
             <w:r>
               <w:rPr>
@@ -2405,6 +3278,62 @@
                 <w:b w:val="0"/>
                 <w:sz w:val="16"/>
               </w:rPr>
+              <w:t>2</w:t>
+            </w:r>
+          </w:p>
+        </w:tc>
+        <w:tc>
+          <w:tcPr>
+            <w:tcW w:type="dxa" w:w="1514"/>
+          </w:tcPr>
+          <w:p>
+            <w:pPr>
+              <w:spacing w:before="20" w:after="20"/>
+            </w:pPr>
+            <w:r/>
+            <w:r>
+              <w:rPr>
+                <w:rFonts w:ascii="Verdana" w:hAnsi="Verdana"/>
+                <w:b w:val="0"/>
+                <w:sz w:val="16"/>
+              </w:rPr>
+              <w:t>-9000</w:t>
+            </w:r>
+          </w:p>
+        </w:tc>
+        <w:tc>
+          <w:tcPr>
+            <w:tcW w:type="dxa" w:w="1514"/>
+          </w:tcPr>
+          <w:p>
+            <w:pPr>
+              <w:spacing w:before="20" w:after="20"/>
+            </w:pPr>
+            <w:r/>
+            <w:r>
+              <w:rPr>
+                <w:rFonts w:ascii="Verdana" w:hAnsi="Verdana"/>
+                <w:b w:val="0"/>
+                <w:sz w:val="16"/>
+              </w:rPr>
+              <w:t>15</w:t>
+            </w:r>
+          </w:p>
+        </w:tc>
+        <w:tc>
+          <w:tcPr>
+            <w:tcW w:type="dxa" w:w="1514"/>
+          </w:tcPr>
+          <w:p>
+            <w:pPr>
+              <w:spacing w:before="20" w:after="20"/>
+            </w:pPr>
+            <w:r/>
+            <w:r>
+              <w:rPr>
+                <w:rFonts w:ascii="Verdana" w:hAnsi="Verdana"/>
+                <w:sz w:val="16"/>
+              </w:rPr>
               <w:t>deg</w:t>
             </w:r>
           </w:p>
@@ -2414,6 +3343,9 @@
             <w:tcW w:type="dxa" w:w="1514"/>
           </w:tcPr>
           <w:p>
+            <w:pPr>
+              <w:spacing w:before="20" w:after="20"/>
+            </w:pPr>
             <w:r/>
             <w:r>
               <w:rPr>
@@ -2430,6 +3362,9 @@
             <w:tcW w:type="dxa" w:w="1514"/>
           </w:tcPr>
           <w:p>
+            <w:pPr>
+              <w:spacing w:before="20" w:after="20"/>
+            </w:pPr>
             <w:r/>
             <w:r>
               <w:rPr>
@@ -2437,70 +3372,6 @@
                 <w:b w:val="0"/>
                 <w:sz w:val="16"/>
               </w:rPr>
-              <w:t>-9000</w:t>
-            </w:r>
-          </w:p>
-        </w:tc>
-        <w:tc>
-          <w:tcPr>
-            <w:tcW w:type="dxa" w:w="1514"/>
-          </w:tcPr>
-          <w:p>
-            <w:r/>
-            <w:r>
-              <w:rPr>
-                <w:rFonts w:ascii="Verdana" w:hAnsi="Verdana"/>
-                <w:b w:val="0"/>
-                <w:sz w:val="16"/>
-              </w:rPr>
-              <w:t>15</w:t>
-            </w:r>
-          </w:p>
-        </w:tc>
-        <w:tc>
-          <w:tcPr>
-            <w:tcW w:type="dxa" w:w="1514"/>
-          </w:tcPr>
-          <w:p>
-            <w:r/>
-            <w:r>
-              <w:rPr>
-                <w:rFonts w:ascii="Verdana" w:hAnsi="Verdana"/>
-                <w:b w:val="0"/>
-                <w:sz w:val="16"/>
-              </w:rPr>
-              <w:t>deg</w:t>
-            </w:r>
-          </w:p>
-        </w:tc>
-        <w:tc>
-          <w:tcPr>
-            <w:tcW w:type="dxa" w:w="1514"/>
-          </w:tcPr>
-          <w:p>
-            <w:r/>
-            <w:r>
-              <w:rPr>
-                <w:rFonts w:ascii="Verdana" w:hAnsi="Verdana"/>
-                <w:b w:val="0"/>
-                <w:sz w:val="16"/>
-              </w:rPr>
-              <w:t>2</w:t>
-            </w:r>
-          </w:p>
-        </w:tc>
-        <w:tc>
-          <w:tcPr>
-            <w:tcW w:type="dxa" w:w="1514"/>
-          </w:tcPr>
-          <w:p>
-            <w:r/>
-            <w:r>
-              <w:rPr>
-                <w:rFonts w:ascii="Verdana" w:hAnsi="Verdana"/>
-                <w:b w:val="0"/>
-                <w:sz w:val="16"/>
-              </w:rPr>
               <w:t>5</w:t>
             </w:r>
           </w:p>
@@ -2510,6 +3381,9 @@
             <w:tcW w:type="dxa" w:w="1514"/>
           </w:tcPr>
           <w:p>
+            <w:pPr>
+              <w:spacing w:before="20" w:after="20"/>
+            </w:pPr>
             <w:r/>
             <w:r>
               <w:rPr>
@@ -2530,6 +3404,9 @@
             <w:tcW w:type="dxa" w:w="1514"/>
           </w:tcPr>
           <w:p>
+            <w:pPr>
+              <w:spacing w:before="20" w:after="20"/>
+            </w:pPr>
             <w:r/>
             <w:r>
               <w:rPr>
@@ -2546,6 +3423,9 @@
             <w:tcW w:type="dxa" w:w="1514"/>
           </w:tcPr>
           <w:p>
+            <w:pPr>
+              <w:spacing w:before="20" w:after="20"/>
+            </w:pPr>
             <w:r/>
             <w:r>
               <w:rPr>
@@ -2562,6 +3442,27 @@
             <w:tcW w:type="dxa" w:w="1514"/>
           </w:tcPr>
           <w:p>
+            <w:pPr>
+              <w:spacing w:before="20" w:after="20"/>
+            </w:pPr>
+            <w:r/>
+            <w:r>
+              <w:rPr>
+                <w:rFonts w:ascii="Verdana" w:hAnsi="Verdana"/>
+                <w:sz w:val="16"/>
+              </w:rPr>
+              <w:t>deg</w:t>
+            </w:r>
+          </w:p>
+        </w:tc>
+        <w:tc>
+          <w:tcPr>
+            <w:tcW w:type="dxa" w:w="1514"/>
+          </w:tcPr>
+          <w:p>
+            <w:pPr>
+              <w:spacing w:before="20" w:after="20"/>
+            </w:pPr>
             <w:r/>
             <w:r>
               <w:rPr>
@@ -2569,6 +3470,62 @@
                 <w:b w:val="0"/>
                 <w:sz w:val="16"/>
               </w:rPr>
+              <w:t>2</w:t>
+            </w:r>
+          </w:p>
+        </w:tc>
+        <w:tc>
+          <w:tcPr>
+            <w:tcW w:type="dxa" w:w="1514"/>
+          </w:tcPr>
+          <w:p>
+            <w:pPr>
+              <w:spacing w:before="20" w:after="20"/>
+            </w:pPr>
+            <w:r/>
+            <w:r>
+              <w:rPr>
+                <w:rFonts w:ascii="Verdana" w:hAnsi="Verdana"/>
+                <w:b w:val="0"/>
+                <w:sz w:val="16"/>
+              </w:rPr>
+              <w:t>-9000</w:t>
+            </w:r>
+          </w:p>
+        </w:tc>
+        <w:tc>
+          <w:tcPr>
+            <w:tcW w:type="dxa" w:w="1514"/>
+          </w:tcPr>
+          <w:p>
+            <w:pPr>
+              <w:spacing w:before="20" w:after="20"/>
+            </w:pPr>
+            <w:r/>
+            <w:r>
+              <w:rPr>
+                <w:rFonts w:ascii="Verdana" w:hAnsi="Verdana"/>
+                <w:b w:val="0"/>
+                <w:sz w:val="16"/>
+              </w:rPr>
+              <w:t>15</w:t>
+            </w:r>
+          </w:p>
+        </w:tc>
+        <w:tc>
+          <w:tcPr>
+            <w:tcW w:type="dxa" w:w="1514"/>
+          </w:tcPr>
+          <w:p>
+            <w:pPr>
+              <w:spacing w:before="20" w:after="20"/>
+            </w:pPr>
+            <w:r/>
+            <w:r>
+              <w:rPr>
+                <w:rFonts w:ascii="Verdana" w:hAnsi="Verdana"/>
+                <w:sz w:val="16"/>
+              </w:rPr>
               <w:t>deg</w:t>
             </w:r>
           </w:p>
@@ -2578,6 +3535,9 @@
             <w:tcW w:type="dxa" w:w="1514"/>
           </w:tcPr>
           <w:p>
+            <w:pPr>
+              <w:spacing w:before="20" w:after="20"/>
+            </w:pPr>
             <w:r/>
             <w:r>
               <w:rPr>
@@ -2594,6 +3554,9 @@
             <w:tcW w:type="dxa" w:w="1514"/>
           </w:tcPr>
           <w:p>
+            <w:pPr>
+              <w:spacing w:before="20" w:after="20"/>
+            </w:pPr>
             <w:r/>
             <w:r>
               <w:rPr>
@@ -2601,70 +3564,6 @@
                 <w:b w:val="0"/>
                 <w:sz w:val="16"/>
               </w:rPr>
-              <w:t>-9000</w:t>
-            </w:r>
-          </w:p>
-        </w:tc>
-        <w:tc>
-          <w:tcPr>
-            <w:tcW w:type="dxa" w:w="1514"/>
-          </w:tcPr>
-          <w:p>
-            <w:r/>
-            <w:r>
-              <w:rPr>
-                <w:rFonts w:ascii="Verdana" w:hAnsi="Verdana"/>
-                <w:b w:val="0"/>
-                <w:sz w:val="16"/>
-              </w:rPr>
-              <w:t>15</w:t>
-            </w:r>
-          </w:p>
-        </w:tc>
-        <w:tc>
-          <w:tcPr>
-            <w:tcW w:type="dxa" w:w="1514"/>
-          </w:tcPr>
-          <w:p>
-            <w:r/>
-            <w:r>
-              <w:rPr>
-                <w:rFonts w:ascii="Verdana" w:hAnsi="Verdana"/>
-                <w:b w:val="0"/>
-                <w:sz w:val="16"/>
-              </w:rPr>
-              <w:t>deg</w:t>
-            </w:r>
-          </w:p>
-        </w:tc>
-        <w:tc>
-          <w:tcPr>
-            <w:tcW w:type="dxa" w:w="1514"/>
-          </w:tcPr>
-          <w:p>
-            <w:r/>
-            <w:r>
-              <w:rPr>
-                <w:rFonts w:ascii="Verdana" w:hAnsi="Verdana"/>
-                <w:b w:val="0"/>
-                <w:sz w:val="16"/>
-              </w:rPr>
-              <w:t>2</w:t>
-            </w:r>
-          </w:p>
-        </w:tc>
-        <w:tc>
-          <w:tcPr>
-            <w:tcW w:type="dxa" w:w="1514"/>
-          </w:tcPr>
-          <w:p>
-            <w:r/>
-            <w:r>
-              <w:rPr>
-                <w:rFonts w:ascii="Verdana" w:hAnsi="Verdana"/>
-                <w:b w:val="0"/>
-                <w:sz w:val="16"/>
-              </w:rPr>
               <w:t>5</w:t>
             </w:r>
           </w:p>
@@ -2674,6 +3573,9 @@
             <w:tcW w:type="dxa" w:w="1514"/>
           </w:tcPr>
           <w:p>
+            <w:pPr>
+              <w:spacing w:before="20" w:after="20"/>
+            </w:pPr>
             <w:r/>
             <w:r>
               <w:rPr>
@@ -2694,6 +3596,9 @@
             <w:tcW w:type="dxa" w:w="1514"/>
           </w:tcPr>
           <w:p>
+            <w:pPr>
+              <w:spacing w:before="20" w:after="20"/>
+            </w:pPr>
             <w:r/>
             <w:r>
               <w:rPr>
@@ -2710,6 +3615,9 @@
             <w:tcW w:type="dxa" w:w="1514"/>
           </w:tcPr>
           <w:p>
+            <w:pPr>
+              <w:spacing w:before="20" w:after="20"/>
+            </w:pPr>
             <w:r/>
             <w:r>
               <w:rPr>
@@ -2726,6 +3634,27 @@
             <w:tcW w:type="dxa" w:w="1514"/>
           </w:tcPr>
           <w:p>
+            <w:pPr>
+              <w:spacing w:before="20" w:after="20"/>
+            </w:pPr>
+            <w:r/>
+            <w:r>
+              <w:rPr>
+                <w:rFonts w:ascii="Verdana" w:hAnsi="Verdana"/>
+                <w:sz w:val="16"/>
+              </w:rPr>
+              <w:t>deg</w:t>
+            </w:r>
+          </w:p>
+        </w:tc>
+        <w:tc>
+          <w:tcPr>
+            <w:tcW w:type="dxa" w:w="1514"/>
+          </w:tcPr>
+          <w:p>
+            <w:pPr>
+              <w:spacing w:before="20" w:after="20"/>
+            </w:pPr>
             <w:r/>
             <w:r>
               <w:rPr>
@@ -2733,6 +3662,62 @@
                 <w:b w:val="0"/>
                 <w:sz w:val="16"/>
               </w:rPr>
+              <w:t>4</w:t>
+            </w:r>
+          </w:p>
+        </w:tc>
+        <w:tc>
+          <w:tcPr>
+            <w:tcW w:type="dxa" w:w="1514"/>
+          </w:tcPr>
+          <w:p>
+            <w:pPr>
+              <w:spacing w:before="20" w:after="20"/>
+            </w:pPr>
+            <w:r/>
+            <w:r>
+              <w:rPr>
+                <w:rFonts w:ascii="Verdana" w:hAnsi="Verdana"/>
+                <w:b w:val="0"/>
+                <w:sz w:val="16"/>
+              </w:rPr>
+              <w:t>-900000</w:t>
+            </w:r>
+          </w:p>
+        </w:tc>
+        <w:tc>
+          <w:tcPr>
+            <w:tcW w:type="dxa" w:w="1514"/>
+          </w:tcPr>
+          <w:p>
+            <w:pPr>
+              <w:spacing w:before="20" w:after="20"/>
+            </w:pPr>
+            <w:r/>
+            <w:r>
+              <w:rPr>
+                <w:rFonts w:ascii="Verdana" w:hAnsi="Verdana"/>
+                <w:b w:val="0"/>
+                <w:sz w:val="16"/>
+              </w:rPr>
+              <w:t>21</w:t>
+            </w:r>
+          </w:p>
+        </w:tc>
+        <w:tc>
+          <w:tcPr>
+            <w:tcW w:type="dxa" w:w="1514"/>
+          </w:tcPr>
+          <w:p>
+            <w:pPr>
+              <w:spacing w:before="20" w:after="20"/>
+            </w:pPr>
+            <w:r/>
+            <w:r>
+              <w:rPr>
+                <w:rFonts w:ascii="Verdana" w:hAnsi="Verdana"/>
+                <w:sz w:val="16"/>
+              </w:rPr>
               <w:t>deg</w:t>
             </w:r>
           </w:p>
@@ -2742,6 +3727,9 @@
             <w:tcW w:type="dxa" w:w="1514"/>
           </w:tcPr>
           <w:p>
+            <w:pPr>
+              <w:spacing w:before="20" w:after="20"/>
+            </w:pPr>
             <w:r/>
             <w:r>
               <w:rPr>
@@ -2758,6 +3746,9 @@
             <w:tcW w:type="dxa" w:w="1514"/>
           </w:tcPr>
           <w:p>
+            <w:pPr>
+              <w:spacing w:before="20" w:after="20"/>
+            </w:pPr>
             <w:r/>
             <w:r>
               <w:rPr>
@@ -2765,70 +3756,6 @@
                 <w:b w:val="0"/>
                 <w:sz w:val="16"/>
               </w:rPr>
-              <w:t>-900000</w:t>
-            </w:r>
-          </w:p>
-        </w:tc>
-        <w:tc>
-          <w:tcPr>
-            <w:tcW w:type="dxa" w:w="1514"/>
-          </w:tcPr>
-          <w:p>
-            <w:r/>
-            <w:r>
-              <w:rPr>
-                <w:rFonts w:ascii="Verdana" w:hAnsi="Verdana"/>
-                <w:b w:val="0"/>
-                <w:sz w:val="16"/>
-              </w:rPr>
-              <w:t>21</w:t>
-            </w:r>
-          </w:p>
-        </w:tc>
-        <w:tc>
-          <w:tcPr>
-            <w:tcW w:type="dxa" w:w="1514"/>
-          </w:tcPr>
-          <w:p>
-            <w:r/>
-            <w:r>
-              <w:rPr>
-                <w:rFonts w:ascii="Verdana" w:hAnsi="Verdana"/>
-                <w:b w:val="0"/>
-                <w:sz w:val="16"/>
-              </w:rPr>
-              <w:t>deg</w:t>
-            </w:r>
-          </w:p>
-        </w:tc>
-        <w:tc>
-          <w:tcPr>
-            <w:tcW w:type="dxa" w:w="1514"/>
-          </w:tcPr>
-          <w:p>
-            <w:r/>
-            <w:r>
-              <w:rPr>
-                <w:rFonts w:ascii="Verdana" w:hAnsi="Verdana"/>
-                <w:b w:val="0"/>
-                <w:sz w:val="16"/>
-              </w:rPr>
-              <w:t>4</w:t>
-            </w:r>
-          </w:p>
-        </w:tc>
-        <w:tc>
-          <w:tcPr>
-            <w:tcW w:type="dxa" w:w="1514"/>
-          </w:tcPr>
-          <w:p>
-            <w:r/>
-            <w:r>
-              <w:rPr>
-                <w:rFonts w:ascii="Verdana" w:hAnsi="Verdana"/>
-                <w:b w:val="0"/>
-                <w:sz w:val="16"/>
-              </w:rPr>
               <w:t>7</w:t>
             </w:r>
           </w:p>
@@ -2838,6 +3765,9 @@
             <w:tcW w:type="dxa" w:w="1514"/>
           </w:tcPr>
           <w:p>
+            <w:pPr>
+              <w:spacing w:before="20" w:after="20"/>
+            </w:pPr>
             <w:r/>
             <w:r>
               <w:rPr>
@@ -2858,6 +3788,9 @@
             <w:tcW w:type="dxa" w:w="1514"/>
           </w:tcPr>
           <w:p>
+            <w:pPr>
+              <w:spacing w:before="20" w:after="20"/>
+            </w:pPr>
             <w:r/>
             <w:r>
               <w:rPr>
@@ -2874,6 +3807,9 @@
             <w:tcW w:type="dxa" w:w="1514"/>
           </w:tcPr>
           <w:p>
+            <w:pPr>
+              <w:spacing w:before="20" w:after="20"/>
+            </w:pPr>
             <w:r/>
             <w:r>
               <w:rPr>
@@ -2890,6 +3826,27 @@
             <w:tcW w:type="dxa" w:w="1514"/>
           </w:tcPr>
           <w:p>
+            <w:pPr>
+              <w:spacing w:before="20" w:after="20"/>
+            </w:pPr>
+            <w:r/>
+            <w:r>
+              <w:rPr>
+                <w:rFonts w:ascii="Verdana" w:hAnsi="Verdana"/>
+                <w:sz w:val="16"/>
+              </w:rPr>
+              <w:t>m</w:t>
+            </w:r>
+          </w:p>
+        </w:tc>
+        <w:tc>
+          <w:tcPr>
+            <w:tcW w:type="dxa" w:w="1514"/>
+          </w:tcPr>
+          <w:p>
+            <w:pPr>
+              <w:spacing w:before="20" w:after="20"/>
+            </w:pPr>
             <w:r/>
             <w:r>
               <w:rPr>
@@ -2897,6 +3854,62 @@
                 <w:b w:val="0"/>
                 <w:sz w:val="16"/>
               </w:rPr>
+              <w:t>1</w:t>
+            </w:r>
+          </w:p>
+        </w:tc>
+        <w:tc>
+          <w:tcPr>
+            <w:tcW w:type="dxa" w:w="1514"/>
+          </w:tcPr>
+          <w:p>
+            <w:pPr>
+              <w:spacing w:before="20" w:after="20"/>
+            </w:pPr>
+            <w:r/>
+            <w:r>
+              <w:rPr>
+                <w:rFonts w:ascii="Verdana" w:hAnsi="Verdana"/>
+                <w:b w:val="0"/>
+                <w:sz w:val="16"/>
+              </w:rPr>
+              <w:t>-4000</w:t>
+            </w:r>
+          </w:p>
+        </w:tc>
+        <w:tc>
+          <w:tcPr>
+            <w:tcW w:type="dxa" w:w="1514"/>
+          </w:tcPr>
+          <w:p>
+            <w:pPr>
+              <w:spacing w:before="20" w:after="20"/>
+            </w:pPr>
+            <w:r/>
+            <w:r>
+              <w:rPr>
+                <w:rFonts w:ascii="Verdana" w:hAnsi="Verdana"/>
+                <w:b w:val="0"/>
+                <w:sz w:val="16"/>
+              </w:rPr>
+              <w:t>17</w:t>
+            </w:r>
+          </w:p>
+        </w:tc>
+        <w:tc>
+          <w:tcPr>
+            <w:tcW w:type="dxa" w:w="1514"/>
+          </w:tcPr>
+          <w:p>
+            <w:pPr>
+              <w:spacing w:before="20" w:after="20"/>
+            </w:pPr>
+            <w:r/>
+            <w:r>
+              <w:rPr>
+                <w:rFonts w:ascii="Verdana" w:hAnsi="Verdana"/>
+                <w:sz w:val="16"/>
+              </w:rPr>
               <w:t>m</w:t>
             </w:r>
           </w:p>
@@ -2906,6 +3919,9 @@
             <w:tcW w:type="dxa" w:w="1514"/>
           </w:tcPr>
           <w:p>
+            <w:pPr>
+              <w:spacing w:before="20" w:after="20"/>
+            </w:pPr>
             <w:r/>
             <w:r>
               <w:rPr>
@@ -2922,6 +3938,9 @@
             <w:tcW w:type="dxa" w:w="1514"/>
           </w:tcPr>
           <w:p>
+            <w:pPr>
+              <w:spacing w:before="20" w:after="20"/>
+            </w:pPr>
             <w:r/>
             <w:r>
               <w:rPr>
@@ -2929,70 +3948,6 @@
                 <w:b w:val="0"/>
                 <w:sz w:val="16"/>
               </w:rPr>
-              <w:t>-4000</w:t>
-            </w:r>
-          </w:p>
-        </w:tc>
-        <w:tc>
-          <w:tcPr>
-            <w:tcW w:type="dxa" w:w="1514"/>
-          </w:tcPr>
-          <w:p>
-            <w:r/>
-            <w:r>
-              <w:rPr>
-                <w:rFonts w:ascii="Verdana" w:hAnsi="Verdana"/>
-                <w:b w:val="0"/>
-                <w:sz w:val="16"/>
-              </w:rPr>
-              <w:t>17</w:t>
-            </w:r>
-          </w:p>
-        </w:tc>
-        <w:tc>
-          <w:tcPr>
-            <w:tcW w:type="dxa" w:w="1514"/>
-          </w:tcPr>
-          <w:p>
-            <w:r/>
-            <w:r>
-              <w:rPr>
-                <w:rFonts w:ascii="Verdana" w:hAnsi="Verdana"/>
-                <w:b w:val="0"/>
-                <w:sz w:val="16"/>
-              </w:rPr>
-              <w:t>m</w:t>
-            </w:r>
-          </w:p>
-        </w:tc>
-        <w:tc>
-          <w:tcPr>
-            <w:tcW w:type="dxa" w:w="1514"/>
-          </w:tcPr>
-          <w:p>
-            <w:r/>
-            <w:r>
-              <w:rPr>
-                <w:rFonts w:ascii="Verdana" w:hAnsi="Verdana"/>
-                <w:b w:val="0"/>
-                <w:sz w:val="16"/>
-              </w:rPr>
-              <w:t>1</w:t>
-            </w:r>
-          </w:p>
-        </w:tc>
-        <w:tc>
-          <w:tcPr>
-            <w:tcW w:type="dxa" w:w="1514"/>
-          </w:tcPr>
-          <w:p>
-            <w:r/>
-            <w:r>
-              <w:rPr>
-                <w:rFonts w:ascii="Verdana" w:hAnsi="Verdana"/>
-                <w:b w:val="0"/>
-                <w:sz w:val="16"/>
-              </w:rPr>
               <w:t>5</w:t>
             </w:r>
           </w:p>
@@ -3002,6 +3957,9 @@
             <w:tcW w:type="dxa" w:w="1514"/>
           </w:tcPr>
           <w:p>
+            <w:pPr>
+              <w:spacing w:before="20" w:after="20"/>
+            </w:pPr>
             <w:r/>
             <w:r>
               <w:rPr>
@@ -3023,6 +3981,9 @@
             <w:tcW w:type="dxa" w:w="1514"/>
           </w:tcPr>
           <w:p>
+            <w:pPr>
+              <w:spacing w:before="20" w:after="20"/>
+            </w:pPr>
             <w:r/>
             <w:r>
               <w:rPr>
@@ -3039,6 +4000,9 @@
             <w:tcW w:type="dxa" w:w="1514"/>
           </w:tcPr>
           <w:p>
+            <w:pPr>
+              <w:spacing w:before="20" w:after="20"/>
+            </w:pPr>
             <w:r/>
             <w:r>
               <w:rPr>
@@ -3055,6 +4019,27 @@
             <w:tcW w:type="dxa" w:w="1514"/>
           </w:tcPr>
           <w:p>
+            <w:pPr>
+              <w:spacing w:before="20" w:after="20"/>
+            </w:pPr>
+            <w:r/>
+            <w:r>
+              <w:rPr>
+                <w:rFonts w:ascii="Verdana" w:hAnsi="Verdana"/>
+                <w:sz w:val="16"/>
+              </w:rPr>
+              <w:t>m</w:t>
+            </w:r>
+          </w:p>
+        </w:tc>
+        <w:tc>
+          <w:tcPr>
+            <w:tcW w:type="dxa" w:w="1514"/>
+          </w:tcPr>
+          <w:p>
+            <w:pPr>
+              <w:spacing w:before="20" w:after="20"/>
+            </w:pPr>
             <w:r/>
             <w:r>
               <w:rPr>
@@ -3062,6 +4047,62 @@
                 <w:b w:val="0"/>
                 <w:sz w:val="16"/>
               </w:rPr>
+              <w:t>1</w:t>
+            </w:r>
+          </w:p>
+        </w:tc>
+        <w:tc>
+          <w:tcPr>
+            <w:tcW w:type="dxa" w:w="1514"/>
+          </w:tcPr>
+          <w:p>
+            <w:pPr>
+              <w:spacing w:before="20" w:after="20"/>
+            </w:pPr>
+            <w:r/>
+            <w:r>
+              <w:rPr>
+                <w:rFonts w:ascii="Verdana" w:hAnsi="Verdana"/>
+                <w:b w:val="0"/>
+                <w:sz w:val="16"/>
+              </w:rPr>
+              <w:t>-4000</w:t>
+            </w:r>
+          </w:p>
+        </w:tc>
+        <w:tc>
+          <w:tcPr>
+            <w:tcW w:type="dxa" w:w="1514"/>
+          </w:tcPr>
+          <w:p>
+            <w:pPr>
+              <w:spacing w:before="20" w:after="20"/>
+            </w:pPr>
+            <w:r/>
+            <w:r>
+              <w:rPr>
+                <w:rFonts w:ascii="Verdana" w:hAnsi="Verdana"/>
+                <w:b w:val="0"/>
+                <w:sz w:val="16"/>
+              </w:rPr>
+              <w:t>17</w:t>
+            </w:r>
+          </w:p>
+        </w:tc>
+        <w:tc>
+          <w:tcPr>
+            <w:tcW w:type="dxa" w:w="1514"/>
+          </w:tcPr>
+          <w:p>
+            <w:pPr>
+              <w:spacing w:before="20" w:after="20"/>
+            </w:pPr>
+            <w:r/>
+            <w:r>
+              <w:rPr>
+                <w:rFonts w:ascii="Verdana" w:hAnsi="Verdana"/>
+                <w:sz w:val="16"/>
+              </w:rPr>
               <w:t>m</w:t>
             </w:r>
           </w:p>
@@ -3071,6 +4112,9 @@
             <w:tcW w:type="dxa" w:w="1514"/>
           </w:tcPr>
           <w:p>
+            <w:pPr>
+              <w:spacing w:before="20" w:after="20"/>
+            </w:pPr>
             <w:r/>
             <w:r>
               <w:rPr>
@@ -3087,6 +4131,9 @@
             <w:tcW w:type="dxa" w:w="1514"/>
           </w:tcPr>
           <w:p>
+            <w:pPr>
+              <w:spacing w:before="20" w:after="20"/>
+            </w:pPr>
             <w:r/>
             <w:r>
               <w:rPr>
@@ -3094,70 +4141,6 @@
                 <w:b w:val="0"/>
                 <w:sz w:val="16"/>
               </w:rPr>
-              <w:t>-4000</w:t>
-            </w:r>
-          </w:p>
-        </w:tc>
-        <w:tc>
-          <w:tcPr>
-            <w:tcW w:type="dxa" w:w="1514"/>
-          </w:tcPr>
-          <w:p>
-            <w:r/>
-            <w:r>
-              <w:rPr>
-                <w:rFonts w:ascii="Verdana" w:hAnsi="Verdana"/>
-                <w:b w:val="0"/>
-                <w:sz w:val="16"/>
-              </w:rPr>
-              <w:t>17</w:t>
-            </w:r>
-          </w:p>
-        </w:tc>
-        <w:tc>
-          <w:tcPr>
-            <w:tcW w:type="dxa" w:w="1514"/>
-          </w:tcPr>
-          <w:p>
-            <w:r/>
-            <w:r>
-              <w:rPr>
-                <w:rFonts w:ascii="Verdana" w:hAnsi="Verdana"/>
-                <w:b w:val="0"/>
-                <w:sz w:val="16"/>
-              </w:rPr>
-              <w:t>m</w:t>
-            </w:r>
-          </w:p>
-        </w:tc>
-        <w:tc>
-          <w:tcPr>
-            <w:tcW w:type="dxa" w:w="1514"/>
-          </w:tcPr>
-          <w:p>
-            <w:r/>
-            <w:r>
-              <w:rPr>
-                <w:rFonts w:ascii="Verdana" w:hAnsi="Verdana"/>
-                <w:b w:val="0"/>
-                <w:sz w:val="16"/>
-              </w:rPr>
-              <w:t>1</w:t>
-            </w:r>
-          </w:p>
-        </w:tc>
-        <w:tc>
-          <w:tcPr>
-            <w:tcW w:type="dxa" w:w="1514"/>
-          </w:tcPr>
-          <w:p>
-            <w:r/>
-            <w:r>
-              <w:rPr>
-                <w:rFonts w:ascii="Verdana" w:hAnsi="Verdana"/>
-                <w:b w:val="0"/>
-                <w:sz w:val="16"/>
-              </w:rPr>
               <w:t>5</w:t>
             </w:r>
           </w:p>
@@ -3167,6 +4150,9 @@
             <w:tcW w:type="dxa" w:w="1514"/>
           </w:tcPr>
           <w:p>
+            <w:pPr>
+              <w:spacing w:before="20" w:after="20"/>
+            </w:pPr>
             <w:r/>
             <w:r>
               <w:rPr>
@@ -3188,6 +4174,9 @@
             <w:tcW w:type="dxa" w:w="1514"/>
           </w:tcPr>
           <w:p>
+            <w:pPr>
+              <w:spacing w:before="20" w:after="20"/>
+            </w:pPr>
             <w:r/>
             <w:r>
               <w:rPr>
@@ -3204,6 +4193,9 @@
             <w:tcW w:type="dxa" w:w="1514"/>
           </w:tcPr>
           <w:p>
+            <w:pPr>
+              <w:spacing w:before="20" w:after="20"/>
+            </w:pPr>
             <w:r/>
             <w:r>
               <w:rPr>
@@ -3220,6 +4212,27 @@
             <w:tcW w:type="dxa" w:w="1514"/>
           </w:tcPr>
           <w:p>
+            <w:pPr>
+              <w:spacing w:before="20" w:after="20"/>
+            </w:pPr>
+            <w:r/>
+            <w:r>
+              <w:rPr>
+                <w:rFonts w:ascii="Verdana" w:hAnsi="Verdana"/>
+                <w:sz w:val="16"/>
+              </w:rPr>
+              <w:t>m</w:t>
+            </w:r>
+          </w:p>
+        </w:tc>
+        <w:tc>
+          <w:tcPr>
+            <w:tcW w:type="dxa" w:w="1514"/>
+          </w:tcPr>
+          <w:p>
+            <w:pPr>
+              <w:spacing w:before="20" w:after="20"/>
+            </w:pPr>
             <w:r/>
             <w:r>
               <w:rPr>
@@ -3227,6 +4240,62 @@
                 <w:b w:val="0"/>
                 <w:sz w:val="16"/>
               </w:rPr>
+              <w:t>2</w:t>
+            </w:r>
+          </w:p>
+        </w:tc>
+        <w:tc>
+          <w:tcPr>
+            <w:tcW w:type="dxa" w:w="1514"/>
+          </w:tcPr>
+          <w:p>
+            <w:pPr>
+              <w:spacing w:before="20" w:after="20"/>
+            </w:pPr>
+            <w:r/>
+            <w:r>
+              <w:rPr>
+                <w:rFonts w:ascii="Verdana" w:hAnsi="Verdana"/>
+                <w:b w:val="0"/>
+                <w:sz w:val="16"/>
+              </w:rPr>
+              <w:t>0</w:t>
+            </w:r>
+          </w:p>
+        </w:tc>
+        <w:tc>
+          <w:tcPr>
+            <w:tcW w:type="dxa" w:w="1514"/>
+          </w:tcPr>
+          <w:p>
+            <w:pPr>
+              <w:spacing w:before="20" w:after="20"/>
+            </w:pPr>
+            <w:r/>
+            <w:r>
+              <w:rPr>
+                <w:rFonts w:ascii="Verdana" w:hAnsi="Verdana"/>
+                <w:b w:val="0"/>
+                <w:sz w:val="16"/>
+              </w:rPr>
+              <w:t>16</w:t>
+            </w:r>
+          </w:p>
+        </w:tc>
+        <w:tc>
+          <w:tcPr>
+            <w:tcW w:type="dxa" w:w="1514"/>
+          </w:tcPr>
+          <w:p>
+            <w:pPr>
+              <w:spacing w:before="20" w:after="20"/>
+            </w:pPr>
+            <w:r/>
+            <w:r>
+              <w:rPr>
+                <w:rFonts w:ascii="Verdana" w:hAnsi="Verdana"/>
+                <w:sz w:val="16"/>
+              </w:rPr>
               <w:t>m</w:t>
             </w:r>
           </w:p>
@@ -3236,6 +4305,9 @@
             <w:tcW w:type="dxa" w:w="1514"/>
           </w:tcPr>
           <w:p>
+            <w:pPr>
+              <w:spacing w:before="20" w:after="20"/>
+            </w:pPr>
             <w:r/>
             <w:r>
               <w:rPr>
@@ -3252,6 +4324,9 @@
             <w:tcW w:type="dxa" w:w="1514"/>
           </w:tcPr>
           <w:p>
+            <w:pPr>
+              <w:spacing w:before="20" w:after="20"/>
+            </w:pPr>
             <w:r/>
             <w:r>
               <w:rPr>
@@ -3259,70 +4334,6 @@
                 <w:b w:val="0"/>
                 <w:sz w:val="16"/>
               </w:rPr>
-              <w:t>0</w:t>
-            </w:r>
-          </w:p>
-        </w:tc>
-        <w:tc>
-          <w:tcPr>
-            <w:tcW w:type="dxa" w:w="1514"/>
-          </w:tcPr>
-          <w:p>
-            <w:r/>
-            <w:r>
-              <w:rPr>
-                <w:rFonts w:ascii="Verdana" w:hAnsi="Verdana"/>
-                <w:b w:val="0"/>
-                <w:sz w:val="16"/>
-              </w:rPr>
-              <w:t>16</w:t>
-            </w:r>
-          </w:p>
-        </w:tc>
-        <w:tc>
-          <w:tcPr>
-            <w:tcW w:type="dxa" w:w="1514"/>
-          </w:tcPr>
-          <w:p>
-            <w:r/>
-            <w:r>
-              <w:rPr>
-                <w:rFonts w:ascii="Verdana" w:hAnsi="Verdana"/>
-                <w:b w:val="0"/>
-                <w:sz w:val="16"/>
-              </w:rPr>
-              <w:t>m</w:t>
-            </w:r>
-          </w:p>
-        </w:tc>
-        <w:tc>
-          <w:tcPr>
-            <w:tcW w:type="dxa" w:w="1514"/>
-          </w:tcPr>
-          <w:p>
-            <w:r/>
-            <w:r>
-              <w:rPr>
-                <w:rFonts w:ascii="Verdana" w:hAnsi="Verdana"/>
-                <w:b w:val="0"/>
-                <w:sz w:val="16"/>
-              </w:rPr>
-              <w:t>2</w:t>
-            </w:r>
-          </w:p>
-        </w:tc>
-        <w:tc>
-          <w:tcPr>
-            <w:tcW w:type="dxa" w:w="1514"/>
-          </w:tcPr>
-          <w:p>
-            <w:r/>
-            <w:r>
-              <w:rPr>
-                <w:rFonts w:ascii="Verdana" w:hAnsi="Verdana"/>
-                <w:b w:val="0"/>
-                <w:sz w:val="16"/>
-              </w:rPr>
               <w:t>5</w:t>
             </w:r>
           </w:p>
@@ -3332,6 +4343,9 @@
             <w:tcW w:type="dxa" w:w="1514"/>
           </w:tcPr>
           <w:p>
+            <w:pPr>
+              <w:spacing w:before="20" w:after="20"/>
+            </w:pPr>
             <w:r/>
             <w:r>
               <w:rPr>
@@ -3353,6 +4367,9 @@
             <w:tcW w:type="dxa" w:w="1514"/>
           </w:tcPr>
           <w:p>
+            <w:pPr>
+              <w:spacing w:before="20" w:after="20"/>
+            </w:pPr>
             <w:r/>
             <w:r>
               <w:rPr>
@@ -3369,6 +4386,9 @@
             <w:tcW w:type="dxa" w:w="1514"/>
           </w:tcPr>
           <w:p>
+            <w:pPr>
+              <w:spacing w:before="20" w:after="20"/>
+            </w:pPr>
             <w:r/>
             <w:r>
               <w:rPr>
@@ -3385,6 +4405,27 @@
             <w:tcW w:type="dxa" w:w="1514"/>
           </w:tcPr>
           <w:p>
+            <w:pPr>
+              <w:spacing w:before="20" w:after="20"/>
+            </w:pPr>
+            <w:r/>
+            <w:r>
+              <w:rPr>
+                <w:rFonts w:ascii="Verdana" w:hAnsi="Verdana"/>
+                <w:sz w:val="16"/>
+              </w:rPr>
+              <w:t>m</w:t>
+            </w:r>
+          </w:p>
+        </w:tc>
+        <w:tc>
+          <w:tcPr>
+            <w:tcW w:type="dxa" w:w="1514"/>
+          </w:tcPr>
+          <w:p>
+            <w:pPr>
+              <w:spacing w:before="20" w:after="20"/>
+            </w:pPr>
             <w:r/>
             <w:r>
               <w:rPr>
@@ -3392,6 +4433,62 @@
                 <w:b w:val="0"/>
                 <w:sz w:val="16"/>
               </w:rPr>
+              <w:t>1</w:t>
+            </w:r>
+          </w:p>
+        </w:tc>
+        <w:tc>
+          <w:tcPr>
+            <w:tcW w:type="dxa" w:w="1514"/>
+          </w:tcPr>
+          <w:p>
+            <w:pPr>
+              <w:spacing w:before="20" w:after="20"/>
+            </w:pPr>
+            <w:r/>
+            <w:r>
+              <w:rPr>
+                <w:rFonts w:ascii="Verdana" w:hAnsi="Verdana"/>
+                <w:b w:val="0"/>
+                <w:sz w:val="16"/>
+              </w:rPr>
+              <w:t>0</w:t>
+            </w:r>
+          </w:p>
+        </w:tc>
+        <w:tc>
+          <w:tcPr>
+            <w:tcW w:type="dxa" w:w="1514"/>
+          </w:tcPr>
+          <w:p>
+            <w:pPr>
+              <w:spacing w:before="20" w:after="20"/>
+            </w:pPr>
+            <w:r/>
+            <w:r>
+              <w:rPr>
+                <w:rFonts w:ascii="Verdana" w:hAnsi="Verdana"/>
+                <w:b w:val="0"/>
+                <w:sz w:val="16"/>
+              </w:rPr>
+              <w:t>12</w:t>
+            </w:r>
+          </w:p>
+        </w:tc>
+        <w:tc>
+          <w:tcPr>
+            <w:tcW w:type="dxa" w:w="1514"/>
+          </w:tcPr>
+          <w:p>
+            <w:pPr>
+              <w:spacing w:before="20" w:after="20"/>
+            </w:pPr>
+            <w:r/>
+            <w:r>
+              <w:rPr>
+                <w:rFonts w:ascii="Verdana" w:hAnsi="Verdana"/>
+                <w:sz w:val="16"/>
+              </w:rPr>
               <w:t>m</w:t>
             </w:r>
           </w:p>
@@ -3401,6 +4498,9 @@
             <w:tcW w:type="dxa" w:w="1514"/>
           </w:tcPr>
           <w:p>
+            <w:pPr>
+              <w:spacing w:before="20" w:after="20"/>
+            </w:pPr>
             <w:r/>
             <w:r>
               <w:rPr>
@@ -3417,6 +4517,9 @@
             <w:tcW w:type="dxa" w:w="1514"/>
           </w:tcPr>
           <w:p>
+            <w:pPr>
+              <w:spacing w:before="20" w:after="20"/>
+            </w:pPr>
             <w:r/>
             <w:r>
               <w:rPr>
@@ -3424,70 +4527,6 @@
                 <w:b w:val="0"/>
                 <w:sz w:val="16"/>
               </w:rPr>
-              <w:t>0</w:t>
-            </w:r>
-          </w:p>
-        </w:tc>
-        <w:tc>
-          <w:tcPr>
-            <w:tcW w:type="dxa" w:w="1514"/>
-          </w:tcPr>
-          <w:p>
-            <w:r/>
-            <w:r>
-              <w:rPr>
-                <w:rFonts w:ascii="Verdana" w:hAnsi="Verdana"/>
-                <w:b w:val="0"/>
-                <w:sz w:val="16"/>
-              </w:rPr>
-              <w:t>12</w:t>
-            </w:r>
-          </w:p>
-        </w:tc>
-        <w:tc>
-          <w:tcPr>
-            <w:tcW w:type="dxa" w:w="1514"/>
-          </w:tcPr>
-          <w:p>
-            <w:r/>
-            <w:r>
-              <w:rPr>
-                <w:rFonts w:ascii="Verdana" w:hAnsi="Verdana"/>
-                <w:b w:val="0"/>
-                <w:sz w:val="16"/>
-              </w:rPr>
-              <w:t>m</w:t>
-            </w:r>
-          </w:p>
-        </w:tc>
-        <w:tc>
-          <w:tcPr>
-            <w:tcW w:type="dxa" w:w="1514"/>
-          </w:tcPr>
-          <w:p>
-            <w:r/>
-            <w:r>
-              <w:rPr>
-                <w:rFonts w:ascii="Verdana" w:hAnsi="Verdana"/>
-                <w:b w:val="0"/>
-                <w:sz w:val="16"/>
-              </w:rPr>
-              <w:t>1</w:t>
-            </w:r>
-          </w:p>
-        </w:tc>
-        <w:tc>
-          <w:tcPr>
-            <w:tcW w:type="dxa" w:w="1514"/>
-          </w:tcPr>
-          <w:p>
-            <w:r/>
-            <w:r>
-              <w:rPr>
-                <w:rFonts w:ascii="Verdana" w:hAnsi="Verdana"/>
-                <w:b w:val="0"/>
-                <w:sz w:val="16"/>
-              </w:rPr>
               <w:t>4</w:t>
             </w:r>
           </w:p>
@@ -3497,6 +4536,9 @@
             <w:tcW w:type="dxa" w:w="1514"/>
           </w:tcPr>
           <w:p>
+            <w:pPr>
+              <w:spacing w:before="20" w:after="20"/>
+            </w:pPr>
             <w:r/>
             <w:r>
               <w:rPr>
@@ -3518,6 +4560,9 @@
             <w:tcW w:type="dxa" w:w="1514"/>
           </w:tcPr>
           <w:p>
+            <w:pPr>
+              <w:spacing w:before="20" w:after="20"/>
+            </w:pPr>
             <w:r/>
             <w:r>
               <w:rPr>
@@ -3534,6 +4579,9 @@
             <w:tcW w:type="dxa" w:w="1514"/>
           </w:tcPr>
           <w:p>
+            <w:pPr>
+              <w:spacing w:before="20" w:after="20"/>
+            </w:pPr>
             <w:r/>
             <w:r>
               <w:rPr>
@@ -3550,6 +4598,27 @@
             <w:tcW w:type="dxa" w:w="1514"/>
           </w:tcPr>
           <w:p>
+            <w:pPr>
+              <w:spacing w:before="20" w:after="20"/>
+            </w:pPr>
+            <w:r/>
+            <w:r>
+              <w:rPr>
+                <w:rFonts w:ascii="Verdana" w:hAnsi="Verdana"/>
+                <w:sz w:val="16"/>
+              </w:rPr>
+              <w:t>Числовой</w:t>
+            </w:r>
+          </w:p>
+        </w:tc>
+        <w:tc>
+          <w:tcPr>
+            <w:tcW w:type="dxa" w:w="1514"/>
+          </w:tcPr>
+          <w:p>
+            <w:pPr>
+              <w:spacing w:before="20" w:after="20"/>
+            </w:pPr>
             <w:r/>
             <w:r>
               <w:rPr>
@@ -3557,6 +4626,62 @@
                 <w:b w:val="0"/>
                 <w:sz w:val="16"/>
               </w:rPr>
+              <w:t>0</w:t>
+            </w:r>
+          </w:p>
+        </w:tc>
+        <w:tc>
+          <w:tcPr>
+            <w:tcW w:type="dxa" w:w="1514"/>
+          </w:tcPr>
+          <w:p>
+            <w:pPr>
+              <w:spacing w:before="20" w:after="20"/>
+            </w:pPr>
+            <w:r/>
+            <w:r>
+              <w:rPr>
+                <w:rFonts w:ascii="Verdana" w:hAnsi="Verdana"/>
+                <w:b w:val="0"/>
+                <w:sz w:val="16"/>
+              </w:rPr>
+              <w:t>0</w:t>
+            </w:r>
+          </w:p>
+        </w:tc>
+        <w:tc>
+          <w:tcPr>
+            <w:tcW w:type="dxa" w:w="1514"/>
+          </w:tcPr>
+          <w:p>
+            <w:pPr>
+              <w:spacing w:before="20" w:after="20"/>
+            </w:pPr>
+            <w:r/>
+            <w:r>
+              <w:rPr>
+                <w:rFonts w:ascii="Verdana" w:hAnsi="Verdana"/>
+                <w:b w:val="0"/>
+                <w:sz w:val="16"/>
+              </w:rPr>
+              <w:t>12</w:t>
+            </w:r>
+          </w:p>
+        </w:tc>
+        <w:tc>
+          <w:tcPr>
+            <w:tcW w:type="dxa" w:w="1514"/>
+          </w:tcPr>
+          <w:p>
+            <w:pPr>
+              <w:spacing w:before="20" w:after="20"/>
+            </w:pPr>
+            <w:r/>
+            <w:r>
+              <w:rPr>
+                <w:rFonts w:ascii="Verdana" w:hAnsi="Verdana"/>
+                <w:sz w:val="16"/>
+              </w:rPr>
               <w:t>Числовой</w:t>
             </w:r>
           </w:p>
@@ -3566,6 +4691,9 @@
             <w:tcW w:type="dxa" w:w="1514"/>
           </w:tcPr>
           <w:p>
+            <w:pPr>
+              <w:spacing w:before="20" w:after="20"/>
+            </w:pPr>
             <w:r/>
             <w:r>
               <w:rPr>
@@ -3582,6 +4710,9 @@
             <w:tcW w:type="dxa" w:w="1514"/>
           </w:tcPr>
           <w:p>
+            <w:pPr>
+              <w:spacing w:before="20" w:after="20"/>
+            </w:pPr>
             <w:r/>
             <w:r>
               <w:rPr>
@@ -3589,70 +4720,6 @@
                 <w:b w:val="0"/>
                 <w:sz w:val="16"/>
               </w:rPr>
-              <w:t>0</w:t>
-            </w:r>
-          </w:p>
-        </w:tc>
-        <w:tc>
-          <w:tcPr>
-            <w:tcW w:type="dxa" w:w="1514"/>
-          </w:tcPr>
-          <w:p>
-            <w:r/>
-            <w:r>
-              <w:rPr>
-                <w:rFonts w:ascii="Verdana" w:hAnsi="Verdana"/>
-                <w:b w:val="0"/>
-                <w:sz w:val="16"/>
-              </w:rPr>
-              <w:t>12</w:t>
-            </w:r>
-          </w:p>
-        </w:tc>
-        <w:tc>
-          <w:tcPr>
-            <w:tcW w:type="dxa" w:w="1514"/>
-          </w:tcPr>
-          <w:p>
-            <w:r/>
-            <w:r>
-              <w:rPr>
-                <w:rFonts w:ascii="Verdana" w:hAnsi="Verdana"/>
-                <w:b w:val="0"/>
-                <w:sz w:val="16"/>
-              </w:rPr>
-              <w:t>Числовой</w:t>
-            </w:r>
-          </w:p>
-        </w:tc>
-        <w:tc>
-          <w:tcPr>
-            <w:tcW w:type="dxa" w:w="1514"/>
-          </w:tcPr>
-          <w:p>
-            <w:r/>
-            <w:r>
-              <w:rPr>
-                <w:rFonts w:ascii="Verdana" w:hAnsi="Verdana"/>
-                <w:b w:val="0"/>
-                <w:sz w:val="16"/>
-              </w:rPr>
-              <w:t>0</w:t>
-            </w:r>
-          </w:p>
-        </w:tc>
-        <w:tc>
-          <w:tcPr>
-            <w:tcW w:type="dxa" w:w="1514"/>
-          </w:tcPr>
-          <w:p>
-            <w:r/>
-            <w:r>
-              <w:rPr>
-                <w:rFonts w:ascii="Verdana" w:hAnsi="Verdana"/>
-                <w:b w:val="0"/>
-                <w:sz w:val="16"/>
-              </w:rPr>
               <w:t>4</w:t>
             </w:r>
           </w:p>
@@ -3662,6 +4729,9 @@
             <w:tcW w:type="dxa" w:w="1514"/>
           </w:tcPr>
           <w:p>
+            <w:pPr>
+              <w:spacing w:before="20" w:after="20"/>
+            </w:pPr>
             <w:r/>
             <w:r>
               <w:rPr>
@@ -3682,6 +4752,9 @@
             <w:tcW w:type="dxa" w:w="1514"/>
           </w:tcPr>
           <w:p>
+            <w:pPr>
+              <w:spacing w:before="20" w:after="20"/>
+            </w:pPr>
             <w:r/>
             <w:r>
               <w:rPr>
@@ -3698,6 +4771,9 @@
             <w:tcW w:type="dxa" w:w="1514"/>
           </w:tcPr>
           <w:p>
+            <w:pPr>
+              <w:spacing w:before="20" w:after="20"/>
+            </w:pPr>
             <w:r/>
             <w:r>
               <w:rPr>
@@ -3714,6 +4790,27 @@
             <w:tcW w:type="dxa" w:w="1514"/>
           </w:tcPr>
           <w:p>
+            <w:pPr>
+              <w:spacing w:before="20" w:after="20"/>
+            </w:pPr>
+            <w:r/>
+            <w:r>
+              <w:rPr>
+                <w:rFonts w:ascii="Verdana" w:hAnsi="Verdana"/>
+                <w:sz w:val="16"/>
+              </w:rPr>
+              <w:t>Числовой</w:t>
+            </w:r>
+          </w:p>
+        </w:tc>
+        <w:tc>
+          <w:tcPr>
+            <w:tcW w:type="dxa" w:w="1514"/>
+          </w:tcPr>
+          <w:p>
+            <w:pPr>
+              <w:spacing w:before="20" w:after="20"/>
+            </w:pPr>
             <w:r/>
             <w:r>
               <w:rPr>
@@ -3721,6 +4818,62 @@
                 <w:b w:val="0"/>
                 <w:sz w:val="16"/>
               </w:rPr>
+              <w:t>0</w:t>
+            </w:r>
+          </w:p>
+        </w:tc>
+        <w:tc>
+          <w:tcPr>
+            <w:tcW w:type="dxa" w:w="1514"/>
+          </w:tcPr>
+          <w:p>
+            <w:pPr>
+              <w:spacing w:before="20" w:after="20"/>
+            </w:pPr>
+            <w:r/>
+            <w:r>
+              <w:rPr>
+                <w:rFonts w:ascii="Verdana" w:hAnsi="Verdana"/>
+                <w:b w:val="0"/>
+                <w:sz w:val="16"/>
+              </w:rPr>
+              <w:t>0</w:t>
+            </w:r>
+          </w:p>
+        </w:tc>
+        <w:tc>
+          <w:tcPr>
+            <w:tcW w:type="dxa" w:w="1514"/>
+          </w:tcPr>
+          <w:p>
+            <w:pPr>
+              <w:spacing w:before="20" w:after="20"/>
+            </w:pPr>
+            <w:r/>
+            <w:r>
+              <w:rPr>
+                <w:rFonts w:ascii="Verdana" w:hAnsi="Verdana"/>
+                <w:b w:val="0"/>
+                <w:sz w:val="16"/>
+              </w:rPr>
+              <w:t>12</w:t>
+            </w:r>
+          </w:p>
+        </w:tc>
+        <w:tc>
+          <w:tcPr>
+            <w:tcW w:type="dxa" w:w="1514"/>
+          </w:tcPr>
+          <w:p>
+            <w:pPr>
+              <w:spacing w:before="20" w:after="20"/>
+            </w:pPr>
+            <w:r/>
+            <w:r>
+              <w:rPr>
+                <w:rFonts w:ascii="Verdana" w:hAnsi="Verdana"/>
+                <w:sz w:val="16"/>
+              </w:rPr>
               <w:t>Числовой</w:t>
             </w:r>
           </w:p>
@@ -3730,6 +4883,9 @@
             <w:tcW w:type="dxa" w:w="1514"/>
           </w:tcPr>
           <w:p>
+            <w:pPr>
+              <w:spacing w:before="20" w:after="20"/>
+            </w:pPr>
             <w:r/>
             <w:r>
               <w:rPr>
@@ -3746,6 +4902,9 @@
             <w:tcW w:type="dxa" w:w="1514"/>
           </w:tcPr>
           <w:p>
+            <w:pPr>
+              <w:spacing w:before="20" w:after="20"/>
+            </w:pPr>
             <w:r/>
             <w:r>
               <w:rPr>
@@ -3753,70 +4912,6 @@
                 <w:b w:val="0"/>
                 <w:sz w:val="16"/>
               </w:rPr>
-              <w:t>0</w:t>
-            </w:r>
-          </w:p>
-        </w:tc>
-        <w:tc>
-          <w:tcPr>
-            <w:tcW w:type="dxa" w:w="1514"/>
-          </w:tcPr>
-          <w:p>
-            <w:r/>
-            <w:r>
-              <w:rPr>
-                <w:rFonts w:ascii="Verdana" w:hAnsi="Verdana"/>
-                <w:b w:val="0"/>
-                <w:sz w:val="16"/>
-              </w:rPr>
-              <w:t>12</w:t>
-            </w:r>
-          </w:p>
-        </w:tc>
-        <w:tc>
-          <w:tcPr>
-            <w:tcW w:type="dxa" w:w="1514"/>
-          </w:tcPr>
-          <w:p>
-            <w:r/>
-            <w:r>
-              <w:rPr>
-                <w:rFonts w:ascii="Verdana" w:hAnsi="Verdana"/>
-                <w:b w:val="0"/>
-                <w:sz w:val="16"/>
-              </w:rPr>
-              <w:t>Числовой</w:t>
-            </w:r>
-          </w:p>
-        </w:tc>
-        <w:tc>
-          <w:tcPr>
-            <w:tcW w:type="dxa" w:w="1514"/>
-          </w:tcPr>
-          <w:p>
-            <w:r/>
-            <w:r>
-              <w:rPr>
-                <w:rFonts w:ascii="Verdana" w:hAnsi="Verdana"/>
-                <w:b w:val="0"/>
-                <w:sz w:val="16"/>
-              </w:rPr>
-              <w:t>0</w:t>
-            </w:r>
-          </w:p>
-        </w:tc>
-        <w:tc>
-          <w:tcPr>
-            <w:tcW w:type="dxa" w:w="1514"/>
-          </w:tcPr>
-          <w:p>
-            <w:r/>
-            <w:r>
-              <w:rPr>
-                <w:rFonts w:ascii="Verdana" w:hAnsi="Verdana"/>
-                <w:b w:val="0"/>
-                <w:sz w:val="16"/>
-              </w:rPr>
               <w:t>4</w:t>
             </w:r>
           </w:p>
@@ -3826,6 +4921,9 @@
             <w:tcW w:type="dxa" w:w="1514"/>
           </w:tcPr>
           <w:p>
+            <w:pPr>
+              <w:spacing w:before="20" w:after="20"/>
+            </w:pPr>
             <w:r/>
             <w:r>
               <w:rPr>
@@ -3846,6 +4944,9 @@
             <w:tcW w:type="dxa" w:w="1514"/>
           </w:tcPr>
           <w:p>
+            <w:pPr>
+              <w:spacing w:before="20" w:after="20"/>
+            </w:pPr>
             <w:r/>
             <w:r>
               <w:rPr>
@@ -3862,6 +4963,9 @@
             <w:tcW w:type="dxa" w:w="1514"/>
           </w:tcPr>
           <w:p>
+            <w:pPr>
+              <w:spacing w:before="20" w:after="20"/>
+            </w:pPr>
             <w:r/>
             <w:r>
               <w:rPr>
@@ -3878,6 +4982,27 @@
             <w:tcW w:type="dxa" w:w="1514"/>
           </w:tcPr>
           <w:p>
+            <w:pPr>
+              <w:spacing w:before="20" w:after="20"/>
+            </w:pPr>
+            <w:r/>
+            <w:r>
+              <w:rPr>
+                <w:rFonts w:ascii="Verdana" w:hAnsi="Verdana"/>
+                <w:sz w:val="16"/>
+              </w:rPr>
+              <w:t>m</w:t>
+            </w:r>
+          </w:p>
+        </w:tc>
+        <w:tc>
+          <w:tcPr>
+            <w:tcW w:type="dxa" w:w="1514"/>
+          </w:tcPr>
+          <w:p>
+            <w:pPr>
+              <w:spacing w:before="20" w:after="20"/>
+            </w:pPr>
             <w:r/>
             <w:r>
               <w:rPr>
@@ -3885,6 +5010,62 @@
                 <w:b w:val="0"/>
                 <w:sz w:val="16"/>
               </w:rPr>
+              <w:t>1</w:t>
+            </w:r>
+          </w:p>
+        </w:tc>
+        <w:tc>
+          <w:tcPr>
+            <w:tcW w:type="dxa" w:w="1514"/>
+          </w:tcPr>
+          <w:p>
+            <w:pPr>
+              <w:spacing w:before="20" w:after="20"/>
+            </w:pPr>
+            <w:r/>
+            <w:r>
+              <w:rPr>
+                <w:rFonts w:ascii="Verdana" w:hAnsi="Verdana"/>
+                <w:b w:val="0"/>
+                <w:sz w:val="16"/>
+              </w:rPr>
+              <w:t>62000000</w:t>
+            </w:r>
+          </w:p>
+        </w:tc>
+        <w:tc>
+          <w:tcPr>
+            <w:tcW w:type="dxa" w:w="1514"/>
+          </w:tcPr>
+          <w:p>
+            <w:pPr>
+              <w:spacing w:before="20" w:after="20"/>
+            </w:pPr>
+            <w:r/>
+            <w:r>
+              <w:rPr>
+                <w:rFonts w:ascii="Verdana" w:hAnsi="Verdana"/>
+                <w:b w:val="0"/>
+                <w:sz w:val="16"/>
+              </w:rPr>
+              <w:t>22</w:t>
+            </w:r>
+          </w:p>
+        </w:tc>
+        <w:tc>
+          <w:tcPr>
+            <w:tcW w:type="dxa" w:w="1514"/>
+          </w:tcPr>
+          <w:p>
+            <w:pPr>
+              <w:spacing w:before="20" w:after="20"/>
+            </w:pPr>
+            <w:r/>
+            <w:r>
+              <w:rPr>
+                <w:rFonts w:ascii="Verdana" w:hAnsi="Verdana"/>
+                <w:sz w:val="16"/>
+              </w:rPr>
               <w:t>m</w:t>
             </w:r>
           </w:p>
@@ -3894,6 +5075,9 @@
             <w:tcW w:type="dxa" w:w="1514"/>
           </w:tcPr>
           <w:p>
+            <w:pPr>
+              <w:spacing w:before="20" w:after="20"/>
+            </w:pPr>
             <w:r/>
             <w:r>
               <w:rPr>
@@ -3910,6 +5094,9 @@
             <w:tcW w:type="dxa" w:w="1514"/>
           </w:tcPr>
           <w:p>
+            <w:pPr>
+              <w:spacing w:before="20" w:after="20"/>
+            </w:pPr>
             <w:r/>
             <w:r>
               <w:rPr>
@@ -3917,70 +5104,6 @@
                 <w:b w:val="0"/>
                 <w:sz w:val="16"/>
               </w:rPr>
-              <w:t>62000000</w:t>
-            </w:r>
-          </w:p>
-        </w:tc>
-        <w:tc>
-          <w:tcPr>
-            <w:tcW w:type="dxa" w:w="1514"/>
-          </w:tcPr>
-          <w:p>
-            <w:r/>
-            <w:r>
-              <w:rPr>
-                <w:rFonts w:ascii="Verdana" w:hAnsi="Verdana"/>
-                <w:b w:val="0"/>
-                <w:sz w:val="16"/>
-              </w:rPr>
-              <w:t>22</w:t>
-            </w:r>
-          </w:p>
-        </w:tc>
-        <w:tc>
-          <w:tcPr>
-            <w:tcW w:type="dxa" w:w="1514"/>
-          </w:tcPr>
-          <w:p>
-            <w:r/>
-            <w:r>
-              <w:rPr>
-                <w:rFonts w:ascii="Verdana" w:hAnsi="Verdana"/>
-                <w:b w:val="0"/>
-                <w:sz w:val="16"/>
-              </w:rPr>
-              <w:t>m</w:t>
-            </w:r>
-          </w:p>
-        </w:tc>
-        <w:tc>
-          <w:tcPr>
-            <w:tcW w:type="dxa" w:w="1514"/>
-          </w:tcPr>
-          <w:p>
-            <w:r/>
-            <w:r>
-              <w:rPr>
-                <w:rFonts w:ascii="Verdana" w:hAnsi="Verdana"/>
-                <w:b w:val="0"/>
-                <w:sz w:val="16"/>
-              </w:rPr>
-              <w:t>1</w:t>
-            </w:r>
-          </w:p>
-        </w:tc>
-        <w:tc>
-          <w:tcPr>
-            <w:tcW w:type="dxa" w:w="1514"/>
-          </w:tcPr>
-          <w:p>
-            <w:r/>
-            <w:r>
-              <w:rPr>
-                <w:rFonts w:ascii="Verdana" w:hAnsi="Verdana"/>
-                <w:b w:val="0"/>
-                <w:sz w:val="16"/>
-              </w:rPr>
               <w:t>8</w:t>
             </w:r>
           </w:p>
@@ -3990,6 +5113,9 @@
             <w:tcW w:type="dxa" w:w="1514"/>
           </w:tcPr>
           <w:p>
+            <w:pPr>
+              <w:spacing w:before="20" w:after="20"/>
+            </w:pPr>
             <w:r/>
             <w:r>
               <w:rPr>
@@ -4011,6 +5137,9 @@
             <w:tcW w:type="dxa" w:w="1514"/>
           </w:tcPr>
           <w:p>
+            <w:pPr>
+              <w:spacing w:before="20" w:after="20"/>
+            </w:pPr>
             <w:r/>
             <w:r>
               <w:rPr>
@@ -4027,6 +5156,9 @@
             <w:tcW w:type="dxa" w:w="1514"/>
           </w:tcPr>
           <w:p>
+            <w:pPr>
+              <w:spacing w:before="20" w:after="20"/>
+            </w:pPr>
             <w:r/>
             <w:r>
               <w:rPr>
@@ -4043,6 +5175,27 @@
             <w:tcW w:type="dxa" w:w="1514"/>
           </w:tcPr>
           <w:p>
+            <w:pPr>
+              <w:spacing w:before="20" w:after="20"/>
+            </w:pPr>
+            <w:r/>
+            <w:r>
+              <w:rPr>
+                <w:rFonts w:ascii="Verdana" w:hAnsi="Verdana"/>
+                <w:sz w:val="16"/>
+              </w:rPr>
+              <w:t>m</w:t>
+            </w:r>
+          </w:p>
+        </w:tc>
+        <w:tc>
+          <w:tcPr>
+            <w:tcW w:type="dxa" w:w="1514"/>
+          </w:tcPr>
+          <w:p>
+            <w:pPr>
+              <w:spacing w:before="20" w:after="20"/>
+            </w:pPr>
             <w:r/>
             <w:r>
               <w:rPr>
@@ -4050,6 +5203,62 @@
                 <w:b w:val="0"/>
                 <w:sz w:val="16"/>
               </w:rPr>
+              <w:t>2</w:t>
+            </w:r>
+          </w:p>
+        </w:tc>
+        <w:tc>
+          <w:tcPr>
+            <w:tcW w:type="dxa" w:w="1514"/>
+          </w:tcPr>
+          <w:p>
+            <w:pPr>
+              <w:spacing w:before="20" w:after="20"/>
+            </w:pPr>
+            <w:r/>
+            <w:r>
+              <w:rPr>
+                <w:rFonts w:ascii="Verdana" w:hAnsi="Verdana"/>
+                <w:b w:val="0"/>
+                <w:sz w:val="16"/>
+              </w:rPr>
+              <w:t>0</w:t>
+            </w:r>
+          </w:p>
+        </w:tc>
+        <w:tc>
+          <w:tcPr>
+            <w:tcW w:type="dxa" w:w="1514"/>
+          </w:tcPr>
+          <w:p>
+            <w:pPr>
+              <w:spacing w:before="20" w:after="20"/>
+            </w:pPr>
+            <w:r/>
+            <w:r>
+              <w:rPr>
+                <w:rFonts w:ascii="Verdana" w:hAnsi="Verdana"/>
+                <w:b w:val="0"/>
+                <w:sz w:val="16"/>
+              </w:rPr>
+              <w:t>14</w:t>
+            </w:r>
+          </w:p>
+        </w:tc>
+        <w:tc>
+          <w:tcPr>
+            <w:tcW w:type="dxa" w:w="1514"/>
+          </w:tcPr>
+          <w:p>
+            <w:pPr>
+              <w:spacing w:before="20" w:after="20"/>
+            </w:pPr>
+            <w:r/>
+            <w:r>
+              <w:rPr>
+                <w:rFonts w:ascii="Verdana" w:hAnsi="Verdana"/>
+                <w:sz w:val="16"/>
+              </w:rPr>
               <w:t>m</w:t>
             </w:r>
           </w:p>
@@ -4059,6 +5268,9 @@
             <w:tcW w:type="dxa" w:w="1514"/>
           </w:tcPr>
           <w:p>
+            <w:pPr>
+              <w:spacing w:before="20" w:after="20"/>
+            </w:pPr>
             <w:r/>
             <w:r>
               <w:rPr>
@@ -4075,6 +5287,9 @@
             <w:tcW w:type="dxa" w:w="1514"/>
           </w:tcPr>
           <w:p>
+            <w:pPr>
+              <w:spacing w:before="20" w:after="20"/>
+            </w:pPr>
             <w:r/>
             <w:r>
               <w:rPr>
@@ -4082,70 +5297,6 @@
                 <w:b w:val="0"/>
                 <w:sz w:val="16"/>
               </w:rPr>
-              <w:t>0</w:t>
-            </w:r>
-          </w:p>
-        </w:tc>
-        <w:tc>
-          <w:tcPr>
-            <w:tcW w:type="dxa" w:w="1514"/>
-          </w:tcPr>
-          <w:p>
-            <w:r/>
-            <w:r>
-              <w:rPr>
-                <w:rFonts w:ascii="Verdana" w:hAnsi="Verdana"/>
-                <w:b w:val="0"/>
-                <w:sz w:val="16"/>
-              </w:rPr>
-              <w:t>14</w:t>
-            </w:r>
-          </w:p>
-        </w:tc>
-        <w:tc>
-          <w:tcPr>
-            <w:tcW w:type="dxa" w:w="1514"/>
-          </w:tcPr>
-          <w:p>
-            <w:r/>
-            <w:r>
-              <w:rPr>
-                <w:rFonts w:ascii="Verdana" w:hAnsi="Verdana"/>
-                <w:b w:val="0"/>
-                <w:sz w:val="16"/>
-              </w:rPr>
-              <w:t>m</w:t>
-            </w:r>
-          </w:p>
-        </w:tc>
-        <w:tc>
-          <w:tcPr>
-            <w:tcW w:type="dxa" w:w="1514"/>
-          </w:tcPr>
-          <w:p>
-            <w:r/>
-            <w:r>
-              <w:rPr>
-                <w:rFonts w:ascii="Verdana" w:hAnsi="Verdana"/>
-                <w:b w:val="0"/>
-                <w:sz w:val="16"/>
-              </w:rPr>
-              <w:t>2</w:t>
-            </w:r>
-          </w:p>
-        </w:tc>
-        <w:tc>
-          <w:tcPr>
-            <w:tcW w:type="dxa" w:w="1514"/>
-          </w:tcPr>
-          <w:p>
-            <w:r/>
-            <w:r>
-              <w:rPr>
-                <w:rFonts w:ascii="Verdana" w:hAnsi="Verdana"/>
-                <w:b w:val="0"/>
-                <w:sz w:val="16"/>
-              </w:rPr>
               <w:t>5</w:t>
             </w:r>
           </w:p>
@@ -4155,6 +5306,9 @@
             <w:tcW w:type="dxa" w:w="1514"/>
           </w:tcPr>
           <w:p>
+            <w:pPr>
+              <w:spacing w:before="20" w:after="20"/>
+            </w:pPr>
             <w:r/>
             <w:r>
               <w:rPr>
@@ -4175,6 +5329,9 @@
             <w:tcW w:type="dxa" w:w="1514"/>
           </w:tcPr>
           <w:p>
+            <w:pPr>
+              <w:spacing w:before="20" w:after="20"/>
+            </w:pPr>
             <w:r/>
             <w:r>
               <w:rPr>
@@ -4191,6 +5348,9 @@
             <w:tcW w:type="dxa" w:w="1514"/>
           </w:tcPr>
           <w:p>
+            <w:pPr>
+              <w:spacing w:before="20" w:after="20"/>
+            </w:pPr>
             <w:r/>
             <w:r>
               <w:rPr>
@@ -4207,6 +5367,27 @@
             <w:tcW w:type="dxa" w:w="1514"/>
           </w:tcPr>
           <w:p>
+            <w:pPr>
+              <w:spacing w:before="20" w:after="20"/>
+            </w:pPr>
+            <w:r/>
+            <w:r>
+              <w:rPr>
+                <w:rFonts w:ascii="Verdana" w:hAnsi="Verdana"/>
+                <w:sz w:val="16"/>
+              </w:rPr>
+              <w:t>m</w:t>
+            </w:r>
+          </w:p>
+        </w:tc>
+        <w:tc>
+          <w:tcPr>
+            <w:tcW w:type="dxa" w:w="1514"/>
+          </w:tcPr>
+          <w:p>
+            <w:pPr>
+              <w:spacing w:before="20" w:after="20"/>
+            </w:pPr>
             <w:r/>
             <w:r>
               <w:rPr>
@@ -4214,6 +5395,62 @@
                 <w:b w:val="0"/>
                 <w:sz w:val="16"/>
               </w:rPr>
+              <w:t>1</w:t>
+            </w:r>
+          </w:p>
+        </w:tc>
+        <w:tc>
+          <w:tcPr>
+            <w:tcW w:type="dxa" w:w="1514"/>
+          </w:tcPr>
+          <w:p>
+            <w:pPr>
+              <w:spacing w:before="20" w:after="20"/>
+            </w:pPr>
+            <w:r/>
+            <w:r>
+              <w:rPr>
+                <w:rFonts w:ascii="Verdana" w:hAnsi="Verdana"/>
+                <w:b w:val="0"/>
+                <w:sz w:val="16"/>
+              </w:rPr>
+              <w:t>0</w:t>
+            </w:r>
+          </w:p>
+        </w:tc>
+        <w:tc>
+          <w:tcPr>
+            <w:tcW w:type="dxa" w:w="1514"/>
+          </w:tcPr>
+          <w:p>
+            <w:pPr>
+              <w:spacing w:before="20" w:after="20"/>
+            </w:pPr>
+            <w:r/>
+            <w:r>
+              <w:rPr>
+                <w:rFonts w:ascii="Verdana" w:hAnsi="Verdana"/>
+                <w:b w:val="0"/>
+                <w:sz w:val="16"/>
+              </w:rPr>
+              <w:t>17</w:t>
+            </w:r>
+          </w:p>
+        </w:tc>
+        <w:tc>
+          <w:tcPr>
+            <w:tcW w:type="dxa" w:w="1514"/>
+          </w:tcPr>
+          <w:p>
+            <w:pPr>
+              <w:spacing w:before="20" w:after="20"/>
+            </w:pPr>
+            <w:r/>
+            <w:r>
+              <w:rPr>
+                <w:rFonts w:ascii="Verdana" w:hAnsi="Verdana"/>
+                <w:sz w:val="16"/>
+              </w:rPr>
               <w:t>m</w:t>
             </w:r>
           </w:p>
@@ -4223,6 +5460,9 @@
             <w:tcW w:type="dxa" w:w="1514"/>
           </w:tcPr>
           <w:p>
+            <w:pPr>
+              <w:spacing w:before="20" w:after="20"/>
+            </w:pPr>
             <w:r/>
             <w:r>
               <w:rPr>
@@ -4239,6 +5479,9 @@
             <w:tcW w:type="dxa" w:w="1514"/>
           </w:tcPr>
           <w:p>
+            <w:pPr>
+              <w:spacing w:before="20" w:after="20"/>
+            </w:pPr>
             <w:r/>
             <w:r>
               <w:rPr>
@@ -4246,70 +5489,6 @@
                 <w:b w:val="0"/>
                 <w:sz w:val="16"/>
               </w:rPr>
-              <w:t>0</w:t>
-            </w:r>
-          </w:p>
-        </w:tc>
-        <w:tc>
-          <w:tcPr>
-            <w:tcW w:type="dxa" w:w="1514"/>
-          </w:tcPr>
-          <w:p>
-            <w:r/>
-            <w:r>
-              <w:rPr>
-                <w:rFonts w:ascii="Verdana" w:hAnsi="Verdana"/>
-                <w:b w:val="0"/>
-                <w:sz w:val="16"/>
-              </w:rPr>
-              <w:t>17</w:t>
-            </w:r>
-          </w:p>
-        </w:tc>
-        <w:tc>
-          <w:tcPr>
-            <w:tcW w:type="dxa" w:w="1514"/>
-          </w:tcPr>
-          <w:p>
-            <w:r/>
-            <w:r>
-              <w:rPr>
-                <w:rFonts w:ascii="Verdana" w:hAnsi="Verdana"/>
-                <w:b w:val="0"/>
-                <w:sz w:val="16"/>
-              </w:rPr>
-              <w:t>m</w:t>
-            </w:r>
-          </w:p>
-        </w:tc>
-        <w:tc>
-          <w:tcPr>
-            <w:tcW w:type="dxa" w:w="1514"/>
-          </w:tcPr>
-          <w:p>
-            <w:r/>
-            <w:r>
-              <w:rPr>
-                <w:rFonts w:ascii="Verdana" w:hAnsi="Verdana"/>
-                <w:b w:val="0"/>
-                <w:sz w:val="16"/>
-              </w:rPr>
-              <w:t>1</w:t>
-            </w:r>
-          </w:p>
-        </w:tc>
-        <w:tc>
-          <w:tcPr>
-            <w:tcW w:type="dxa" w:w="1514"/>
-          </w:tcPr>
-          <w:p>
-            <w:r/>
-            <w:r>
-              <w:rPr>
-                <w:rFonts w:ascii="Verdana" w:hAnsi="Verdana"/>
-                <w:b w:val="0"/>
-                <w:sz w:val="16"/>
-              </w:rPr>
               <w:t>6</w:t>
             </w:r>
           </w:p>
@@ -4319,6 +5498,9 @@
             <w:tcW w:type="dxa" w:w="1514"/>
           </w:tcPr>
           <w:p>
+            <w:pPr>
+              <w:spacing w:before="20" w:after="20"/>
+            </w:pPr>
             <w:r/>
             <w:r>
               <w:rPr>
@@ -4339,6 +5521,9 @@
             <w:tcW w:type="dxa" w:w="1514"/>
           </w:tcPr>
           <w:p>
+            <w:pPr>
+              <w:spacing w:before="20" w:after="20"/>
+            </w:pPr>
             <w:r/>
             <w:r>
               <w:rPr>
@@ -4355,6 +5540,9 @@
             <w:tcW w:type="dxa" w:w="1514"/>
           </w:tcPr>
           <w:p>
+            <w:pPr>
+              <w:spacing w:before="20" w:after="20"/>
+            </w:pPr>
             <w:r/>
             <w:r>
               <w:rPr>
@@ -4371,6 +5559,27 @@
             <w:tcW w:type="dxa" w:w="1514"/>
           </w:tcPr>
           <w:p>
+            <w:pPr>
+              <w:spacing w:before="20" w:after="20"/>
+            </w:pPr>
+            <w:r/>
+            <w:r>
+              <w:rPr>
+                <w:rFonts w:ascii="Verdana" w:hAnsi="Verdana"/>
+                <w:sz w:val="16"/>
+              </w:rPr>
+              <w:t>m</w:t>
+            </w:r>
+          </w:p>
+        </w:tc>
+        <w:tc>
+          <w:tcPr>
+            <w:tcW w:type="dxa" w:w="1514"/>
+          </w:tcPr>
+          <w:p>
+            <w:pPr>
+              <w:spacing w:before="20" w:after="20"/>
+            </w:pPr>
             <w:r/>
             <w:r>
               <w:rPr>
@@ -4378,6 +5587,62 @@
                 <w:b w:val="0"/>
                 <w:sz w:val="16"/>
               </w:rPr>
+              <w:t>2</w:t>
+            </w:r>
+          </w:p>
+        </w:tc>
+        <w:tc>
+          <w:tcPr>
+            <w:tcW w:type="dxa" w:w="1514"/>
+          </w:tcPr>
+          <w:p>
+            <w:pPr>
+              <w:spacing w:before="20" w:after="20"/>
+            </w:pPr>
+            <w:r/>
+            <w:r>
+              <w:rPr>
+                <w:rFonts w:ascii="Verdana" w:hAnsi="Verdana"/>
+                <w:b w:val="0"/>
+                <w:sz w:val="16"/>
+              </w:rPr>
+              <w:t>0</w:t>
+            </w:r>
+          </w:p>
+        </w:tc>
+        <w:tc>
+          <w:tcPr>
+            <w:tcW w:type="dxa" w:w="1514"/>
+          </w:tcPr>
+          <w:p>
+            <w:pPr>
+              <w:spacing w:before="20" w:after="20"/>
+            </w:pPr>
+            <w:r/>
+            <w:r>
+              <w:rPr>
+                <w:rFonts w:ascii="Verdana" w:hAnsi="Verdana"/>
+                <w:b w:val="0"/>
+                <w:sz w:val="16"/>
+              </w:rPr>
+              <w:t>20</w:t>
+            </w:r>
+          </w:p>
+        </w:tc>
+        <w:tc>
+          <w:tcPr>
+            <w:tcW w:type="dxa" w:w="1514"/>
+          </w:tcPr>
+          <w:p>
+            <w:pPr>
+              <w:spacing w:before="20" w:after="20"/>
+            </w:pPr>
+            <w:r/>
+            <w:r>
+              <w:rPr>
+                <w:rFonts w:ascii="Verdana" w:hAnsi="Verdana"/>
+                <w:sz w:val="16"/>
+              </w:rPr>
               <w:t>m</w:t>
             </w:r>
           </w:p>
@@ -4387,6 +5652,9 @@
             <w:tcW w:type="dxa" w:w="1514"/>
           </w:tcPr>
           <w:p>
+            <w:pPr>
+              <w:spacing w:before="20" w:after="20"/>
+            </w:pPr>
             <w:r/>
             <w:r>
               <w:rPr>
@@ -4403,6 +5671,9 @@
             <w:tcW w:type="dxa" w:w="1514"/>
           </w:tcPr>
           <w:p>
+            <w:pPr>
+              <w:spacing w:before="20" w:after="20"/>
+            </w:pPr>
             <w:r/>
             <w:r>
               <w:rPr>
@@ -4410,70 +5681,6 @@
                 <w:b w:val="0"/>
                 <w:sz w:val="16"/>
               </w:rPr>
-              <w:t>0</w:t>
-            </w:r>
-          </w:p>
-        </w:tc>
-        <w:tc>
-          <w:tcPr>
-            <w:tcW w:type="dxa" w:w="1514"/>
-          </w:tcPr>
-          <w:p>
-            <w:r/>
-            <w:r>
-              <w:rPr>
-                <w:rFonts w:ascii="Verdana" w:hAnsi="Verdana"/>
-                <w:b w:val="0"/>
-                <w:sz w:val="16"/>
-              </w:rPr>
-              <w:t>20</w:t>
-            </w:r>
-          </w:p>
-        </w:tc>
-        <w:tc>
-          <w:tcPr>
-            <w:tcW w:type="dxa" w:w="1514"/>
-          </w:tcPr>
-          <w:p>
-            <w:r/>
-            <w:r>
-              <w:rPr>
-                <w:rFonts w:ascii="Verdana" w:hAnsi="Verdana"/>
-                <w:b w:val="0"/>
-                <w:sz w:val="16"/>
-              </w:rPr>
-              <w:t>m</w:t>
-            </w:r>
-          </w:p>
-        </w:tc>
-        <w:tc>
-          <w:tcPr>
-            <w:tcW w:type="dxa" w:w="1514"/>
-          </w:tcPr>
-          <w:p>
-            <w:r/>
-            <w:r>
-              <w:rPr>
-                <w:rFonts w:ascii="Verdana" w:hAnsi="Verdana"/>
-                <w:b w:val="0"/>
-                <w:sz w:val="16"/>
-              </w:rPr>
-              <w:t>2</w:t>
-            </w:r>
-          </w:p>
-        </w:tc>
-        <w:tc>
-          <w:tcPr>
-            <w:tcW w:type="dxa" w:w="1514"/>
-          </w:tcPr>
-          <w:p>
-            <w:r/>
-            <w:r>
-              <w:rPr>
-                <w:rFonts w:ascii="Verdana" w:hAnsi="Verdana"/>
-                <w:b w:val="0"/>
-                <w:sz w:val="16"/>
-              </w:rPr>
               <w:t>7</w:t>
             </w:r>
           </w:p>
@@ -4483,6 +5690,9 @@
             <w:tcW w:type="dxa" w:w="1514"/>
           </w:tcPr>
           <w:p>
+            <w:pPr>
+              <w:spacing w:before="20" w:after="20"/>
+            </w:pPr>
             <w:r/>
             <w:r>
               <w:rPr>
@@ -4503,6 +5713,9 @@
             <w:tcW w:type="dxa" w:w="1514"/>
           </w:tcPr>
           <w:p>
+            <w:pPr>
+              <w:spacing w:before="20" w:after="20"/>
+            </w:pPr>
             <w:r/>
             <w:r>
               <w:rPr>
@@ -4519,6 +5732,9 @@
             <w:tcW w:type="dxa" w:w="1514"/>
           </w:tcPr>
           <w:p>
+            <w:pPr>
+              <w:spacing w:before="20" w:after="20"/>
+            </w:pPr>
             <w:r/>
             <w:r>
               <w:rPr>
@@ -4535,6 +5751,27 @@
             <w:tcW w:type="dxa" w:w="1514"/>
           </w:tcPr>
           <w:p>
+            <w:pPr>
+              <w:spacing w:before="20" w:after="20"/>
+            </w:pPr>
+            <w:r/>
+            <w:r>
+              <w:rPr>
+                <w:rFonts w:ascii="Verdana" w:hAnsi="Verdana"/>
+                <w:sz w:val="16"/>
+              </w:rPr>
+              <w:t>m</w:t>
+            </w:r>
+          </w:p>
+        </w:tc>
+        <w:tc>
+          <w:tcPr>
+            <w:tcW w:type="dxa" w:w="1514"/>
+          </w:tcPr>
+          <w:p>
+            <w:pPr>
+              <w:spacing w:before="20" w:after="20"/>
+            </w:pPr>
             <w:r/>
             <w:r>
               <w:rPr>
@@ -4542,6 +5779,62 @@
                 <w:b w:val="0"/>
                 <w:sz w:val="16"/>
               </w:rPr>
+              <w:t>0</w:t>
+            </w:r>
+          </w:p>
+        </w:tc>
+        <w:tc>
+          <w:tcPr>
+            <w:tcW w:type="dxa" w:w="1514"/>
+          </w:tcPr>
+          <w:p>
+            <w:pPr>
+              <w:spacing w:before="20" w:after="20"/>
+            </w:pPr>
+            <w:r/>
+            <w:r>
+              <w:rPr>
+                <w:rFonts w:ascii="Verdana" w:hAnsi="Verdana"/>
+                <w:b w:val="0"/>
+                <w:sz w:val="16"/>
+              </w:rPr>
+              <w:t>0</w:t>
+            </w:r>
+          </w:p>
+        </w:tc>
+        <w:tc>
+          <w:tcPr>
+            <w:tcW w:type="dxa" w:w="1514"/>
+          </w:tcPr>
+          <w:p>
+            <w:pPr>
+              <w:spacing w:before="20" w:after="20"/>
+            </w:pPr>
+            <w:r/>
+            <w:r>
+              <w:rPr>
+                <w:rFonts w:ascii="Verdana" w:hAnsi="Verdana"/>
+                <w:b w:val="0"/>
+                <w:sz w:val="16"/>
+              </w:rPr>
+              <w:t>4</w:t>
+            </w:r>
+          </w:p>
+        </w:tc>
+        <w:tc>
+          <w:tcPr>
+            <w:tcW w:type="dxa" w:w="1514"/>
+          </w:tcPr>
+          <w:p>
+            <w:pPr>
+              <w:spacing w:before="20" w:after="20"/>
+            </w:pPr>
+            <w:r/>
+            <w:r>
+              <w:rPr>
+                <w:rFonts w:ascii="Verdana" w:hAnsi="Verdana"/>
+                <w:sz w:val="16"/>
+              </w:rPr>
               <w:t>m</w:t>
             </w:r>
           </w:p>
@@ -4551,6 +5844,9 @@
             <w:tcW w:type="dxa" w:w="1514"/>
           </w:tcPr>
           <w:p>
+            <w:pPr>
+              <w:spacing w:before="20" w:after="20"/>
+            </w:pPr>
             <w:r/>
             <w:r>
               <w:rPr>
@@ -4567,6 +5863,9 @@
             <w:tcW w:type="dxa" w:w="1514"/>
           </w:tcPr>
           <w:p>
+            <w:pPr>
+              <w:spacing w:before="20" w:after="20"/>
+            </w:pPr>
             <w:r/>
             <w:r>
               <w:rPr>
@@ -4574,70 +5873,6 @@
                 <w:b w:val="0"/>
                 <w:sz w:val="16"/>
               </w:rPr>
-              <w:t>0</w:t>
-            </w:r>
-          </w:p>
-        </w:tc>
-        <w:tc>
-          <w:tcPr>
-            <w:tcW w:type="dxa" w:w="1514"/>
-          </w:tcPr>
-          <w:p>
-            <w:r/>
-            <w:r>
-              <w:rPr>
-                <w:rFonts w:ascii="Verdana" w:hAnsi="Verdana"/>
-                <w:b w:val="0"/>
-                <w:sz w:val="16"/>
-              </w:rPr>
-              <w:t>4</w:t>
-            </w:r>
-          </w:p>
-        </w:tc>
-        <w:tc>
-          <w:tcPr>
-            <w:tcW w:type="dxa" w:w="1514"/>
-          </w:tcPr>
-          <w:p>
-            <w:r/>
-            <w:r>
-              <w:rPr>
-                <w:rFonts w:ascii="Verdana" w:hAnsi="Verdana"/>
-                <w:b w:val="0"/>
-                <w:sz w:val="16"/>
-              </w:rPr>
-              <w:t>m</w:t>
-            </w:r>
-          </w:p>
-        </w:tc>
-        <w:tc>
-          <w:tcPr>
-            <w:tcW w:type="dxa" w:w="1514"/>
-          </w:tcPr>
-          <w:p>
-            <w:r/>
-            <w:r>
-              <w:rPr>
-                <w:rFonts w:ascii="Verdana" w:hAnsi="Verdana"/>
-                <w:b w:val="0"/>
-                <w:sz w:val="16"/>
-              </w:rPr>
-              <w:t>0</w:t>
-            </w:r>
-          </w:p>
-        </w:tc>
-        <w:tc>
-          <w:tcPr>
-            <w:tcW w:type="dxa" w:w="1514"/>
-          </w:tcPr>
-          <w:p>
-            <w:r/>
-            <w:r>
-              <w:rPr>
-                <w:rFonts w:ascii="Verdana" w:hAnsi="Verdana"/>
-                <w:b w:val="0"/>
-                <w:sz w:val="16"/>
-              </w:rPr>
               <w:t>2</w:t>
             </w:r>
           </w:p>
@@ -4647,6 +5882,9 @@
             <w:tcW w:type="dxa" w:w="1514"/>
           </w:tcPr>
           <w:p>
+            <w:pPr>
+              <w:spacing w:before="20" w:after="20"/>
+            </w:pPr>
             <w:r/>
             <w:r>
               <w:rPr>
@@ -4668,6 +5906,9 @@
             <w:tcW w:type="dxa" w:w="1514"/>
           </w:tcPr>
           <w:p>
+            <w:pPr>
+              <w:spacing w:before="20" w:after="20"/>
+            </w:pPr>
             <w:r/>
             <w:r>
               <w:rPr>
@@ -4684,6 +5925,9 @@
             <w:tcW w:type="dxa" w:w="1514"/>
           </w:tcPr>
           <w:p>
+            <w:pPr>
+              <w:spacing w:before="20" w:after="20"/>
+            </w:pPr>
             <w:r/>
             <w:r>
               <w:rPr>
@@ -4700,6 +5944,27 @@
             <w:tcW w:type="dxa" w:w="1514"/>
           </w:tcPr>
           <w:p>
+            <w:pPr>
+              <w:spacing w:before="20" w:after="20"/>
+            </w:pPr>
+            <w:r/>
+            <w:r>
+              <w:rPr>
+                <w:rFonts w:ascii="Verdana" w:hAnsi="Verdana"/>
+                <w:sz w:val="16"/>
+              </w:rPr>
+              <w:t>Pa</w:t>
+            </w:r>
+          </w:p>
+        </w:tc>
+        <w:tc>
+          <w:tcPr>
+            <w:tcW w:type="dxa" w:w="1514"/>
+          </w:tcPr>
+          <w:p>
+            <w:pPr>
+              <w:spacing w:before="20" w:after="20"/>
+            </w:pPr>
             <w:r/>
             <w:r>
               <w:rPr>
@@ -4707,6 +5972,62 @@
                 <w:b w:val="0"/>
                 <w:sz w:val="16"/>
               </w:rPr>
+              <w:t>-3</w:t>
+            </w:r>
+          </w:p>
+        </w:tc>
+        <w:tc>
+          <w:tcPr>
+            <w:tcW w:type="dxa" w:w="1514"/>
+          </w:tcPr>
+          <w:p>
+            <w:pPr>
+              <w:spacing w:before="20" w:after="20"/>
+            </w:pPr>
+            <w:r/>
+            <w:r>
+              <w:rPr>
+                <w:rFonts w:ascii="Verdana" w:hAnsi="Verdana"/>
+                <w:b w:val="0"/>
+                <w:sz w:val="16"/>
+              </w:rPr>
+              <w:t>0</w:t>
+            </w:r>
+          </w:p>
+        </w:tc>
+        <w:tc>
+          <w:tcPr>
+            <w:tcW w:type="dxa" w:w="1514"/>
+          </w:tcPr>
+          <w:p>
+            <w:pPr>
+              <w:spacing w:before="20" w:after="20"/>
+            </w:pPr>
+            <w:r/>
+            <w:r>
+              <w:rPr>
+                <w:rFonts w:ascii="Verdana" w:hAnsi="Verdana"/>
+                <w:b w:val="0"/>
+                <w:sz w:val="16"/>
+              </w:rPr>
+              <w:t>17</w:t>
+            </w:r>
+          </w:p>
+        </w:tc>
+        <w:tc>
+          <w:tcPr>
+            <w:tcW w:type="dxa" w:w="1514"/>
+          </w:tcPr>
+          <w:p>
+            <w:pPr>
+              <w:spacing w:before="20" w:after="20"/>
+            </w:pPr>
+            <w:r/>
+            <w:r>
+              <w:rPr>
+                <w:rFonts w:ascii="Verdana" w:hAnsi="Verdana"/>
+                <w:sz w:val="16"/>
+              </w:rPr>
               <w:t>Pa</w:t>
             </w:r>
           </w:p>
@@ -4716,6 +6037,9 @@
             <w:tcW w:type="dxa" w:w="1514"/>
           </w:tcPr>
           <w:p>
+            <w:pPr>
+              <w:spacing w:before="20" w:after="20"/>
+            </w:pPr>
             <w:r/>
             <w:r>
               <w:rPr>
@@ -4732,6 +6056,9 @@
             <w:tcW w:type="dxa" w:w="1514"/>
           </w:tcPr>
           <w:p>
+            <w:pPr>
+              <w:spacing w:before="20" w:after="20"/>
+            </w:pPr>
             <w:r/>
             <w:r>
               <w:rPr>
@@ -4739,70 +6066,6 @@
                 <w:b w:val="0"/>
                 <w:sz w:val="16"/>
               </w:rPr>
-              <w:t>0</w:t>
-            </w:r>
-          </w:p>
-        </w:tc>
-        <w:tc>
-          <w:tcPr>
-            <w:tcW w:type="dxa" w:w="1514"/>
-          </w:tcPr>
-          <w:p>
-            <w:r/>
-            <w:r>
-              <w:rPr>
-                <w:rFonts w:ascii="Verdana" w:hAnsi="Verdana"/>
-                <w:b w:val="0"/>
-                <w:sz w:val="16"/>
-              </w:rPr>
-              <w:t>17</w:t>
-            </w:r>
-          </w:p>
-        </w:tc>
-        <w:tc>
-          <w:tcPr>
-            <w:tcW w:type="dxa" w:w="1514"/>
-          </w:tcPr>
-          <w:p>
-            <w:r/>
-            <w:r>
-              <w:rPr>
-                <w:rFonts w:ascii="Verdana" w:hAnsi="Verdana"/>
-                <w:b w:val="0"/>
-                <w:sz w:val="16"/>
-              </w:rPr>
-              <w:t>Pa</w:t>
-            </w:r>
-          </w:p>
-        </w:tc>
-        <w:tc>
-          <w:tcPr>
-            <w:tcW w:type="dxa" w:w="1514"/>
-          </w:tcPr>
-          <w:p>
-            <w:r/>
-            <w:r>
-              <w:rPr>
-                <w:rFonts w:ascii="Verdana" w:hAnsi="Verdana"/>
-                <w:b w:val="0"/>
-                <w:sz w:val="16"/>
-              </w:rPr>
-              <w:t>-3</w:t>
-            </w:r>
-          </w:p>
-        </w:tc>
-        <w:tc>
-          <w:tcPr>
-            <w:tcW w:type="dxa" w:w="1514"/>
-          </w:tcPr>
-          <w:p>
-            <w:r/>
-            <w:r>
-              <w:rPr>
-                <w:rFonts w:ascii="Verdana" w:hAnsi="Verdana"/>
-                <w:b w:val="0"/>
-                <w:sz w:val="16"/>
-              </w:rPr>
               <w:t>6</w:t>
             </w:r>
           </w:p>
@@ -4812,6 +6075,9 @@
             <w:tcW w:type="dxa" w:w="1514"/>
           </w:tcPr>
           <w:p>
+            <w:pPr>
+              <w:spacing w:before="20" w:after="20"/>
+            </w:pPr>
             <w:r/>
             <w:r>
               <w:rPr>
@@ -4832,6 +6098,9 @@
             <w:tcW w:type="dxa" w:w="1514"/>
           </w:tcPr>
           <w:p>
+            <w:pPr>
+              <w:spacing w:before="20" w:after="20"/>
+            </w:pPr>
             <w:r/>
             <w:r>
               <w:rPr>
@@ -4848,6 +6117,9 @@
             <w:tcW w:type="dxa" w:w="1514"/>
           </w:tcPr>
           <w:p>
+            <w:pPr>
+              <w:spacing w:before="20" w:after="20"/>
+            </w:pPr>
             <w:r/>
             <w:r>
               <w:rPr>
@@ -4864,6 +6136,27 @@
             <w:tcW w:type="dxa" w:w="1514"/>
           </w:tcPr>
           <w:p>
+            <w:pPr>
+              <w:spacing w:before="20" w:after="20"/>
+            </w:pPr>
+            <w:r/>
+            <w:r>
+              <w:rPr>
+                <w:rFonts w:ascii="Verdana" w:hAnsi="Verdana"/>
+                <w:sz w:val="16"/>
+              </w:rPr>
+              <w:t>m</w:t>
+            </w:r>
+          </w:p>
+        </w:tc>
+        <w:tc>
+          <w:tcPr>
+            <w:tcW w:type="dxa" w:w="1514"/>
+          </w:tcPr>
+          <w:p>
+            <w:pPr>
+              <w:spacing w:before="20" w:after="20"/>
+            </w:pPr>
             <w:r/>
             <w:r>
               <w:rPr>
@@ -4871,6 +6164,62 @@
                 <w:b w:val="0"/>
                 <w:sz w:val="16"/>
               </w:rPr>
+              <w:t>0</w:t>
+            </w:r>
+          </w:p>
+        </w:tc>
+        <w:tc>
+          <w:tcPr>
+            <w:tcW w:type="dxa" w:w="1514"/>
+          </w:tcPr>
+          <w:p>
+            <w:pPr>
+              <w:spacing w:before="20" w:after="20"/>
+            </w:pPr>
+            <w:r/>
+            <w:r>
+              <w:rPr>
+                <w:rFonts w:ascii="Verdana" w:hAnsi="Verdana"/>
+                <w:b w:val="0"/>
+                <w:sz w:val="16"/>
+              </w:rPr>
+              <w:t>0</w:t>
+            </w:r>
+          </w:p>
+        </w:tc>
+        <w:tc>
+          <w:tcPr>
+            <w:tcW w:type="dxa" w:w="1514"/>
+          </w:tcPr>
+          <w:p>
+            <w:pPr>
+              <w:spacing w:before="20" w:after="20"/>
+            </w:pPr>
+            <w:r/>
+            <w:r>
+              <w:rPr>
+                <w:rFonts w:ascii="Verdana" w:hAnsi="Verdana"/>
+                <w:b w:val="0"/>
+                <w:sz w:val="16"/>
+              </w:rPr>
+              <w:t>10</w:t>
+            </w:r>
+          </w:p>
+        </w:tc>
+        <w:tc>
+          <w:tcPr>
+            <w:tcW w:type="dxa" w:w="1514"/>
+          </w:tcPr>
+          <w:p>
+            <w:pPr>
+              <w:spacing w:before="20" w:after="20"/>
+            </w:pPr>
+            <w:r/>
+            <w:r>
+              <w:rPr>
+                <w:rFonts w:ascii="Verdana" w:hAnsi="Verdana"/>
+                <w:sz w:val="16"/>
+              </w:rPr>
               <w:t>m</w:t>
             </w:r>
           </w:p>
@@ -4880,6 +6229,9 @@
             <w:tcW w:type="dxa" w:w="1514"/>
           </w:tcPr>
           <w:p>
+            <w:pPr>
+              <w:spacing w:before="20" w:after="20"/>
+            </w:pPr>
             <w:r/>
             <w:r>
               <w:rPr>
@@ -4896,6 +6248,9 @@
             <w:tcW w:type="dxa" w:w="1514"/>
           </w:tcPr>
           <w:p>
+            <w:pPr>
+              <w:spacing w:before="20" w:after="20"/>
+            </w:pPr>
             <w:r/>
             <w:r>
               <w:rPr>
@@ -4903,70 +6258,6 @@
                 <w:b w:val="0"/>
                 <w:sz w:val="16"/>
               </w:rPr>
-              <w:t>0</w:t>
-            </w:r>
-          </w:p>
-        </w:tc>
-        <w:tc>
-          <w:tcPr>
-            <w:tcW w:type="dxa" w:w="1514"/>
-          </w:tcPr>
-          <w:p>
-            <w:r/>
-            <w:r>
-              <w:rPr>
-                <w:rFonts w:ascii="Verdana" w:hAnsi="Verdana"/>
-                <w:b w:val="0"/>
-                <w:sz w:val="16"/>
-              </w:rPr>
-              <w:t>10</w:t>
-            </w:r>
-          </w:p>
-        </w:tc>
-        <w:tc>
-          <w:tcPr>
-            <w:tcW w:type="dxa" w:w="1514"/>
-          </w:tcPr>
-          <w:p>
-            <w:r/>
-            <w:r>
-              <w:rPr>
-                <w:rFonts w:ascii="Verdana" w:hAnsi="Verdana"/>
-                <w:b w:val="0"/>
-                <w:sz w:val="16"/>
-              </w:rPr>
-              <w:t>m</w:t>
-            </w:r>
-          </w:p>
-        </w:tc>
-        <w:tc>
-          <w:tcPr>
-            <w:tcW w:type="dxa" w:w="1514"/>
-          </w:tcPr>
-          <w:p>
-            <w:r/>
-            <w:r>
-              <w:rPr>
-                <w:rFonts w:ascii="Verdana" w:hAnsi="Verdana"/>
-                <w:b w:val="0"/>
-                <w:sz w:val="16"/>
-              </w:rPr>
-              <w:t>0</w:t>
-            </w:r>
-          </w:p>
-        </w:tc>
-        <w:tc>
-          <w:tcPr>
-            <w:tcW w:type="dxa" w:w="1514"/>
-          </w:tcPr>
-          <w:p>
-            <w:r/>
-            <w:r>
-              <w:rPr>
-                <w:rFonts w:ascii="Verdana" w:hAnsi="Verdana"/>
-                <w:b w:val="0"/>
-                <w:sz w:val="16"/>
-              </w:rPr>
               <w:t>4</w:t>
             </w:r>
           </w:p>
@@ -4976,6 +6267,9 @@
             <w:tcW w:type="dxa" w:w="1514"/>
           </w:tcPr>
           <w:p>
+            <w:pPr>
+              <w:spacing w:before="20" w:after="20"/>
+            </w:pPr>
             <w:r/>
             <w:r>
               <w:rPr>
@@ -4996,6 +6290,9 @@
             <w:tcW w:type="dxa" w:w="1514"/>
           </w:tcPr>
           <w:p>
+            <w:pPr>
+              <w:spacing w:before="20" w:after="20"/>
+            </w:pPr>
             <w:r/>
             <w:r>
               <w:rPr>
@@ -5012,6 +6309,9 @@
             <w:tcW w:type="dxa" w:w="1514"/>
           </w:tcPr>
           <w:p>
+            <w:pPr>
+              <w:spacing w:before="20" w:after="20"/>
+            </w:pPr>
             <w:r/>
             <w:r>
               <w:rPr>
@@ -5028,6 +6328,27 @@
             <w:tcW w:type="dxa" w:w="1514"/>
           </w:tcPr>
           <w:p>
+            <w:pPr>
+              <w:spacing w:before="20" w:after="20"/>
+            </w:pPr>
+            <w:r/>
+            <w:r>
+              <w:rPr>
+                <w:rFonts w:ascii="Verdana" w:hAnsi="Verdana"/>
+                <w:sz w:val="16"/>
+              </w:rPr>
+              <w:t>m</w:t>
+            </w:r>
+          </w:p>
+        </w:tc>
+        <w:tc>
+          <w:tcPr>
+            <w:tcW w:type="dxa" w:w="1514"/>
+          </w:tcPr>
+          <w:p>
+            <w:pPr>
+              <w:spacing w:before="20" w:after="20"/>
+            </w:pPr>
             <w:r/>
             <w:r>
               <w:rPr>
@@ -5035,6 +6356,62 @@
                 <w:b w:val="0"/>
                 <w:sz w:val="16"/>
               </w:rPr>
+              <w:t>3</w:t>
+            </w:r>
+          </w:p>
+        </w:tc>
+        <w:tc>
+          <w:tcPr>
+            <w:tcW w:type="dxa" w:w="1514"/>
+          </w:tcPr>
+          <w:p>
+            <w:pPr>
+              <w:spacing w:before="20" w:after="20"/>
+            </w:pPr>
+            <w:r/>
+            <w:r>
+              <w:rPr>
+                <w:rFonts w:ascii="Verdana" w:hAnsi="Verdana"/>
+                <w:b w:val="0"/>
+                <w:sz w:val="16"/>
+              </w:rPr>
+              <w:t>-10000000</w:t>
+            </w:r>
+          </w:p>
+        </w:tc>
+        <w:tc>
+          <w:tcPr>
+            <w:tcW w:type="dxa" w:w="1514"/>
+          </w:tcPr>
+          <w:p>
+            <w:pPr>
+              <w:spacing w:before="20" w:after="20"/>
+            </w:pPr>
+            <w:r/>
+            <w:r>
+              <w:rPr>
+                <w:rFonts w:ascii="Verdana" w:hAnsi="Verdana"/>
+                <w:b w:val="0"/>
+                <w:sz w:val="16"/>
+              </w:rPr>
+              <w:t>26</w:t>
+            </w:r>
+          </w:p>
+        </w:tc>
+        <w:tc>
+          <w:tcPr>
+            <w:tcW w:type="dxa" w:w="1514"/>
+          </w:tcPr>
+          <w:p>
+            <w:pPr>
+              <w:spacing w:before="20" w:after="20"/>
+            </w:pPr>
+            <w:r/>
+            <w:r>
+              <w:rPr>
+                <w:rFonts w:ascii="Verdana" w:hAnsi="Verdana"/>
+                <w:sz w:val="16"/>
+              </w:rPr>
               <w:t>m</w:t>
             </w:r>
           </w:p>
@@ -5044,6 +6421,9 @@
             <w:tcW w:type="dxa" w:w="1514"/>
           </w:tcPr>
           <w:p>
+            <w:pPr>
+              <w:spacing w:before="20" w:after="20"/>
+            </w:pPr>
             <w:r/>
             <w:r>
               <w:rPr>
@@ -5060,6 +6440,9 @@
             <w:tcW w:type="dxa" w:w="1514"/>
           </w:tcPr>
           <w:p>
+            <w:pPr>
+              <w:spacing w:before="20" w:after="20"/>
+            </w:pPr>
             <w:r/>
             <w:r>
               <w:rPr>
@@ -5067,70 +6450,6 @@
                 <w:b w:val="0"/>
                 <w:sz w:val="16"/>
               </w:rPr>
-              <w:t>-10000000</w:t>
-            </w:r>
-          </w:p>
-        </w:tc>
-        <w:tc>
-          <w:tcPr>
-            <w:tcW w:type="dxa" w:w="1514"/>
-          </w:tcPr>
-          <w:p>
-            <w:r/>
-            <w:r>
-              <w:rPr>
-                <w:rFonts w:ascii="Verdana" w:hAnsi="Verdana"/>
-                <w:b w:val="0"/>
-                <w:sz w:val="16"/>
-              </w:rPr>
-              <w:t>26</w:t>
-            </w:r>
-          </w:p>
-        </w:tc>
-        <w:tc>
-          <w:tcPr>
-            <w:tcW w:type="dxa" w:w="1514"/>
-          </w:tcPr>
-          <w:p>
-            <w:r/>
-            <w:r>
-              <w:rPr>
-                <w:rFonts w:ascii="Verdana" w:hAnsi="Verdana"/>
-                <w:b w:val="0"/>
-                <w:sz w:val="16"/>
-              </w:rPr>
-              <w:t>m</w:t>
-            </w:r>
-          </w:p>
-        </w:tc>
-        <w:tc>
-          <w:tcPr>
-            <w:tcW w:type="dxa" w:w="1514"/>
-          </w:tcPr>
-          <w:p>
-            <w:r/>
-            <w:r>
-              <w:rPr>
-                <w:rFonts w:ascii="Verdana" w:hAnsi="Verdana"/>
-                <w:b w:val="0"/>
-                <w:sz w:val="16"/>
-              </w:rPr>
-              <w:t>3</w:t>
-            </w:r>
-          </w:p>
-        </w:tc>
-        <w:tc>
-          <w:tcPr>
-            <w:tcW w:type="dxa" w:w="1514"/>
-          </w:tcPr>
-          <w:p>
-            <w:r/>
-            <w:r>
-              <w:rPr>
-                <w:rFonts w:ascii="Verdana" w:hAnsi="Verdana"/>
-                <w:b w:val="0"/>
-                <w:sz w:val="16"/>
-              </w:rPr>
               <w:t>8</w:t>
             </w:r>
           </w:p>
@@ -5140,6 +6459,9 @@
             <w:tcW w:type="dxa" w:w="1514"/>
           </w:tcPr>
           <w:p>
+            <w:pPr>
+              <w:spacing w:before="20" w:after="20"/>
+            </w:pPr>
             <w:r/>
             <w:r>
               <w:rPr>

--- a/docx/ru/BUFRCREX_TableB_ru_07.docx
+++ b/docx/ru/BUFRCREX_TableB_ru_07.docx
@@ -6114,367 +6114,6 @@
         </w:tc>
       </w:tr>
     </w:tbl>
-    <w:p/>
-    <w:p>
-      <w:r>
-        <w:rPr>
-          <w:rFonts w:ascii="Verdana" w:hAnsi="Verdana"/>
-          <w:i/>
-          <w:sz w:val="14"/>
-        </w:rPr>
-        <w:t>Note 23: Значение осадков –0,1 кг·м-2 до масштабирования (–1 после масштабирования или в коде CREX) должно указывать на «следы» осадков (не поддающиеся измерению, менее 0,05 кг·м-2).</w:t>
-      </w:r>
-    </w:p>
-    <w:p>
-      <w:r>
-        <w:rPr>
-          <w:rFonts w:ascii="Verdana" w:hAnsi="Verdana"/>
-          <w:i/>
-          <w:sz w:val="14"/>
-        </w:rPr>
-        <w:t>Note 25: Ранее определенное значение может быть отменено путем передачи «отсутствующего значения» из соответствующей кодовой таблицы или таблицы флагов.</w:t>
-      </w:r>
-    </w:p>
-    <w:p>
-      <w:r>
-        <w:rPr>
-          <w:rFonts w:ascii="Verdana" w:hAnsi="Verdana"/>
-          <w:i/>
-          <w:sz w:val="14"/>
-        </w:rPr>
-        <w:t>Note 27: Все время дается во Всемирном скоординированном времени (ВСВ), если не предусмотрено иного.</w:t>
-      </w:r>
-    </w:p>
-    <w:p>
-      <w:r>
-        <w:rPr>
-          <w:rFonts w:ascii="Verdana" w:hAnsi="Verdana"/>
-          <w:i/>
-          <w:sz w:val="14"/>
-        </w:rPr>
-        <w:t>Note 32: Пеленг или азимут следует использовать только для установленного местоположения и не должен переопределять это местоположение.</w:t>
-      </w:r>
-    </w:p>
-    <w:p>
-      <w:r>
-        <w:rPr>
-          <w:rFonts w:ascii="Verdana" w:hAnsi="Verdana"/>
-          <w:i/>
-          <w:sz w:val="14"/>
-        </w:rPr>
-        <w:t>Note 62: Расстояние следует использовать только для установленного местоположения, а также пеленга, азимута или превышения; оно не должно переопределять это местоположение.</w:t>
-      </w:r>
-    </w:p>
-    <w:p>
-      <w:r>
-        <w:rPr>
-          <w:rFonts w:ascii="Verdana" w:hAnsi="Verdana"/>
-          <w:i/>
-          <w:sz w:val="14"/>
-        </w:rPr>
-        <w:t>Note 63: Приходящей радиации следует присваивать положительные значения.</w:t>
-      </w:r>
-    </w:p>
-    <w:p>
-      <w:r>
-        <w:rPr>
-          <w:rFonts w:ascii="Verdana" w:hAnsi="Verdana"/>
-          <w:i/>
-          <w:sz w:val="14"/>
-        </w:rPr>
-        <w:t>Note 64: Для компонент w, направленных вниз, следует выделять положительные значения с единицами измерения в Па·с-1.</w:t>
-      </w:r>
-    </w:p>
-    <w:p>
-      <w:r>
-        <w:rPr>
-          <w:rFonts w:ascii="Verdana" w:hAnsi="Verdana"/>
-          <w:i/>
-          <w:sz w:val="14"/>
-        </w:rPr>
-        <w:t>Note 66: Увеличение широты с востока на запад следует выражать отрицательным значением.</w:t>
-      </w:r>
-    </w:p>
-    <w:p>
-      <w:r>
-        <w:rPr>
-          <w:rFonts w:ascii="Verdana" w:hAnsi="Verdana"/>
-          <w:i/>
-          <w:sz w:val="14"/>
-        </w:rPr>
-        <w:t>Note 75: Для дескрипторов кода CREX F = B, а не 0.</w:t>
-      </w:r>
-    </w:p>
-    <w:p>
-      <w:r>
-        <w:rPr>
-          <w:rFonts w:ascii="Verdana" w:hAnsi="Verdana"/>
-          <w:i/>
-          <w:sz w:val="14"/>
-        </w:rPr>
-        <w:t>Note 92: Для однозначного различения случаев отсутствия данных и насыщенных пикселей, n-битовые данные об изображении следует кодировать, используя длину данных n+1. Когда такого дескриптора еще нет в классе 30, дескриптор оператора 2 01 YYY следует использовать для изменения длины данных существующей позиции, по мере необходимости.</w:t>
-      </w:r>
-    </w:p>
-    <w:p>
-      <w:r>
-        <w:rPr>
-          <w:rFonts w:ascii="Verdana" w:hAnsi="Verdana"/>
-          <w:i/>
-          <w:sz w:val="14"/>
-        </w:rPr>
-        <w:t>Note 105: Негативные временные периоды или отклонения следует использовать для указания временных периодов или отклонений, предшествующих определенному текущему времени.</w:t>
-      </w:r>
-    </w:p>
-    <w:p>
-      <w:r>
-        <w:rPr>
-          <w:rFonts w:ascii="Verdana" w:hAnsi="Verdana"/>
-          <w:i/>
-          <w:sz w:val="14"/>
-        </w:rPr>
-        <w:t>Note 110: Увеличение широты с севера на юг следует выражать отрицательными значениями.</w:t>
-      </w:r>
-    </w:p>
-    <w:p>
-      <w:r>
-        <w:rPr>
-          <w:rFonts w:ascii="Verdana" w:hAnsi="Verdana"/>
-          <w:i/>
-          <w:sz w:val="14"/>
-        </w:rPr>
-        <w:t>Note 115: Длина данных пикселя может быть изменена с помощью дескриптора 2 01 YYY.</w:t>
-      </w:r>
-    </w:p>
-    <w:p>
-      <w:r>
-        <w:rPr>
-          <w:rFonts w:ascii="Verdana" w:hAnsi="Verdana"/>
-          <w:i/>
-          <w:sz w:val="14"/>
-        </w:rPr>
-        <w:t>Note 121: Некоторые указания ожидаемой точности могут в неявной форме содержаться в ряде элементов данного класса.</w:t>
-      </w:r>
-    </w:p>
-    <w:p>
-      <w:r>
-        <w:rPr>
-          <w:rFonts w:ascii="Verdana" w:hAnsi="Verdana"/>
-          <w:i/>
-          <w:sz w:val="14"/>
-        </w:rPr>
-        <w:t>Note 122: Южную широту следует выражать отрицательными значениями.</w:t>
-      </w:r>
-    </w:p>
-    <w:p>
-      <w:r>
-        <w:rPr>
-          <w:rFonts w:ascii="Verdana" w:hAnsi="Verdana"/>
-          <w:i/>
-          <w:sz w:val="14"/>
-        </w:rPr>
-        <w:t>Note 123: Для компонент v, направленных с юга на север, следует выделять положительные значения.</w:t>
-      </w:r>
-    </w:p>
-    <w:p>
-      <w:r>
-        <w:rPr>
-          <w:rFonts w:ascii="Verdana" w:hAnsi="Verdana"/>
-          <w:i/>
-          <w:sz w:val="14"/>
-        </w:rPr>
-        <w:t>Note 126: Направление приземного ветра, измеренное на станции в пределах 1° от Северного полюса или в пределах 1° от Южного полюса, следует сообщать таким образом, чтобы азимутальный круг был выровнен с нулем прибора, соответствуя 0° по Гринвичскому меридиану.</w:t>
-      </w:r>
-    </w:p>
-    <w:p>
-      <w:r>
-        <w:rPr>
-          <w:rFonts w:ascii="Verdana" w:hAnsi="Verdana"/>
-          <w:i/>
-          <w:sz w:val="14"/>
-        </w:rPr>
-        <w:t>Note 140: Размер элемента изображения на горизонтали — 1 приводится в положении, где масштабный коэффициент карты равен единице.</w:t>
-      </w:r>
-    </w:p>
-    <w:p>
-      <w:r>
-        <w:rPr>
-          <w:rFonts w:ascii="Verdana" w:hAnsi="Verdana"/>
-          <w:i/>
-          <w:sz w:val="14"/>
-        </w:rPr>
-        <w:t>Note 141: Размер элемента изображения на горизонтали — 2 указывается в положении, где масштабный коэффициент карты равен единице.</w:t>
-      </w:r>
-    </w:p>
-    <w:p>
-      <w:r>
-        <w:rPr>
-          <w:rFonts w:ascii="Verdana" w:hAnsi="Verdana"/>
-          <w:i/>
-          <w:sz w:val="14"/>
-        </w:rPr>
-        <w:t>Note 145: Значение временных периодов или отклонений может быть указано с использованием значений времени в коде, соответствующем табличной ссылке 0 08 021.</w:t>
-      </w:r>
-    </w:p>
-    <w:p>
-      <w:r>
-        <w:rPr>
-          <w:rFonts w:ascii="Verdana" w:hAnsi="Verdana"/>
-          <w:i/>
-          <w:sz w:val="14"/>
-        </w:rPr>
-        <w:t>Note 149: При использовании с прогнозируемыми величинами временное местоположение должно указывать время исходного состояния или начала для прогностического периода; при использовании с множеством средних прогностических значений временное местоположение должно указывать исходное состояние или начало первого прогноза, по которому получены множественные средние.</w:t>
-      </w:r>
-    </w:p>
-    <w:p>
-      <w:r>
-        <w:rPr>
-          <w:rFonts w:ascii="Verdana" w:hAnsi="Verdana"/>
-          <w:i/>
-          <w:sz w:val="14"/>
-        </w:rPr>
-        <w:t>Note 155: В данный класс могут также войти элементы, относящиеся к процедурам наблюдений.</w:t>
-      </w:r>
-    </w:p>
-    <w:p>
-      <w:r>
-        <w:rPr>
-          <w:rFonts w:ascii="Verdana" w:hAnsi="Verdana"/>
-          <w:i/>
-          <w:sz w:val="14"/>
-        </w:rPr>
-        <w:t>Note 156: Данный класс должен содержать элементы описания приборов, используемых для получения сообщаемых метеорологических элементов.</w:t>
-      </w:r>
-    </w:p>
-    <w:p>
-      <w:r>
-        <w:rPr>
-          <w:rFonts w:ascii="Verdana" w:hAnsi="Verdana"/>
-          <w:i/>
-          <w:sz w:val="14"/>
-        </w:rPr>
-        <w:t>Note 158: Прежде чем использовать временные периоды или отклонения и временные инкременты, необходимо определить исходное временное местоположение, за которым, по мере необходимости, следует определение значимости времени.</w:t>
-      </w:r>
-    </w:p>
-    <w:p>
-      <w:r>
-        <w:rPr>
-          <w:rFonts w:ascii="Verdana" w:hAnsi="Verdana"/>
-          <w:i/>
-          <w:sz w:val="14"/>
-        </w:rPr>
-        <w:t>Note 160: Уходящей радиации следует присваивать отрицательные значения.</w:t>
-      </w:r>
-    </w:p>
-    <w:p>
-      <w:r>
-        <w:rPr>
-          <w:rFonts w:ascii="Verdana" w:hAnsi="Verdana"/>
-          <w:i/>
-          <w:sz w:val="14"/>
-        </w:rPr>
-        <w:t>Note 161: Для компонент w, направленных вверх, следует выделять положительные значения с единицами измерения в м·с-1.</w:t>
-      </w:r>
-    </w:p>
-    <w:p>
-      <w:r>
-        <w:rPr>
-          <w:rFonts w:ascii="Verdana" w:hAnsi="Verdana"/>
-          <w:i/>
-          <w:sz w:val="14"/>
-        </w:rPr>
-        <w:t>Note 162: Пригодные диапазоны, использованные выше: 1011–1019 Бк для выбросов; 10-2–107 Бк и 10-2–107 мЗв для концентраций и доз.</w:t>
-      </w:r>
-    </w:p>
-    <w:p>
-      <w:r>
-        <w:rPr>
-          <w:rFonts w:ascii="Verdana" w:hAnsi="Verdana"/>
-          <w:i/>
-          <w:sz w:val="14"/>
-        </w:rPr>
-        <w:t>Note 163: Величины широты и приращений широты ограничены диапазоном от –90 до +90 градусов.</w:t>
-      </w:r>
-    </w:p>
-    <w:p>
-      <w:r>
-        <w:rPr>
-          <w:rFonts w:ascii="Verdana" w:hAnsi="Verdana"/>
-          <w:i/>
-          <w:sz w:val="14"/>
-        </w:rPr>
-        <w:t>Note 164: Величины долготы ограничены диапазоном от –180 до +180 градусов.</w:t>
-      </w:r>
-    </w:p>
-    <w:p>
-      <w:r>
-        <w:rPr>
-          <w:rFonts w:ascii="Verdana" w:hAnsi="Verdana"/>
-          <w:i/>
-          <w:sz w:val="14"/>
-        </w:rPr>
-        <w:t>Note 165: Вертикальные элементы и давление следует использовать для определения значений этих элементов независимо от элемента или переменной, означающей вертикальную координату.</w:t>
-      </w:r>
-    </w:p>
-    <w:p>
-      <w:r>
-        <w:rPr>
-          <w:rFonts w:ascii="Verdana" w:hAnsi="Verdana"/>
-          <w:i/>
-          <w:sz w:val="14"/>
-        </w:rPr>
-        <w:t>Note 166: Западная долгота выражается отрицательными величинами.</w:t>
-      </w:r>
-    </w:p>
-    <w:p>
-      <w:r>
-        <w:rPr>
-          <w:rFonts w:ascii="Verdana" w:hAnsi="Verdana"/>
-          <w:i/>
-          <w:sz w:val="14"/>
-        </w:rPr>
-        <w:t>Note 167: Для компонент u, направленных с запада на восток, следует выделять положительные значения.</w:t>
-      </w:r>
-    </w:p>
-    <w:p>
-      <w:r>
-        <w:rPr>
-          <w:rFonts w:ascii="Verdana" w:hAnsi="Verdana"/>
-          <w:i/>
-          <w:sz w:val="14"/>
-        </w:rPr>
-        <w:t>Note 176: Там, где в колонку «НАЗВАНИЕ ЭЛЕМЕНТА» вводится выражение «на указанной высоте и за указанный период», соответствующее вертикальное местоположение должно быть определено с использованием дескрипторов из класса 07 совместно с соответствующим периодом с использованием дескрипторов из класса 04.</w:t>
-      </w:r>
-    </w:p>
-    <w:p>
-      <w:r>
-        <w:rPr>
-          <w:rFonts w:ascii="Verdana" w:hAnsi="Verdana"/>
-          <w:i/>
-          <w:sz w:val="14"/>
-        </w:rPr>
-        <w:t>Note 178: Там, где величины суммируются или усредняются (например, за временной период), общее число значений, из которых получается сумма или среднее значение, может быть представлено с использованием ссылки 0 08 022.</w:t>
-      </w:r>
-    </w:p>
-    <w:p>
-      <w:r>
-        <w:rPr>
-          <w:rFonts w:ascii="Verdana" w:hAnsi="Verdana"/>
-          <w:i/>
-          <w:sz w:val="14"/>
-        </w:rPr>
-        <w:t>Note 179: Стандарты ветровых данных: Скорость Направление; Наблюдение отсутствует Отсутствует Отсутствует; Штиль 0 0; Обычное наблюдение &gt;0 1°–360°; Только скорость &gt;0 Отсутствует; Только направление Отсутствует 1°–360°; «Слабый и переменный» &gt;0 0</w:t>
-      </w:r>
-    </w:p>
-    <w:p>
-      <w:r>
-        <w:rPr>
-          <w:rFonts w:ascii="Verdana" w:hAnsi="Verdana"/>
-          <w:i/>
-          <w:sz w:val="14"/>
-        </w:rPr>
-        <w:t>Note 180: Стандарты сообщения о ветровых волнах и волнении: Наблюдения Скорость Направление; Нет наблюдений Отсутствует Отсутствует; Штиль 0 0; Обычное наблюдение &gt;0 1–360; Только скорость &gt;0 Отсутствует; Только направление Отсутствует 1–360; «Легкий и переменный» &gt;0 0</w:t>
-      </w:r>
-    </w:p>
     <w:sectPr>
       <w:pgSz w:w="16838" w:h="11906" w:orient="landscape"/>
       <w:pgMar w:top="850" w:right="850" w:bottom="850" w:left="850" w:header="720" w:footer="720" w:gutter="0"/>
